--- a/Dossier projet CDA - HelpMeDraft.docx
+++ b/Dossier projet CDA - HelpMeDraft.docx
@@ -24,7 +24,7 @@
               <w:jc w:val="left"/>
             </w:pPr>
             <w:r>
-              <w:t xml:space="preserve">[Nom de la société]</w:t>
+              <w:t>LexiCorp</w:t>
             </w:r>
           </w:p>
         </w:tc>
@@ -52,7 +52,7 @@
               <w:jc w:val="left"/>
             </w:pPr>
             <w:r>
-              <w:t xml:space="preserve">Trame du dossier projet</w:t>
+              <w:t>HelpMeDraft — assistant de rédaction assistée par IA</w:t>
             </w:r>
           </w:p>
         </w:tc>
@@ -66,7 +66,7 @@
               <w:jc w:val="left"/>
             </w:pPr>
             <w:r>
-              <w:t xml:space="preserve">Nom Prenom / CDA / METZ NUMERICSCHOOL [Date]</w:t>
+              <w:t>Ophélie Bellissens / CDA / Metz Numeric School — octobre 2026</w:t>
             </w:r>
           </w:p>
         </w:tc>
@@ -459,22 +459,7 @@
               <w:jc w:val="left"/>
             </w:pPr>
             <w:r>
-              <w:t xml:space="preserve">Environnement Python 3.11 / venv + Node 20 / pnpm, VS Code, Git et dépôt GitHub distant, Ollama installé en local pour l'inférence, Mailtrap comme serveur SMTP de test, fichier</w:t>
-            </w:r>
-            <w:r>
-              <w:t xml:space="preserve"> </w:t>
-            </w:r>
-            <w:r>
-              <w:rPr>
-                <w:rStyle w:val="VerbatimChar"/>
-              </w:rPr>
-              <w:t xml:space="preserve">.env.example</w:t>
-            </w:r>
-            <w:r>
-              <w:t xml:space="preserve"> </w:t>
-            </w:r>
-            <w:r>
-              <w:t xml:space="preserve">documentant toutes les variables attendues</w:t>
+              <w:t>Environnement Python 3.11 / venv + Node 20 / npm, VS Code, Git et dépôt GitHub distant, Ollama installé en local pour l'inférence, Mailtrap comme serveur SMTP de test, fichier .env.example documentant toutes les variables attendues, conteneurisation Docker et pipeline GitHub Actions</w:t>
             </w:r>
           </w:p>
         </w:tc>
@@ -548,7 +533,7 @@
               <w:t xml:space="preserve">Footer</w:t>
             </w:r>
             <w:r>
-              <w:t xml:space="preserve">, mise en page responsive avec Tailwind CSS 4 et daisyUI</w:t>
+              <w:t>, mise en page responsive avec Tailwind CSS 4</w:t>
             </w:r>
           </w:p>
         </w:tc>
@@ -2153,7 +2138,7 @@
               <w:jc w:val="left"/>
             </w:pPr>
             <w:r>
-              <w:t xml:space="preserve">En cours</w:t>
+              <w:t>Terminé pour les tests et l'accessibilité ; consentement IA distinct restant</w:t>
             </w:r>
           </w:p>
         </w:tc>
@@ -2203,7 +2188,7 @@
               <w:jc w:val="left"/>
             </w:pPr>
             <w:r>
-              <w:t xml:space="preserve">À faire</w:t>
+              <w:t>Conteneurisation et CI terminées ; déploiement restant</w:t>
             </w:r>
           </w:p>
         </w:tc>
@@ -2562,7 +2547,7 @@
               <w:jc w:val="left"/>
             </w:pPr>
             <w:r>
-              <w:t>Terminée (§ 11.5) — DOMPurify 3.4.16, Ollama 0.35.0</w:t>
+              <w:t>Terminée (§ 11.5) — DOMPurify 3.4.16, Ollama 0.35.1</w:t>
             </w:r>
           </w:p>
         </w:tc>
@@ -2640,7 +2625,7 @@
               <w:jc w:val="left"/>
             </w:pPr>
             <w:r>
-              <w:t xml:space="preserve">En cours</w:t>
+              <w:t>Terminé — 195 cas au vert, 95 % de couverture backend (§ 9.8)</w:t>
             </w:r>
           </w:p>
         </w:tc>
@@ -2666,7 +2651,7 @@
               <w:jc w:val="left"/>
             </w:pPr>
             <w:r>
-              <w:t xml:space="preserve">À faire</w:t>
+              <w:t>Terminées — Docker Compose (MySQL 8.4, backend, frontend) et pipeline GitHub Actions à trois travaux (§ 6.6)</w:t>
             </w:r>
           </w:p>
         </w:tc>
@@ -2692,7 +2677,7 @@
               <w:jc w:val="left"/>
             </w:pPr>
             <w:r>
-              <w:t xml:space="preserve">À faire</w:t>
+              <w:t>Schéma MySQL exécuté et vérifié sur un serveur réel ; bascule complète en attente d'une machine disposant d'un démon Docker</w:t>
             </w:r>
           </w:p>
         </w:tc>
@@ -2718,7 +2703,7 @@
               <w:jc w:val="left"/>
             </w:pPr>
             <w:r>
-              <w:t xml:space="preserve">À faire</w:t>
+              <w:t>Terminés — audit d'accessibilité (axe-core) et audit de sécurité (§ 8, § 9.7)</w:t>
             </w:r>
           </w:p>
         </w:tc>
@@ -2894,7 +2879,7 @@
         <w:rPr>
           <w:rStyle w:val="VerbatimChar"/>
         </w:rPr>
-        <w:t xml:space="preserve">pnpm-lock.yaml</w:t>
+        <w:t>package-lock.json</w:t>
       </w:r>
       <w:r>
         <w:t xml:space="preserve"> </w:t>
@@ -4591,7 +4576,7 @@
               <w:jc w:val="left"/>
             </w:pPr>
             <w:r>
-              <w:t xml:space="preserve">À faire</w:t>
+              <w:t>Livrés — docker-compose.yml, deux Dockerfile, pipeline CI (§ 6.6)</w:t>
             </w:r>
           </w:p>
         </w:tc>
@@ -4920,7 +4905,7 @@
               <w:jc w:val="left"/>
             </w:pPr>
             <w:r>
-              <w:t xml:space="preserve">En cours</w:t>
+              <w:t>Livré (§ 9.8)</w:t>
             </w:r>
           </w:p>
         </w:tc>
@@ -4958,7 +4943,7 @@
               <w:jc w:val="left"/>
             </w:pPr>
             <w:r>
-              <w:t xml:space="preserve">À faire</w:t>
+              <w:t>Livrés — docs/audit-accessibilite.md, docs/audit-securite.md</w:t>
             </w:r>
           </w:p>
         </w:tc>
@@ -5211,7 +5196,7 @@
         <w:rPr>
           <w:rStyle w:val="VerbatimChar"/>
         </w:rPr>
-        <w:t xml:space="preserve">│ données    │ │ modèle llama3.1  │   http://localhost:11434</w:t>
+        <w:t>│ données    │ │ modèle qwen2.5:3b  │   http://localhost:11434</w:t>
       </w:r>
       <w:r>
         <w:br/>
@@ -6074,59 +6059,7 @@
           <w:bCs/>
           <w:b/>
         </w:rPr>
-        <w:t xml:space="preserve">Ollama en local plutôt que l'API OpenAI.</w:t>
-      </w:r>
-      <w:r>
-        <w:t xml:space="preserve"> </w:t>
-      </w:r>
-      <w:r>
-        <w:t xml:space="preserve">Le cahier des charges autorise explicitement les deux. L'exigence RGPD — aucune donnée personnelle transmise à OpenAI sans anonymisation — est difficile à garantir sur des textes rédigés librement par l'utilisateur, où l'anonymisation ne peut jamais être exhaustive. En hébergeant le modèle</w:t>
-      </w:r>
-      <w:r>
-        <w:t xml:space="preserve"> </w:t>
-      </w:r>
-      <w:r>
-        <w:rPr>
-          <w:rStyle w:val="VerbatimChar"/>
-        </w:rPr>
-        <w:t xml:space="preserve">llama3.1</w:t>
-      </w:r>
-      <w:r>
-        <w:t xml:space="preserve"> </w:t>
-      </w:r>
-      <w:r>
-        <w:t xml:space="preserve">localement, les contenus ne quittent pas l'infrastructure : l'exigence est satisfaite par construction plutôt que par filtrage. Aucune clé d'API n'est nécessaire, donc aucun secret de facturation à protéger. Contreparties assumées : latence plus élevée, qualité de sortie inférieure à GPT-4, prérequis d'installation d'Ollama, et</w:t>
-      </w:r>
-      <w:r>
-        <w:t xml:space="preserve"> </w:t>
-      </w:r>
-      <w:r>
-        <w:rPr>
-          <w:bCs/>
-          <w:b/>
-        </w:rPr>
-        <w:t xml:space="preserve">maintenance d'un service supplémentaire</w:t>
-      </w:r>
-      <w:r>
-        <w:t xml:space="preserve"> </w:t>
-      </w:r>
-      <w:r>
-        <w:t xml:space="preserve">— la veille a confirmé que ce dernier point n'est pas théorique (§ 11.3). La couche</w:t>
-      </w:r>
-      <w:r>
-        <w:t xml:space="preserve"> </w:t>
-      </w:r>
-      <w:r>
-        <w:rPr>
-          <w:rStyle w:val="VerbatimChar"/>
-        </w:rPr>
-        <w:t xml:space="preserve">ia_service</w:t>
-      </w:r>
-      <w:r>
-        <w:t xml:space="preserve"> </w:t>
-      </w:r>
-      <w:r>
-        <w:t xml:space="preserve">isole l'appel au modèle, ce qui permettrait de basculer vers un fournisseur distant sans toucher aux routes.</w:t>
+        <w:t>Ollama en local plutôt que l'API OpenAI. Le cahier des charges autorise explicitement les deux. L'exigence RGPD — aucune donnée personnelle transmise à OpenAI sans anonymisation — est difficile à garantir sur des textes rédigés librement par l'utilisateur, où l'anonymisation ne peut jamais être exhaustive. En hébergeant le modèle qwen2.5:3b localement, les contenus ne quittent pas l'infrastructure : l'exigence est satisfaite par construction plutôt que par filtrage. Aucune clé d'API n'est nécessaire, donc aucun secret de facturation à protéger. Contreparties assumées : latence plus élevée, qualité de sortie inférieure à GPT-4, prérequis d'installation d'Ollama, et maintenance d'un service supplémentaire — la veille a confirmé que ce dernier point n'est pas théorique (§ 11.3). La couche ia_service isole l'appel au modèle, ce qui permettrait de basculer vers un fournisseur distant sans toucher aux routes.</w:t>
       </w:r>
     </w:p>
     <w:p>
@@ -6651,19 +6584,19 @@
               <w:rPr>
                 <w:rStyle w:val="VerbatimChar"/>
               </w:rPr>
-              <w:t xml:space="preserve">#E0533C</w:t>
-            </w:r>
-          </w:p>
-        </w:tc>
-        <w:tc>
-          <w:tcPr/>
-          <w:p>
-            <w:pPr>
-              <w:pStyle w:val="Compact"/>
-              <w:jc w:val="left"/>
-            </w:pPr>
-            <w:r>
-              <w:t xml:space="preserve">Actions principales, curseur, sélection, liens, surtitres</w:t>
+              <w:t>#C4341C</w:t>
+            </w:r>
+          </w:p>
+        </w:tc>
+        <w:tc>
+          <w:tcPr/>
+          <w:p>
+            <w:pPr>
+              <w:pStyle w:val="Compact"/>
+              <w:jc w:val="left"/>
+            </w:pPr>
+            <w:r>
+              <w:t>Actions principales, curseur, sélection, liens, surtitres. Teinte de survol : #A72C18</w:t>
             </w:r>
           </w:p>
         </w:tc>
@@ -19722,7 +19655,7 @@
         <w:rPr>
           <w:rStyle w:val="VerbatimChar"/>
         </w:rPr>
-        <w:t xml:space="preserve">    │              │                │              │   contenu non vide, ≤ 20 000 car.            │             │</w:t>
+        <w:t xml:space="preserve">    │              │                │              │   contenu non vide, ≤ 3 000 car.            │             │</w:t>
       </w:r>
       <w:r>
         <w:br/>
@@ -21030,7 +20963,7 @@
         <w:rPr>
           <w:rStyle w:val="VerbatimChar"/>
         </w:rPr>
-        <w:t xml:space="preserve">[A] Entrées invalides — type_action hors liste, contenu vide ou &gt; 20 000 car.</w:t>
+        <w:t>[A] Entrées invalides — type_action hors liste, contenu vide ou &gt; 3 000 car.</w:t>
       </w:r>
       <w:r>
         <w:br/>
@@ -21752,7 +21685,7 @@
               <w:jc w:val="left"/>
             </w:pPr>
             <w:r>
-              <w:t xml:space="preserve">pnpm</w:t>
+              <w:t>npm</w:t>
             </w:r>
           </w:p>
         </w:tc>
@@ -21776,22 +21709,7 @@
               <w:jc w:val="left"/>
             </w:pPr>
             <w:r>
-              <w:t xml:space="preserve">Gestionnaire de paquets ; liens physiques vers un cache commun,</w:t>
-            </w:r>
-            <w:r>
-              <w:t xml:space="preserve"> </w:t>
-            </w:r>
-            <w:r>
-              <w:rPr>
-                <w:rStyle w:val="VerbatimChar"/>
-              </w:rPr>
-              <w:t xml:space="preserve">node_modules</w:t>
-            </w:r>
-            <w:r>
-              <w:t xml:space="preserve"> </w:t>
-            </w:r>
-            <w:r>
-              <w:t xml:space="preserve">plus léger qu'avec npm</w:t>
+              <w:t>Gestionnaire de paquets ; package-lock.json commité, installation par npm ci en intégration continue</w:t>
             </w:r>
           </w:p>
         </w:tc>
@@ -21893,7 +21811,7 @@
               <w:jc w:val="left"/>
             </w:pPr>
             <w:r>
-              <w:t xml:space="preserve">≥ 0.17.1</w:t>
+              <w:t>0.35.1</w:t>
             </w:r>
           </w:p>
         </w:tc>
@@ -21995,6 +21913,82 @@
           </w:p>
         </w:tc>
       </w:tr>
+      <w:tr>
+        <w:tc>
+          <w:tcPr/>
+          <w:p>
+            <w:pPr>
+              <w:pStyle w:val="Compact"/>
+              <w:jc w:val="left"/>
+            </w:pPr>
+            <w:r>
+              <w:t>Docker + Docker Compose</w:t>
+            </w:r>
+          </w:p>
+        </w:tc>
+        <w:tc>
+          <w:tcPr/>
+          <w:p>
+            <w:pPr>
+              <w:pStyle w:val="Compact"/>
+              <w:jc w:val="left"/>
+            </w:pPr>
+            <w:r>
+              <w:t>—</w:t>
+            </w:r>
+          </w:p>
+        </w:tc>
+        <w:tc>
+          <w:tcPr/>
+          <w:p>
+            <w:pPr>
+              <w:pStyle w:val="Compact"/>
+              <w:jc w:val="left"/>
+            </w:pPr>
+            <w:r>
+              <w:t>Conteneurisation de la pile (MySQL 8.4, backend, frontend)</w:t>
+            </w:r>
+          </w:p>
+        </w:tc>
+      </w:tr>
+      <w:tr>
+        <w:tc>
+          <w:tcPr/>
+          <w:p>
+            <w:pPr>
+              <w:pStyle w:val="Compact"/>
+              <w:jc w:val="left"/>
+            </w:pPr>
+            <w:r>
+              <w:t>Ruff / ESLint / Prettier</w:t>
+            </w:r>
+          </w:p>
+        </w:tc>
+        <w:tc>
+          <w:tcPr/>
+          <w:p>
+            <w:pPr>
+              <w:pStyle w:val="Compact"/>
+              <w:jc w:val="left"/>
+            </w:pPr>
+            <w:r>
+              <w:t>—</w:t>
+            </w:r>
+          </w:p>
+        </w:tc>
+        <w:tc>
+          <w:tcPr/>
+          <w:p>
+            <w:pPr>
+              <w:pStyle w:val="Compact"/>
+              <w:jc w:val="left"/>
+            </w:pPr>
+            <w:r>
+              <w:t>Analyse statique et format, backend et frontend</w:t>
+            </w:r>
+          </w:p>
+        </w:tc>
+      </w:tr>
     </w:tbl>
     <w:p>
       <w:pPr>
@@ -22031,28 +22025,7 @@
           <w:bCs/>
           <w:b/>
         </w:rPr>
-        <w:t xml:space="preserve">Ollama installé localement plutôt qu'un conteneur.</w:t>
-      </w:r>
-      <w:r>
-        <w:t xml:space="preserve"> </w:t>
-      </w:r>
-      <w:r>
-        <w:t xml:space="preserve">Le modèle</w:t>
-      </w:r>
-      <w:r>
-        <w:t xml:space="preserve"> </w:t>
-      </w:r>
-      <w:r>
-        <w:rPr>
-          <w:rStyle w:val="VerbatimChar"/>
-        </w:rPr>
-        <w:t xml:space="preserve">llama3.1</w:t>
-      </w:r>
-      <w:r>
-        <w:t xml:space="preserve"> </w:t>
-      </w:r>
-      <w:r>
-        <w:t xml:space="preserve">pèse plusieurs gigaoctets ; le garder hors du cycle de construction du projet évite de le re-télécharger à chaque reconstruction d'image. La contrepartie est qu'il s'agit d'un composant à tenir à jour comme un autre — la version minimale 0.17.1 indiquée ci-dessus découle directement de la veille (§ 11.3).</w:t>
+        <w:t>Ollama installé localement plutôt qu'un conteneur. Le modèle qwen2.5:3b pèse plusieurs gigaoctets ; le garder hors du cycle de construction du projet évite de le re-télécharger à chaque reconstruction d'image. La contrepartie est qu'il s'agit d'un composant à tenir à jour comme un autre — la version minimale 0.17.1 indiquée ci-dessus découle directement de la veille (§ 11.3).</w:t>
       </w:r>
     </w:p>
     <w:bookmarkEnd w:id="82"/>
@@ -22546,6 +22519,129 @@
           </w:p>
         </w:tc>
       </w:tr>
+      <w:tr>
+        <w:tc>
+          <w:tcPr/>
+          <w:p>
+            <w:pPr>
+              <w:pStyle w:val="Compact"/>
+              <w:jc w:val="left"/>
+            </w:pPr>
+            <w:r>
+              <w:rPr>
+                <w:rStyle w:val="VerbatimChar"/>
+              </w:rPr>
+              <w:t>PyMySQL</w:t>
+            </w:r>
+          </w:p>
+        </w:tc>
+        <w:tc>
+          <w:tcPr/>
+          <w:p>
+            <w:pPr>
+              <w:pStyle w:val="Compact"/>
+              <w:jc w:val="left"/>
+            </w:pPr>
+            <w:r>
+              <w:t>—</w:t>
+            </w:r>
+          </w:p>
+        </w:tc>
+        <w:tc>
+          <w:tcPr/>
+          <w:p>
+            <w:pPr>
+              <w:pStyle w:val="Compact"/>
+              <w:jc w:val="left"/>
+            </w:pPr>
+            <w:r>
+              <w:t>Pilote MySQL de SQLAlchemy en conteneur</w:t>
+            </w:r>
+          </w:p>
+        </w:tc>
+      </w:tr>
+      <w:tr>
+        <w:tc>
+          <w:tcPr/>
+          <w:p>
+            <w:pPr>
+              <w:pStyle w:val="Compact"/>
+              <w:jc w:val="left"/>
+            </w:pPr>
+            <w:r>
+              <w:rPr>
+                <w:rStyle w:val="VerbatimChar"/>
+              </w:rPr>
+              <w:t>cryptography</w:t>
+            </w:r>
+          </w:p>
+        </w:tc>
+        <w:tc>
+          <w:tcPr/>
+          <w:p>
+            <w:pPr>
+              <w:pStyle w:val="Compact"/>
+              <w:jc w:val="left"/>
+            </w:pPr>
+            <w:r>
+              <w:t>—</w:t>
+            </w:r>
+          </w:p>
+        </w:tc>
+        <w:tc>
+          <w:tcPr/>
+          <w:p>
+            <w:pPr>
+              <w:pStyle w:val="Compact"/>
+              <w:jc w:val="left"/>
+            </w:pPr>
+            <w:r>
+              <w:t>Exigée par PyMySQL pour l'authentification caching_sha2_password de MySQL 8.4 — sans elle, la première connexion de la pile échoue</w:t>
+            </w:r>
+          </w:p>
+        </w:tc>
+      </w:tr>
+      <w:tr>
+        <w:tc>
+          <w:tcPr/>
+          <w:p>
+            <w:pPr>
+              <w:pStyle w:val="Compact"/>
+              <w:jc w:val="left"/>
+            </w:pPr>
+            <w:r>
+              <w:rPr>
+                <w:rStyle w:val="VerbatimChar"/>
+              </w:rPr>
+              <w:t>gunicorn</w:t>
+            </w:r>
+          </w:p>
+        </w:tc>
+        <w:tc>
+          <w:tcPr/>
+          <w:p>
+            <w:pPr>
+              <w:pStyle w:val="Compact"/>
+              <w:jc w:val="left"/>
+            </w:pPr>
+            <w:r>
+              <w:t>—</w:t>
+            </w:r>
+          </w:p>
+        </w:tc>
+        <w:tc>
+          <w:tcPr/>
+          <w:p>
+            <w:pPr>
+              <w:pStyle w:val="Compact"/>
+              <w:jc w:val="left"/>
+            </w:pPr>
+            <w:r>
+              <w:t>Serveur d'application en conteneur</w:t>
+            </w:r>
+          </w:p>
+        </w:tc>
+      </w:tr>
     </w:tbl>
     <w:p>
       <w:pPr>
@@ -22816,43 +22912,19 @@
               <w:rPr>
                 <w:rStyle w:val="VerbatimChar"/>
               </w:rPr>
-              <w:t xml:space="preserve">tailwindcss</w:t>
-            </w:r>
-            <w:r>
-              <w:t xml:space="preserve">,</w:t>
-            </w:r>
-            <w:r>
-              <w:t xml:space="preserve"> </w:t>
-            </w:r>
-            <w:r>
-              <w:rPr>
-                <w:rStyle w:val="VerbatimChar"/>
-              </w:rPr>
-              <w:t xml:space="preserve">@tailwindcss/vite</w:t>
-            </w:r>
-            <w:r>
-              <w:t xml:space="preserve">,</w:t>
-            </w:r>
-            <w:r>
-              <w:t xml:space="preserve"> </w:t>
-            </w:r>
-            <w:r>
-              <w:rPr>
-                <w:rStyle w:val="VerbatimChar"/>
-              </w:rPr>
-              <w:t xml:space="preserve">daisyui</w:t>
-            </w:r>
-          </w:p>
-        </w:tc>
-        <w:tc>
-          <w:tcPr/>
-          <w:p>
-            <w:pPr>
-              <w:pStyle w:val="Compact"/>
-              <w:jc w:val="left"/>
-            </w:pPr>
-            <w:r>
-              <w:t xml:space="preserve">Styles utilitaires et composants</w:t>
+              <w:t>tailwindcss, @tailwindcss/vite</w:t>
+            </w:r>
+          </w:p>
+        </w:tc>
+        <w:tc>
+          <w:tcPr/>
+          <w:p>
+            <w:pPr>
+              <w:pStyle w:val="Compact"/>
+              <w:jc w:val="left"/>
+            </w:pPr>
+            <w:r>
+              <w:t>Styles utilitaires. daisyUI a été retiré : 45,6 Ko pour cinq classes utilisées (§ 6.7)</w:t>
             </w:r>
           </w:p>
         </w:tc>
@@ -22933,7 +23005,7 @@
               <w:rPr>
                 <w:rStyle w:val="VerbatimChar"/>
               </w:rPr>
-              <w:t xml:space="preserve">dompurify</w:t>
+              <w:t>dompurify ^3.4.16</w:t>
             </w:r>
           </w:p>
         </w:tc>
@@ -23566,7 +23638,7 @@
               <w:rPr>
                 <w:rStyle w:val="VerbatimChar"/>
               </w:rPr>
-              <w:t xml:space="preserve">llama3.1</w:t>
+              <w:t>qwen2.5:3b</w:t>
             </w:r>
           </w:p>
         </w:tc>
@@ -23615,6 +23687,358 @@
           </w:p>
         </w:tc>
       </w:tr>
+      <w:tr>
+        <w:tc>
+          <w:tcPr/>
+          <w:p>
+            <w:pPr>
+              <w:pStyle w:val="Compact"/>
+              <w:jc w:val="left"/>
+            </w:pPr>
+            <w:r>
+              <w:rPr>
+                <w:rStyle w:val="VerbatimChar"/>
+              </w:rPr>
+              <w:t>SECRET_KEY</w:t>
+            </w:r>
+          </w:p>
+        </w:tc>
+        <w:tc>
+          <w:tcPr/>
+          <w:p>
+            <w:pPr>
+              <w:pStyle w:val="Compact"/>
+              <w:jc w:val="left"/>
+            </w:pPr>
+            <w:r>
+              <w:t>Clé de session Flask, distincte de JWT_SECRET_KEY</w:t>
+            </w:r>
+          </w:p>
+        </w:tc>
+        <w:tc>
+          <w:tcPr/>
+          <w:p>
+            <w:pPr>
+              <w:pStyle w:val="Compact"/>
+              <w:jc w:val="left"/>
+            </w:pPr>
+            <w:r>
+              <w:rPr>
+                <w:rStyle w:val="VerbatimChar"/>
+              </w:rPr>
+              <w:t>aucun — obligatoire</w:t>
+            </w:r>
+          </w:p>
+        </w:tc>
+      </w:tr>
+      <w:tr>
+        <w:tc>
+          <w:tcPr/>
+          <w:p>
+            <w:pPr>
+              <w:pStyle w:val="Compact"/>
+              <w:jc w:val="left"/>
+            </w:pPr>
+            <w:r>
+              <w:rPr>
+                <w:rStyle w:val="VerbatimChar"/>
+              </w:rPr>
+              <w:t>CORS_ORIGINS</w:t>
+            </w:r>
+          </w:p>
+        </w:tc>
+        <w:tc>
+          <w:tcPr/>
+          <w:p>
+            <w:pPr>
+              <w:pStyle w:val="Compact"/>
+              <w:jc w:val="left"/>
+            </w:pPr>
+            <w:r>
+              <w:t>Origines autorisées, séparées par des virgules</w:t>
+            </w:r>
+          </w:p>
+        </w:tc>
+        <w:tc>
+          <w:tcPr/>
+          <w:p>
+            <w:pPr>
+              <w:pStyle w:val="Compact"/>
+              <w:jc w:val="left"/>
+            </w:pPr>
+            <w:r>
+              <w:rPr>
+                <w:rStyle w:val="VerbatimChar"/>
+              </w:rPr>
+              <w:t>http://localhost:5173</w:t>
+            </w:r>
+          </w:p>
+        </w:tc>
+      </w:tr>
+      <w:tr>
+        <w:tc>
+          <w:tcPr/>
+          <w:p>
+            <w:pPr>
+              <w:pStyle w:val="Compact"/>
+              <w:jc w:val="left"/>
+            </w:pPr>
+            <w:r>
+              <w:rPr>
+                <w:rStyle w:val="VerbatimChar"/>
+              </w:rPr>
+              <w:t>HELPMEDRAFT_DB_URL</w:t>
+            </w:r>
+          </w:p>
+        </w:tc>
+        <w:tc>
+          <w:tcPr/>
+          <w:p>
+            <w:pPr>
+              <w:pStyle w:val="Compact"/>
+              <w:jc w:val="left"/>
+            </w:pPr>
+            <w:r>
+              <w:t>URL de la base ; SQLite en développement, MySQL en conteneur</w:t>
+            </w:r>
+          </w:p>
+        </w:tc>
+        <w:tc>
+          <w:tcPr/>
+          <w:p>
+            <w:pPr>
+              <w:pStyle w:val="Compact"/>
+              <w:jc w:val="left"/>
+            </w:pPr>
+            <w:r>
+              <w:rPr>
+                <w:rStyle w:val="VerbatimChar"/>
+              </w:rPr>
+              <w:t>sqlite:///HelpMeDraft.db</w:t>
+            </w:r>
+          </w:p>
+        </w:tc>
+      </w:tr>
+      <w:tr>
+        <w:tc>
+          <w:tcPr/>
+          <w:p>
+            <w:pPr>
+              <w:pStyle w:val="Compact"/>
+              <w:jc w:val="left"/>
+            </w:pPr>
+            <w:r>
+              <w:rPr>
+                <w:rStyle w:val="VerbatimChar"/>
+              </w:rPr>
+              <w:t>OLLAMA_NUM_CTX</w:t>
+            </w:r>
+          </w:p>
+        </w:tc>
+        <w:tc>
+          <w:tcPr/>
+          <w:p>
+            <w:pPr>
+              <w:pStyle w:val="Compact"/>
+              <w:jc w:val="left"/>
+            </w:pPr>
+            <w:r>
+              <w:t>Fenêtre de contexte transmise au modèle, en jetons</w:t>
+            </w:r>
+          </w:p>
+        </w:tc>
+        <w:tc>
+          <w:tcPr/>
+          <w:p>
+            <w:pPr>
+              <w:pStyle w:val="Compact"/>
+              <w:jc w:val="left"/>
+            </w:pPr>
+            <w:r>
+              <w:rPr>
+                <w:rStyle w:val="VerbatimChar"/>
+              </w:rPr>
+              <w:t>4096</w:t>
+            </w:r>
+          </w:p>
+        </w:tc>
+      </w:tr>
+      <w:tr>
+        <w:tc>
+          <w:tcPr/>
+          <w:p>
+            <w:pPr>
+              <w:pStyle w:val="Compact"/>
+              <w:jc w:val="left"/>
+            </w:pPr>
+            <w:r>
+              <w:rPr>
+                <w:rStyle w:val="VerbatimChar"/>
+              </w:rPr>
+              <w:t>OLLAMA_KEEP_ALIVE</w:t>
+            </w:r>
+          </w:p>
+        </w:tc>
+        <w:tc>
+          <w:tcPr/>
+          <w:p>
+            <w:pPr>
+              <w:pStyle w:val="Compact"/>
+              <w:jc w:val="left"/>
+            </w:pPr>
+            <w:r>
+              <w:t>Durée de maintien du modèle en mémoire après un appel</w:t>
+            </w:r>
+          </w:p>
+        </w:tc>
+        <w:tc>
+          <w:tcPr/>
+          <w:p>
+            <w:pPr>
+              <w:pStyle w:val="Compact"/>
+              <w:jc w:val="left"/>
+            </w:pPr>
+            <w:r>
+              <w:rPr>
+                <w:rStyle w:val="VerbatimChar"/>
+              </w:rPr>
+              <w:t>30m</w:t>
+            </w:r>
+          </w:p>
+        </w:tc>
+      </w:tr>
+      <w:tr>
+        <w:tc>
+          <w:tcPr/>
+          <w:p>
+            <w:pPr>
+              <w:pStyle w:val="Compact"/>
+              <w:jc w:val="left"/>
+            </w:pPr>
+            <w:r>
+              <w:rPr>
+                <w:rStyle w:val="VerbatimChar"/>
+              </w:rPr>
+              <w:t>OLLAMA_THINK</w:t>
+            </w:r>
+          </w:p>
+        </w:tc>
+        <w:tc>
+          <w:tcPr/>
+          <w:p>
+            <w:pPr>
+              <w:pStyle w:val="Compact"/>
+              <w:jc w:val="left"/>
+            </w:pPr>
+            <w:r>
+              <w:t>Mode raisonnement des modèles qui en ont un</w:t>
+            </w:r>
+          </w:p>
+        </w:tc>
+        <w:tc>
+          <w:tcPr/>
+          <w:p>
+            <w:pPr>
+              <w:pStyle w:val="Compact"/>
+              <w:jc w:val="left"/>
+            </w:pPr>
+            <w:r>
+              <w:rPr>
+                <w:rStyle w:val="VerbatimChar"/>
+              </w:rPr>
+              <w:t>false</w:t>
+            </w:r>
+          </w:p>
+        </w:tc>
+      </w:tr>
+      <w:tr>
+        <w:tc>
+          <w:tcPr/>
+          <w:p>
+            <w:pPr>
+              <w:pStyle w:val="Compact"/>
+              <w:jc w:val="left"/>
+            </w:pPr>
+            <w:r>
+              <w:rPr>
+                <w:rStyle w:val="VerbatimChar"/>
+              </w:rPr>
+              <w:t>OLLAMA_CONNECT_TIMEOUT</w:t>
+            </w:r>
+          </w:p>
+        </w:tc>
+        <w:tc>
+          <w:tcPr/>
+          <w:p>
+            <w:pPr>
+              <w:pStyle w:val="Compact"/>
+              <w:jc w:val="left"/>
+            </w:pPr>
+            <w:r>
+              <w:t>Délai d'établissement de la connexion, en secondes</w:t>
+            </w:r>
+          </w:p>
+        </w:tc>
+        <w:tc>
+          <w:tcPr/>
+          <w:p>
+            <w:pPr>
+              <w:pStyle w:val="Compact"/>
+              <w:jc w:val="left"/>
+            </w:pPr>
+            <w:r>
+              <w:rPr>
+                <w:rStyle w:val="VerbatimChar"/>
+              </w:rPr>
+              <w:t>10</w:t>
+            </w:r>
+          </w:p>
+        </w:tc>
+      </w:tr>
+      <w:tr>
+        <w:tc>
+          <w:tcPr/>
+          <w:p>
+            <w:pPr>
+              <w:pStyle w:val="Compact"/>
+              <w:jc w:val="left"/>
+            </w:pPr>
+            <w:r>
+              <w:rPr>
+                <w:rStyle w:val="VerbatimChar"/>
+              </w:rPr>
+              <w:t>IA_MAX_CONTENU_LENGTH</w:t>
+            </w:r>
+          </w:p>
+        </w:tc>
+        <w:tc>
+          <w:tcPr/>
+          <w:p>
+            <w:pPr>
+              <w:pStyle w:val="Compact"/>
+              <w:jc w:val="left"/>
+            </w:pPr>
+            <w:r>
+              <w:t>Taille maximale du texte soumis au modèle, en caractères</w:t>
+            </w:r>
+          </w:p>
+        </w:tc>
+        <w:tc>
+          <w:tcPr/>
+          <w:p>
+            <w:pPr>
+              <w:pStyle w:val="Compact"/>
+              <w:jc w:val="left"/>
+            </w:pPr>
+            <w:r>
+              <w:rPr>
+                <w:rStyle w:val="VerbatimChar"/>
+              </w:rPr>
+              <w:t>3000</w:t>
+            </w:r>
+          </w:p>
+        </w:tc>
+      </w:tr>
     </w:tbl>
     <w:p>
       <w:pPr>
@@ -24545,94 +24969,19 @@
         <w:rPr>
           <w:rStyle w:val="CommentTok"/>
         </w:rPr>
-        <w:t xml:space="preserve"># 1 — Moteur d'inférence</w:t>
-      </w:r>
-      <w:r>
-        <w:br/>
-      </w:r>
-      <w:r>
-        <w:rPr>
-          <w:rStyle w:val="ExtensionTok"/>
-        </w:rPr>
-        <w:t xml:space="preserve">ollama</w:t>
-      </w:r>
-      <w:r>
-        <w:rPr>
-          <w:rStyle w:val="NormalTok"/>
-        </w:rPr>
-        <w:t xml:space="preserve"> serve                       </w:t>
-      </w:r>
-      <w:r>
-        <w:rPr>
-          <w:rStyle w:val="CommentTok"/>
-        </w:rPr>
-        <w:t xml:space="preserve"># http://localhost:11434</w:t>
-      </w:r>
-      <w:r>
-        <w:br/>
-      </w:r>
-      <w:r>
-        <w:br/>
-      </w:r>
-      <w:r>
-        <w:rPr>
-          <w:rStyle w:val="CommentTok"/>
-        </w:rPr>
-        <w:t xml:space="preserve"># 2 — Backend, depuis backend/, environnement virtuel activé</w:t>
-      </w:r>
-      <w:r>
-        <w:br/>
-      </w:r>
-      <w:r>
-        <w:rPr>
-          <w:rStyle w:val="ExtensionTok"/>
-        </w:rPr>
-        <w:t xml:space="preserve">python</w:t>
-      </w:r>
-      <w:r>
-        <w:rPr>
-          <w:rStyle w:val="NormalTok"/>
-        </w:rPr>
-        <w:t xml:space="preserve"> run.py                      </w:t>
-      </w:r>
-      <w:r>
-        <w:rPr>
-          <w:rStyle w:val="CommentTok"/>
-        </w:rPr>
-        <w:t xml:space="preserve"># http://localhost:5000</w:t>
-      </w:r>
-      <w:r>
-        <w:br/>
-      </w:r>
-      <w:r>
-        <w:br/>
-      </w:r>
-      <w:r>
-        <w:rPr>
-          <w:rStyle w:val="CommentTok"/>
-        </w:rPr>
-        <w:t xml:space="preserve"># 3 — Frontend, depuis frontend/</w:t>
-      </w:r>
-      <w:r>
-        <w:br/>
-      </w:r>
-      <w:r>
-        <w:rPr>
-          <w:rStyle w:val="ExtensionTok"/>
-        </w:rPr>
-        <w:t xml:space="preserve">pnpm</w:t>
-      </w:r>
-      <w:r>
-        <w:rPr>
-          <w:rStyle w:val="NormalTok"/>
-        </w:rPr>
-        <w:t xml:space="preserve"> dev                           </w:t>
-      </w:r>
-      <w:r>
-        <w:rPr>
-          <w:rStyle w:val="CommentTok"/>
-        </w:rPr>
-        <w:t xml:space="preserve"># http://localhost:5173</w:t>
+        <w:t># 1 — Moteur d'inférence</w:t>
+        <w:br/>
+        <w:t>ollama serve                       # http://localhost:11434</w:t>
+        <w:br/>
+        <w:br/>
+        <w:t># 2 — Backend, depuis backend/, environnement virtuel activé</w:t>
+        <w:br/>
+        <w:t>python run.py                      # http://localhost:5000</w:t>
+        <w:br/>
+        <w:br/>
+        <w:t># 3 — Frontend, depuis frontend/</w:t>
+        <w:br/>
+        <w:t>npm run dev                           # http://localhost:5173</w:t>
       </w:r>
     </w:p>
     <w:p>
@@ -24712,23 +25061,19 @@
         <w:pStyle w:val="FirstParagraph"/>
       </w:pPr>
       <w:r>
-        <w:t xml:space="preserve">Cette partie est</w:t>
-      </w:r>
-      <w:r>
-        <w:t xml:space="preserve"> </w:t>
-      </w:r>
+        <w:t>La conteneurisation et l'intégration continue sont en place depuis le 4 octobre ; seul le déploiement proprement dit reste à faire (§ 4.2).</w:t>
+      </w:r>
+    </w:p>
+    <w:p>
+      <w:pPr>
+        <w:pStyle w:val="BodyText"/>
+      </w:pPr>
       <w:r>
         <w:rPr>
           <w:bCs/>
           <w:b/>
         </w:rPr>
-        <w:t xml:space="preserve">planifiée et non encore réalisée</w:t>
-      </w:r>
-      <w:r>
-        <w:t xml:space="preserve"> </w:t>
-      </w:r>
-      <w:r>
-        <w:t xml:space="preserve">; elle constitue le principal reste-à-faire du projet (§ 4.2).</w:t>
+        <w:t>Conteneurisation. Trois services dans docker-compose.yml : MySQL 8.4 avec un volume persistant et une sonde de santé, le backend (image Python, Gunicorn à la place du serveur de développement Flask, utilisateur non privilégié), et le frontend (construction Vite en deux étapes puis service des fichiers statiques par Nginx, image finale d'environ 50 Mo, repli monopage). Ollama reste hors composition, sur l'hôte, atteint par host.docker.internal : son image pèse plusieurs gigaoctets et le modèle se télécharge à part (§ 6.1). Les secrets sont déclarés sous la forme ${VAR:?message} — la composition échoue immédiatement si la variable manque, au lieu de démarrer avec une valeur inventée.</w:t>
       </w:r>
     </w:p>
     <w:p>
@@ -24740,28 +25085,7 @@
           <w:bCs/>
           <w:b/>
         </w:rPr>
-        <w:t xml:space="preserve">Conteneurisation.</w:t>
-      </w:r>
-      <w:r>
-        <w:t xml:space="preserve"> </w:t>
-      </w:r>
-      <w:r>
-        <w:t xml:space="preserve">Trois services dans un</w:t>
-      </w:r>
-      <w:r>
-        <w:t xml:space="preserve"> </w:t>
-      </w:r>
-      <w:r>
-        <w:rPr>
-          <w:rStyle w:val="VerbatimChar"/>
-        </w:rPr>
-        <w:t xml:space="preserve">docker-compose.yml</w:t>
-      </w:r>
-      <w:r>
-        <w:t xml:space="preserve"> </w:t>
-      </w:r>
-      <w:r>
-        <w:t xml:space="preserve">: le backend (image Python, Gunicorn en serveur d'application à la place du serveur de développement Flask), le frontend (construction Vite puis service des fichiers statiques par Nginx, avec compression GZIP — exigence d'éco-conception du cahier des charges), et MySQL 8 avec un volume persistant. Ollama reste hors composition, sur l'hôte, pour les raisons de taille évoquées en § 6.1.</w:t>
+        <w:t>Intégration continue. Le flux GitHub Actions (.github/workflows/ci.yml) se déclenche sur chaque push et chaque pull request, et s'organise en trois travaux parallèles : backend (Ruff en analyse et en format, puis pytest avec des clés éphémères générées pour la durée du travail), frontend (ESLint, Prettier, vérification des types par vue-tsc, Vitest, build de production), et Docker (validation de la composition puis construction des deux images). Le parallélisme n'est pas un détail de performance : avec des travaux enchaînés, un échec du frontend masquait l'état du backend, et il fallait deux exécutions pour connaître les deux. L'installation des dépendances frontend passe par npm ci --ignore-scripts : la première partie installe exactement ce que décrit package-lock.json, la seconde empêche les scripts de cycle de vie npm d'exécuter du code arbitraire — la leçon directe de l'incident axios (§ 11.3).</w:t>
       </w:r>
     </w:p>
     <w:p>
@@ -24769,161 +25093,7 @@
         <w:pStyle w:val="BodyText"/>
       </w:pPr>
       <w:r>
-        <w:rPr>
-          <w:bCs/>
-          <w:b/>
-        </w:rPr>
-        <w:t xml:space="preserve">Intégration continue.</w:t>
-      </w:r>
-      <w:r>
-        <w:t xml:space="preserve"> </w:t>
-      </w:r>
-      <w:r>
-        <w:t xml:space="preserve">Un flux GitHub Actions déclenché sur chaque</w:t>
-      </w:r>
-      <w:r>
-        <w:t xml:space="preserve"> </w:t>
-      </w:r>
-      <w:r>
-        <w:rPr>
-          <w:rStyle w:val="VerbatimChar"/>
-        </w:rPr>
-        <w:t xml:space="preserve">push</w:t>
-      </w:r>
-      <w:r>
-        <w:t xml:space="preserve"> </w:t>
-      </w:r>
-      <w:r>
-        <w:t xml:space="preserve">et chaque</w:t>
-      </w:r>
-      <w:r>
-        <w:t xml:space="preserve"> </w:t>
-      </w:r>
-      <w:r>
-        <w:rPr>
-          <w:rStyle w:val="VerbatimChar"/>
-        </w:rPr>
-        <w:t xml:space="preserve">pull request</w:t>
-      </w:r>
-      <w:r>
-        <w:t xml:space="preserve"> </w:t>
-      </w:r>
-      <w:r>
-        <w:t xml:space="preserve">: installation des dépendances,</w:t>
-      </w:r>
-      <w:r>
-        <w:t xml:space="preserve"> </w:t>
-      </w:r>
-      <w:r>
-        <w:rPr>
-          <w:rStyle w:val="VerbatimChar"/>
-        </w:rPr>
-        <w:t xml:space="preserve">ruff</w:t>
-      </w:r>
-      <w:r>
-        <w:t xml:space="preserve"> </w:t>
-      </w:r>
-      <w:r>
-        <w:t xml:space="preserve">sur le backend et</w:t>
-      </w:r>
-      <w:r>
-        <w:t xml:space="preserve"> </w:t>
-      </w:r>
-      <w:r>
-        <w:rPr>
-          <w:rStyle w:val="VerbatimChar"/>
-        </w:rPr>
-        <w:t xml:space="preserve">vue-tsc</w:t>
-      </w:r>
-      <w:r>
-        <w:t xml:space="preserve"> </w:t>
-      </w:r>
-      <w:r>
-        <w:t xml:space="preserve">sur le frontend, exécution de</w:t>
-      </w:r>
-      <w:r>
-        <w:t xml:space="preserve"> </w:t>
-      </w:r>
-      <w:r>
-        <w:rPr>
-          <w:rStyle w:val="VerbatimChar"/>
-        </w:rPr>
-        <w:t xml:space="preserve">pytest</w:t>
-      </w:r>
-      <w:r>
-        <w:t xml:space="preserve"> </w:t>
-      </w:r>
-      <w:r>
-        <w:t xml:space="preserve">et de</w:t>
-      </w:r>
-      <w:r>
-        <w:t xml:space="preserve"> </w:t>
-      </w:r>
-      <w:r>
-        <w:rPr>
-          <w:rStyle w:val="VerbatimChar"/>
-        </w:rPr>
-        <w:t xml:space="preserve">vitest</w:t>
-      </w:r>
-      <w:r>
-        <w:t xml:space="preserve">,</w:t>
-      </w:r>
-      <w:r>
-        <w:t xml:space="preserve"> </w:t>
-      </w:r>
-      <w:r>
-        <w:rPr>
-          <w:bCs/>
-          <w:b/>
-        </w:rPr>
-        <w:t xml:space="preserve">audit des dépendances par</w:t>
-      </w:r>
-      <w:r>
-        <w:rPr>
-          <w:bCs/>
-          <w:b/>
-        </w:rPr>
-        <w:t xml:space="preserve"> </w:t>
-      </w:r>
-      <w:r>
-        <w:rPr>
-          <w:rStyle w:val="VerbatimChar"/>
-          <w:bCs/>
-          <w:b/>
-        </w:rPr>
-        <w:t xml:space="preserve">pnpm audit</w:t>
-      </w:r>
-      <w:r>
-        <w:rPr>
-          <w:bCs/>
-          <w:b/>
-        </w:rPr>
-        <w:t xml:space="preserve"> </w:t>
-      </w:r>
-      <w:r>
-        <w:rPr>
-          <w:bCs/>
-          <w:b/>
-        </w:rPr>
-        <w:t xml:space="preserve">et</w:t>
-      </w:r>
-      <w:r>
-        <w:rPr>
-          <w:bCs/>
-          <w:b/>
-        </w:rPr>
-        <w:t xml:space="preserve"> </w:t>
-      </w:r>
-      <w:r>
-        <w:rPr>
-          <w:rStyle w:val="VerbatimChar"/>
-          <w:bCs/>
-          <w:b/>
-        </w:rPr>
-        <w:t xml:space="preserve">pip-audit</w:t>
-      </w:r>
-      <w:r>
-        <w:t xml:space="preserve">, puis construction des images. L'objectif est qu'une régression ou une dépendance vulnérable soit signalée avant la fusion, et non découverte à la démonstration. Le détail des étapes et leur ordre figurent en § 9.8.</w:t>
+        <w:t>Reste à ajouter au pipeline : l'audit des dépendances (npm audit, pip-audit) et un seuil de couverture sur le travail backend. Les deux outils sont déjà installés et exécutés manuellement ; il manque l'étape qui les rend bloquants.</w:t>
       </w:r>
     </w:p>
     <w:p>
@@ -25093,22 +25263,7 @@
               <w:jc w:val="left"/>
             </w:pPr>
             <w:r>
-              <w:t xml:space="preserve">Remplacer</w:t>
-            </w:r>
-            <w:r>
-              <w:t xml:space="preserve"> </w:t>
-            </w:r>
-            <w:r>
-              <w:rPr>
-                <w:rStyle w:val="VerbatimChar"/>
-              </w:rPr>
-              <w:t xml:space="preserve">http://localhost:5173</w:t>
-            </w:r>
-            <w:r>
-              <w:t xml:space="preserve"> </w:t>
-            </w:r>
-            <w:r>
-              <w:t xml:space="preserve">par le domaine réel, via variable d'environnement</w:t>
+              <w:t>Renseigner CORS_ORIGINS avec le domaine réel — la valeur n'est plus codée en dur depuis la conteneurisation</w:t>
             </w:r>
           </w:p>
         </w:tc>
@@ -25262,7 +25417,7 @@
               <w:jc w:val="left"/>
             </w:pPr>
             <w:r>
-              <w:t xml:space="preserve">Vérifier la version d'Ollama (≥ 0.17.1) et son écoute sur l'interface de bouclage uniquement (§ 11.3)</w:t>
+              <w:t>Vérifier la version d'Ollama (≥ 0.18 ; 0.35.1 installée) et son écoute sur l'interface de bouclage uniquement — OLLAMA_HOST=127.0.0.1:11434 (§ 11.3)</w:t>
             </w:r>
           </w:p>
         </w:tc>
@@ -25289,6 +25444,32 @@
             </w:pPr>
             <w:r>
               <w:t>SameSite raisonne en sites (eTLD+1), pas en origines. En développement, front (:5173) et API (:5000) sont tous deux sur localhost : même site, le cookie passe. En production, prévoir deux sous-domaines d'un même domaine, ou l'API derrière un reverse proxy sur le domaine du front — deux domaines distincts casseraient le refresh.</w:t>
+            </w:r>
+          </w:p>
+        </w:tc>
+      </w:tr>
+      <w:tr>
+        <w:tc>
+          <w:tcPr/>
+          <w:p>
+            <w:pPr>
+              <w:pStyle w:val="Compact"/>
+              <w:jc w:val="left"/>
+            </w:pPr>
+            <w:r>
+              <w:t>Flask-Limiter</w:t>
+            </w:r>
+          </w:p>
+        </w:tc>
+        <w:tc>
+          <w:tcPr/>
+          <w:p>
+            <w:pPr>
+              <w:pStyle w:val="Compact"/>
+              <w:jc w:val="left"/>
+            </w:pPr>
+            <w:r>
+              <w:t>Remplacer le stockage en mémoire par Redis : les seuils comptent par worker, et gunicorn en lance plusieurs — avec 2 workers, le seuil de /auth/login est doublé</w:t>
             </w:r>
           </w:p>
         </w:tc>
@@ -25380,23 +25561,15 @@
         <w:pStyle w:val="BodyText"/>
       </w:pPr>
       <w:r>
-        <w:t xml:space="preserve">La</w:t>
-      </w:r>
-      <w:r>
-        <w:t xml:space="preserve"> </w:t>
-      </w:r>
-      <w:r>
-        <w:rPr>
-          <w:bCs/>
-          <w:b/>
-        </w:rPr>
-        <w:t xml:space="preserve">compression GZIP</w:t>
-      </w:r>
-      <w:r>
-        <w:t xml:space="preserve"> </w:t>
-      </w:r>
-      <w:r>
-        <w:t xml:space="preserve">relève du serveur de fichiers statiques et sera configurée dans Nginx à la conteneurisation (§ 6.6).</w:t>
+        <w:t>Le poids du CSS a été réduit par une mesure plutôt que par une impression. daisyUI a été retiré : 45,6 Ko pour cinq classes réellement utilisées. Les feuilles de style passent de 79,9 à 34,4 Ko bruts, soit 57 % de moins, et de 13,7 à 7,0 Ko une fois compressées. Le menu mobile, seule mécanique qui en dépendait, est désormais piloté par l'état du composant — ce qui lui apporte au passage aria-expanded, la fermeture par Échap et la fermeture au clic extérieur. Retirer une bibliothèque de composants a donc amélioré l'accessibilité en même temps que le poids, ce qui n'était pas l'objectif visé.</w:t>
+      </w:r>
+    </w:p>
+    <w:p>
+      <w:pPr>
+        <w:pStyle w:val="BodyText"/>
+      </w:pPr>
+      <w:r>
+        <w:t>La compression GZIP relève du serveur de fichiers statiques et est configurée dans l'image Nginx du frontend (§ 6.6). Un point reste ouvert : le paquet JavaScript dépasse 500 Ko et vite build le signale à chaque construction. Le découpage en morceaux est à envisager — CodeMirror et le back-office sont les deux candidats évidents, puisqu'un visiteur de la page d'accueil n'a besoin ni de l'un ni de l'autre.</w:t>
       </w:r>
     </w:p>
     <w:p>
@@ -33310,784 +33483,103 @@
         <w:rPr>
           <w:rStyle w:val="KeywordTok"/>
         </w:rPr>
-        <w:t xml:space="preserve">def</w:t>
-      </w:r>
-      <w:r>
-        <w:rPr>
-          <w:rStyle w:val="NormalTok"/>
-        </w:rPr>
-        <w:t xml:space="preserve"> call_ollama(prompt: </w:t>
-      </w:r>
-      <w:r>
-        <w:rPr>
-          <w:rStyle w:val="BuiltInTok"/>
-        </w:rPr>
-        <w:t xml:space="preserve">str</w:t>
-      </w:r>
-      <w:r>
-        <w:rPr>
-          <w:rStyle w:val="NormalTok"/>
-        </w:rPr>
-        <w:t xml:space="preserve">) </w:t>
-      </w:r>
-      <w:r>
-        <w:rPr>
-          <w:rStyle w:val="OperatorTok"/>
-        </w:rPr>
-        <w:t xml:space="preserve">-&gt;</w:t>
-      </w:r>
-      <w:r>
-        <w:rPr>
-          <w:rStyle w:val="NormalTok"/>
-        </w:rPr>
-        <w:t xml:space="preserve"> </w:t>
-      </w:r>
-      <w:r>
-        <w:rPr>
-          <w:rStyle w:val="BuiltInTok"/>
-        </w:rPr>
-        <w:t xml:space="preserve">tuple</w:t>
-      </w:r>
-      <w:r>
-        <w:rPr>
-          <w:rStyle w:val="NormalTok"/>
-        </w:rPr>
-        <w:t xml:space="preserve">[</w:t>
-      </w:r>
-      <w:r>
-        <w:rPr>
-          <w:rStyle w:val="BuiltInTok"/>
-        </w:rPr>
-        <w:t xml:space="preserve">str</w:t>
-      </w:r>
-      <w:r>
-        <w:rPr>
-          <w:rStyle w:val="NormalTok"/>
-        </w:rPr>
-        <w:t xml:space="preserve">, </w:t>
-      </w:r>
-      <w:r>
-        <w:rPr>
-          <w:rStyle w:val="BuiltInTok"/>
-        </w:rPr>
-        <w:t xml:space="preserve">int</w:t>
-      </w:r>
-      <w:r>
-        <w:rPr>
-          <w:rStyle w:val="NormalTok"/>
-        </w:rPr>
-        <w:t xml:space="preserve">]:</w:t>
-      </w:r>
-      <w:r>
-        <w:br/>
-      </w:r>
-      <w:r>
-        <w:rPr>
-          <w:rStyle w:val="NormalTok"/>
-        </w:rPr>
-        <w:t xml:space="preserve">    base_url </w:t>
-      </w:r>
-      <w:r>
-        <w:rPr>
-          <w:rStyle w:val="OperatorTok"/>
-        </w:rPr>
-        <w:t xml:space="preserve">=</w:t>
-      </w:r>
-      <w:r>
-        <w:rPr>
-          <w:rStyle w:val="NormalTok"/>
-        </w:rPr>
-        <w:t xml:space="preserve"> current_app.config[</w:t>
-      </w:r>
-      <w:r>
-        <w:rPr>
-          <w:rStyle w:val="StringTok"/>
-        </w:rPr>
-        <w:t xml:space="preserve">"OLLAMA_URL"</w:t>
-      </w:r>
-      <w:r>
-        <w:rPr>
-          <w:rStyle w:val="NormalTok"/>
-        </w:rPr>
-        <w:t xml:space="preserve">]</w:t>
-      </w:r>
-      <w:r>
-        <w:br/>
-      </w:r>
-      <w:r>
-        <w:rPr>
-          <w:rStyle w:val="NormalTok"/>
-        </w:rPr>
-        <w:t xml:space="preserve">    model </w:t>
-      </w:r>
-      <w:r>
-        <w:rPr>
-          <w:rStyle w:val="OperatorTok"/>
-        </w:rPr>
-        <w:t xml:space="preserve">=</w:t>
-      </w:r>
-      <w:r>
-        <w:rPr>
-          <w:rStyle w:val="NormalTok"/>
-        </w:rPr>
-        <w:t xml:space="preserve"> current_app.config[</w:t>
-      </w:r>
-      <w:r>
-        <w:rPr>
-          <w:rStyle w:val="StringTok"/>
-        </w:rPr>
-        <w:t xml:space="preserve">"OLLAMA_MODEL"</w:t>
-      </w:r>
-      <w:r>
-        <w:rPr>
-          <w:rStyle w:val="NormalTok"/>
-        </w:rPr>
-        <w:t xml:space="preserve">]</w:t>
-      </w:r>
-      <w:r>
-        <w:br/>
-      </w:r>
-      <w:r>
-        <w:rPr>
-          <w:rStyle w:val="NormalTok"/>
-        </w:rPr>
-        <w:t xml:space="preserve">    </w:t>
-      </w:r>
-      <w:r>
-        <w:rPr>
-          <w:rStyle w:val="ControlFlowTok"/>
-        </w:rPr>
-        <w:t xml:space="preserve">try</w:t>
-      </w:r>
-      <w:r>
-        <w:rPr>
-          <w:rStyle w:val="NormalTok"/>
-        </w:rPr>
-        <w:t xml:space="preserve">:</w:t>
-      </w:r>
-      <w:r>
-        <w:br/>
-      </w:r>
-      <w:r>
-        <w:rPr>
-          <w:rStyle w:val="NormalTok"/>
-        </w:rPr>
-        <w:t xml:space="preserve">        response </w:t>
-      </w:r>
-      <w:r>
-        <w:rPr>
-          <w:rStyle w:val="OperatorTok"/>
-        </w:rPr>
-        <w:t xml:space="preserve">=</w:t>
-      </w:r>
-      <w:r>
-        <w:rPr>
-          <w:rStyle w:val="NormalTok"/>
-        </w:rPr>
-        <w:t xml:space="preserve"> requests.post(</w:t>
-      </w:r>
-      <w:r>
-        <w:br/>
-      </w:r>
-      <w:r>
-        <w:rPr>
-          <w:rStyle w:val="NormalTok"/>
-        </w:rPr>
-        <w:t xml:space="preserve">            </w:t>
-      </w:r>
-      <w:r>
-        <w:rPr>
-          <w:rStyle w:val="SpecialStringTok"/>
-        </w:rPr>
-        <w:t xml:space="preserve">f"</w:t>
-      </w:r>
-      <w:r>
-        <w:rPr>
-          <w:rStyle w:val="SpecialCharTok"/>
-        </w:rPr>
-        <w:t xml:space="preserve">{</w:t>
-      </w:r>
-      <w:r>
-        <w:rPr>
-          <w:rStyle w:val="NormalTok"/>
-        </w:rPr>
-        <w:t xml:space="preserve">base_url</w:t>
-      </w:r>
-      <w:r>
-        <w:rPr>
-          <w:rStyle w:val="SpecialCharTok"/>
-        </w:rPr>
-        <w:t xml:space="preserve">}</w:t>
-      </w:r>
-      <w:r>
-        <w:rPr>
-          <w:rStyle w:val="SpecialStringTok"/>
-        </w:rPr>
-        <w:t xml:space="preserve">/api/generate"</w:t>
-      </w:r>
-      <w:r>
-        <w:rPr>
-          <w:rStyle w:val="NormalTok"/>
-        </w:rPr>
-        <w:t xml:space="preserve">,</w:t>
-      </w:r>
-      <w:r>
-        <w:br/>
-      </w:r>
-      <w:r>
-        <w:rPr>
-          <w:rStyle w:val="NormalTok"/>
-        </w:rPr>
-        <w:t xml:space="preserve">            json</w:t>
-      </w:r>
-      <w:r>
-        <w:rPr>
-          <w:rStyle w:val="OperatorTok"/>
-        </w:rPr>
-        <w:t xml:space="preserve">=</w:t>
-      </w:r>
-      <w:r>
-        <w:rPr>
-          <w:rStyle w:val="NormalTok"/>
-        </w:rPr>
-        <w:t xml:space="preserve">{</w:t>
-      </w:r>
-      <w:r>
-        <w:rPr>
-          <w:rStyle w:val="StringTok"/>
-        </w:rPr>
-        <w:t xml:space="preserve">"model"</w:t>
-      </w:r>
-      <w:r>
-        <w:rPr>
-          <w:rStyle w:val="NormalTok"/>
-        </w:rPr>
-        <w:t xml:space="preserve">: model, </w:t>
-      </w:r>
-      <w:r>
-        <w:rPr>
-          <w:rStyle w:val="StringTok"/>
-        </w:rPr>
-        <w:t xml:space="preserve">"prompt"</w:t>
-      </w:r>
-      <w:r>
-        <w:rPr>
-          <w:rStyle w:val="NormalTok"/>
-        </w:rPr>
-        <w:t xml:space="preserve">: prompt, </w:t>
-      </w:r>
-      <w:r>
-        <w:rPr>
-          <w:rStyle w:val="StringTok"/>
-        </w:rPr>
-        <w:t xml:space="preserve">"stream"</w:t>
-      </w:r>
-      <w:r>
-        <w:rPr>
-          <w:rStyle w:val="NormalTok"/>
-        </w:rPr>
-        <w:t xml:space="preserve">: </w:t>
-      </w:r>
-      <w:r>
-        <w:rPr>
-          <w:rStyle w:val="VariableTok"/>
-        </w:rPr>
-        <w:t xml:space="preserve">False</w:t>
-      </w:r>
-      <w:r>
-        <w:rPr>
-          <w:rStyle w:val="NormalTok"/>
-        </w:rPr>
-        <w:t xml:space="preserve">,</w:t>
-      </w:r>
-      <w:r>
-        <w:br/>
-      </w:r>
-      <w:r>
-        <w:rPr>
-          <w:rStyle w:val="NormalTok"/>
-        </w:rPr>
-        <w:t xml:space="preserve">                  </w:t>
-      </w:r>
-      <w:r>
-        <w:rPr>
-          <w:rStyle w:val="StringTok"/>
-        </w:rPr>
-        <w:t xml:space="preserve">"options"</w:t>
-      </w:r>
-      <w:r>
-        <w:rPr>
-          <w:rStyle w:val="NormalTok"/>
-        </w:rPr>
-        <w:t xml:space="preserve">: {</w:t>
-      </w:r>
-      <w:r>
-        <w:rPr>
-          <w:rStyle w:val="StringTok"/>
-        </w:rPr>
-        <w:t xml:space="preserve">"temperature"</w:t>
-      </w:r>
-      <w:r>
-        <w:rPr>
-          <w:rStyle w:val="NormalTok"/>
-        </w:rPr>
-        <w:t xml:space="preserve">: </w:t>
-      </w:r>
-      <w:r>
-        <w:rPr>
-          <w:rStyle w:val="FloatTok"/>
-        </w:rPr>
-        <w:t xml:space="preserve">0.7</w:t>
-      </w:r>
-      <w:r>
-        <w:rPr>
-          <w:rStyle w:val="NormalTok"/>
-        </w:rPr>
-        <w:t xml:space="preserve">}},</w:t>
-      </w:r>
-      <w:r>
-        <w:br/>
-      </w:r>
-      <w:r>
-        <w:rPr>
-          <w:rStyle w:val="NormalTok"/>
-        </w:rPr>
-        <w:t xml:space="preserve">            timeout</w:t>
-      </w:r>
-      <w:r>
-        <w:rPr>
-          <w:rStyle w:val="OperatorTok"/>
-        </w:rPr>
-        <w:t xml:space="preserve">=</w:t>
-      </w:r>
-      <w:r>
-        <w:rPr>
-          <w:rStyle w:val="NormalTok"/>
-        </w:rPr>
-        <w:t xml:space="preserve">OLLAMA_TIMEOUT,          </w:t>
-      </w:r>
-      <w:r>
-        <w:rPr>
-          <w:rStyle w:val="CommentTok"/>
-        </w:rPr>
-        <w:t xml:space="preserve"># 60 s</w:t>
-      </w:r>
-      <w:r>
-        <w:br/>
-      </w:r>
-      <w:r>
-        <w:rPr>
-          <w:rStyle w:val="NormalTok"/>
-        </w:rPr>
-        <w:t xml:space="preserve">        )</w:t>
-      </w:r>
-      <w:r>
-        <w:br/>
-      </w:r>
-      <w:r>
-        <w:rPr>
-          <w:rStyle w:val="NormalTok"/>
-        </w:rPr>
-        <w:t xml:space="preserve">        response.raise_for_status()</w:t>
-      </w:r>
-      <w:r>
-        <w:br/>
-      </w:r>
-      <w:r>
-        <w:rPr>
-          <w:rStyle w:val="NormalTok"/>
-        </w:rPr>
-        <w:t xml:space="preserve">    </w:t>
-      </w:r>
-      <w:r>
-        <w:rPr>
-          <w:rStyle w:val="ControlFlowTok"/>
-        </w:rPr>
-        <w:t xml:space="preserve">except</w:t>
-      </w:r>
-      <w:r>
-        <w:rPr>
-          <w:rStyle w:val="NormalTok"/>
-        </w:rPr>
-        <w:t xml:space="preserve"> requests.exceptions.</w:t>
-      </w:r>
-      <w:r>
-        <w:rPr>
-          <w:rStyle w:val="PreprocessorTok"/>
-        </w:rPr>
-        <w:t xml:space="preserve">ConnectionError</w:t>
-      </w:r>
-      <w:r>
-        <w:rPr>
-          <w:rStyle w:val="NormalTok"/>
-        </w:rPr>
-        <w:t xml:space="preserve">:</w:t>
-      </w:r>
-      <w:r>
-        <w:br/>
-      </w:r>
-      <w:r>
-        <w:rPr>
-          <w:rStyle w:val="NormalTok"/>
-        </w:rPr>
-        <w:t xml:space="preserve">        </w:t>
-      </w:r>
-      <w:r>
-        <w:rPr>
-          <w:rStyle w:val="ControlFlowTok"/>
-        </w:rPr>
-        <w:t xml:space="preserve">raise</w:t>
-      </w:r>
-      <w:r>
-        <w:rPr>
-          <w:rStyle w:val="NormalTok"/>
-        </w:rPr>
-        <w:t xml:space="preserve"> </w:t>
-      </w:r>
-      <w:r>
-        <w:rPr>
-          <w:rStyle w:val="PreprocessorTok"/>
-        </w:rPr>
-        <w:t xml:space="preserve">RuntimeError</w:t>
-      </w:r>
-      <w:r>
-        <w:rPr>
-          <w:rStyle w:val="NormalTok"/>
-        </w:rPr>
-        <w:t xml:space="preserve">(</w:t>
-      </w:r>
-      <w:r>
-        <w:rPr>
-          <w:rStyle w:val="SpecialStringTok"/>
-        </w:rPr>
-        <w:t xml:space="preserve">f"Impossible de joindre Ollama sur </w:t>
-      </w:r>
-      <w:r>
-        <w:rPr>
-          <w:rStyle w:val="SpecialCharTok"/>
-        </w:rPr>
-        <w:t xml:space="preserve">{</w:t>
-      </w:r>
-      <w:r>
-        <w:rPr>
-          <w:rStyle w:val="NormalTok"/>
-        </w:rPr>
-        <w:t xml:space="preserve">base_url</w:t>
-      </w:r>
-      <w:r>
-        <w:rPr>
-          <w:rStyle w:val="SpecialCharTok"/>
-        </w:rPr>
-        <w:t xml:space="preserve">}</w:t>
-      </w:r>
-      <w:r>
-        <w:rPr>
-          <w:rStyle w:val="SpecialStringTok"/>
-        </w:rPr>
-        <w:t xml:space="preserve">. …"</w:t>
-      </w:r>
-      <w:r>
-        <w:rPr>
-          <w:rStyle w:val="NormalTok"/>
-        </w:rPr>
-        <w:t xml:space="preserve">)</w:t>
-      </w:r>
-      <w:r>
-        <w:br/>
-      </w:r>
-      <w:r>
-        <w:rPr>
-          <w:rStyle w:val="NormalTok"/>
-        </w:rPr>
-        <w:t xml:space="preserve">    </w:t>
-      </w:r>
-      <w:r>
-        <w:rPr>
-          <w:rStyle w:val="ControlFlowTok"/>
-        </w:rPr>
-        <w:t xml:space="preserve">except</w:t>
-      </w:r>
-      <w:r>
-        <w:rPr>
-          <w:rStyle w:val="NormalTok"/>
-        </w:rPr>
-        <w:t xml:space="preserve"> requests.exceptions.Timeout:</w:t>
-      </w:r>
-      <w:r>
-        <w:br/>
-      </w:r>
-      <w:r>
-        <w:rPr>
-          <w:rStyle w:val="NormalTok"/>
-        </w:rPr>
-        <w:t xml:space="preserve">        </w:t>
-      </w:r>
-      <w:r>
-        <w:rPr>
-          <w:rStyle w:val="ControlFlowTok"/>
-        </w:rPr>
-        <w:t xml:space="preserve">raise</w:t>
-      </w:r>
-      <w:r>
-        <w:rPr>
-          <w:rStyle w:val="NormalTok"/>
-        </w:rPr>
-        <w:t xml:space="preserve"> </w:t>
-      </w:r>
-      <w:r>
-        <w:rPr>
-          <w:rStyle w:val="PreprocessorTok"/>
-        </w:rPr>
-        <w:t xml:space="preserve">RuntimeError</w:t>
-      </w:r>
-      <w:r>
-        <w:rPr>
-          <w:rStyle w:val="NormalTok"/>
-        </w:rPr>
-        <w:t xml:space="preserve">(</w:t>
-      </w:r>
-      <w:r>
-        <w:rPr>
-          <w:rStyle w:val="StringTok"/>
-        </w:rPr>
-        <w:t xml:space="preserve">"Ollama a mis trop de temps à répondre"</w:t>
-      </w:r>
-      <w:r>
-        <w:rPr>
-          <w:rStyle w:val="NormalTok"/>
-        </w:rPr>
-        <w:t xml:space="preserve">)</w:t>
-      </w:r>
-      <w:r>
-        <w:br/>
-      </w:r>
-      <w:r>
-        <w:rPr>
-          <w:rStyle w:val="NormalTok"/>
-        </w:rPr>
-        <w:t xml:space="preserve">    </w:t>
-      </w:r>
-      <w:r>
-        <w:rPr>
-          <w:rStyle w:val="ControlFlowTok"/>
-        </w:rPr>
-        <w:t xml:space="preserve">except</w:t>
-      </w:r>
-      <w:r>
-        <w:rPr>
-          <w:rStyle w:val="NormalTok"/>
-        </w:rPr>
-        <w:t xml:space="preserve"> requests.exceptions.HTTPError </w:t>
-      </w:r>
-      <w:r>
-        <w:rPr>
-          <w:rStyle w:val="ImportTok"/>
-        </w:rPr>
-        <w:t xml:space="preserve">as</w:t>
-      </w:r>
-      <w:r>
-        <w:rPr>
-          <w:rStyle w:val="NormalTok"/>
-        </w:rPr>
-        <w:t xml:space="preserve"> e:</w:t>
-      </w:r>
-      <w:r>
-        <w:br/>
-      </w:r>
-      <w:r>
-        <w:rPr>
-          <w:rStyle w:val="NormalTok"/>
-        </w:rPr>
-        <w:t xml:space="preserve">        </w:t>
-      </w:r>
-      <w:r>
-        <w:rPr>
-          <w:rStyle w:val="ControlFlowTok"/>
-        </w:rPr>
-        <w:t xml:space="preserve">raise</w:t>
-      </w:r>
-      <w:r>
-        <w:rPr>
-          <w:rStyle w:val="NormalTok"/>
-        </w:rPr>
-        <w:t xml:space="preserve"> </w:t>
-      </w:r>
-      <w:r>
-        <w:rPr>
-          <w:rStyle w:val="PreprocessorTok"/>
-        </w:rPr>
-        <w:t xml:space="preserve">RuntimeError</w:t>
-      </w:r>
-      <w:r>
-        <w:rPr>
-          <w:rStyle w:val="NormalTok"/>
-        </w:rPr>
-        <w:t xml:space="preserve">(</w:t>
-      </w:r>
-      <w:r>
-        <w:rPr>
-          <w:rStyle w:val="SpecialStringTok"/>
-        </w:rPr>
-        <w:t xml:space="preserve">f"Erreur Ollama: </w:t>
-      </w:r>
-      <w:r>
-        <w:rPr>
-          <w:rStyle w:val="SpecialCharTok"/>
-        </w:rPr>
-        <w:t xml:space="preserve">{</w:t>
-      </w:r>
-      <w:r>
-        <w:rPr>
-          <w:rStyle w:val="NormalTok"/>
-        </w:rPr>
-        <w:t xml:space="preserve">e</w:t>
-      </w:r>
-      <w:r>
-        <w:rPr>
-          <w:rStyle w:val="SpecialCharTok"/>
-        </w:rPr>
-        <w:t xml:space="preserve">}</w:t>
-      </w:r>
-      <w:r>
-        <w:rPr>
-          <w:rStyle w:val="SpecialStringTok"/>
-        </w:rPr>
-        <w:t xml:space="preserve">"</w:t>
-      </w:r>
-      <w:r>
-        <w:rPr>
-          <w:rStyle w:val="NormalTok"/>
-        </w:rPr>
-        <w:t xml:space="preserve">)</w:t>
-      </w:r>
-      <w:r>
-        <w:br/>
-      </w:r>
-      <w:r>
-        <w:br/>
-      </w:r>
-      <w:r>
-        <w:rPr>
-          <w:rStyle w:val="NormalTok"/>
-        </w:rPr>
-        <w:t xml:space="preserve">    data </w:t>
-      </w:r>
-      <w:r>
-        <w:rPr>
-          <w:rStyle w:val="OperatorTok"/>
-        </w:rPr>
-        <w:t xml:space="preserve">=</w:t>
-      </w:r>
-      <w:r>
-        <w:rPr>
-          <w:rStyle w:val="NormalTok"/>
-        </w:rPr>
-        <w:t xml:space="preserve"> response.json()</w:t>
-      </w:r>
-      <w:r>
-        <w:br/>
-      </w:r>
-      <w:r>
-        <w:rPr>
-          <w:rStyle w:val="NormalTok"/>
-        </w:rPr>
-        <w:t xml:space="preserve">    </w:t>
-      </w:r>
-      <w:r>
-        <w:rPr>
-          <w:rStyle w:val="ControlFlowTok"/>
-        </w:rPr>
-        <w:t xml:space="preserve">return</w:t>
-      </w:r>
-      <w:r>
-        <w:rPr>
-          <w:rStyle w:val="NormalTok"/>
-        </w:rPr>
-        <w:t xml:space="preserve"> data.get(</w:t>
-      </w:r>
-      <w:r>
-        <w:rPr>
-          <w:rStyle w:val="StringTok"/>
-        </w:rPr>
-        <w:t xml:space="preserve">"response"</w:t>
-      </w:r>
-      <w:r>
-        <w:rPr>
-          <w:rStyle w:val="NormalTok"/>
-        </w:rPr>
-        <w:t xml:space="preserve">, </w:t>
-      </w:r>
-      <w:r>
-        <w:rPr>
-          <w:rStyle w:val="StringTok"/>
-        </w:rPr>
-        <w:t xml:space="preserve">""</w:t>
-      </w:r>
-      <w:r>
-        <w:rPr>
-          <w:rStyle w:val="NormalTok"/>
-        </w:rPr>
-        <w:t xml:space="preserve">).strip(), data.get(</w:t>
-      </w:r>
-      <w:r>
-        <w:rPr>
-          <w:rStyle w:val="StringTok"/>
-        </w:rPr>
-        <w:t xml:space="preserve">"prompt_eval_count"</w:t>
-      </w:r>
-      <w:r>
-        <w:rPr>
-          <w:rStyle w:val="NormalTok"/>
-        </w:rPr>
-        <w:t xml:space="preserve">, </w:t>
-      </w:r>
-      <w:r>
-        <w:rPr>
-          <w:rStyle w:val="DecValTok"/>
-        </w:rPr>
-        <w:t xml:space="preserve">0</w:t>
-      </w:r>
-      <w:r>
-        <w:rPr>
-          <w:rStyle w:val="NormalTok"/>
-        </w:rPr>
-        <w:t xml:space="preserve">) </w:t>
-      </w:r>
-      <w:r>
-        <w:rPr>
-          <w:rStyle w:val="OperatorTok"/>
-        </w:rPr>
-        <w:t xml:space="preserve">+</w:t>
-      </w:r>
-      <w:r>
-        <w:rPr>
-          <w:rStyle w:val="NormalTok"/>
-        </w:rPr>
-        <w:t xml:space="preserve"> data.get(</w:t>
-      </w:r>
-      <w:r>
-        <w:rPr>
-          <w:rStyle w:val="StringTok"/>
-        </w:rPr>
-        <w:t xml:space="preserve">"eval_count"</w:t>
-      </w:r>
-      <w:r>
-        <w:rPr>
-          <w:rStyle w:val="NormalTok"/>
-        </w:rPr>
-        <w:t xml:space="preserve">, </w:t>
-      </w:r>
-      <w:r>
-        <w:rPr>
-          <w:rStyle w:val="DecValTok"/>
-        </w:rPr>
-        <w:t xml:space="preserve">0</w:t>
-      </w:r>
-      <w:r>
-        <w:rPr>
-          <w:rStyle w:val="NormalTok"/>
-        </w:rPr>
-        <w:t xml:space="preserve">)</w:t>
+        <w:t>def _charge_utile(model, prompt, temperature, num_ctx, think, keep_alive) -&gt; dict:</w:t>
+        <w:br/>
+        <w:t xml:space="preserve">    charge = {</w:t>
+        <w:br/>
+        <w:t xml:space="preserve">        "model": model,</w:t>
+        <w:br/>
+        <w:t xml:space="preserve">        "prompt": prompt,</w:t>
+        <w:br/>
+        <w:t xml:space="preserve">        "keep_alive": keep_alive,   # maintien du modèle en mémoire entre deux appels</w:t>
+        <w:br/>
+        <w:t xml:space="preserve">        "stream": True,             # flux NDJSON : une ligne JSON par jeton</w:t>
+        <w:br/>
+        <w:t xml:space="preserve">        "options": {</w:t>
+        <w:br/>
+        <w:t xml:space="preserve">            "temperature": temperature,</w:t>
+        <w:br/>
+        <w:t xml:space="preserve">            "num_ctx": num_ctx,     # sans elle, Ollama tronque SILENCIEUSEMENT le prompt</w:t>
+        <w:br/>
+        <w:t xml:space="preserve">        },</w:t>
+        <w:br/>
+        <w:t xml:space="preserve">    }</w:t>
+        <w:br/>
+        <w:t xml:space="preserve">    if think is not None:</w:t>
+        <w:br/>
+        <w:t xml:space="preserve">        charge["think"] = think     # champ de premier niveau, pas une option</w:t>
+        <w:br/>
+        <w:t xml:space="preserve">    return charge</w:t>
+        <w:br/>
+        <w:br/>
+        <w:br/>
+        <w:t>def _lire_flux(response) -&gt; tuple[str, int]:</w:t>
+        <w:br/>
+        <w:t xml:space="preserve">    """Reconstitue le texte complet à partir du flux NDJSON d'Ollama."""</w:t>
+        <w:br/>
+        <w:t xml:space="preserve">    morceaux, jetons = [], 0</w:t>
+        <w:br/>
+        <w:t xml:space="preserve">    for ligne in response.iter_lines():</w:t>
+        <w:br/>
+        <w:t xml:space="preserve">        if not ligne:</w:t>
+        <w:br/>
+        <w:t xml:space="preserve">            continue</w:t>
+        <w:br/>
+        <w:t xml:space="preserve">        bloc = json.loads(ligne)</w:t>
+        <w:br/>
+        <w:t xml:space="preserve">        # Une erreur peut arriver EN COURS de flux, après un statut 200 :</w:t>
+        <w:br/>
+        <w:t xml:space="preserve">        # raise_for_status() ne la verra jamais.</w:t>
+        <w:br/>
+        <w:t xml:space="preserve">        if bloc.get("error"):</w:t>
+        <w:br/>
+        <w:t xml:space="preserve">            raise RuntimeError(f"Erreur Ollama pendant la génération : {bloc['error']}")</w:t>
+        <w:br/>
+        <w:t xml:space="preserve">        morceaux.append(bloc.get("response", ""))</w:t>
+        <w:br/>
+        <w:t xml:space="preserve">        if bloc.get("done"):</w:t>
+        <w:br/>
+        <w:t xml:space="preserve">            jetons = bloc.get("prompt_eval_count", 0) + bloc.get("eval_count", 0)</w:t>
+        <w:br/>
+        <w:t xml:space="preserve">    return _nettoyer_raisonnement("".join(morceaux)), jetons</w:t>
+        <w:br/>
+        <w:br/>
+        <w:br/>
+        <w:t>def _appel(base_url: str, charge: dict, connect_timeout: int) -&gt; tuple[str, int]:</w:t>
+        <w:br/>
+        <w:t xml:space="preserve">    try:</w:t>
+        <w:br/>
+        <w:t xml:space="preserve">        with requests.post(f"{base_url}/api/generate", json=charge, stream=True,</w:t>
+        <w:br/>
+        <w:t xml:space="preserve">                           # Couple (connexion, lecture). La lecture est SANS limite.</w:t>
+        <w:br/>
+        <w:t xml:space="preserve">                           timeout=(connect_timeout, None)) as response:</w:t>
+        <w:br/>
+        <w:t xml:space="preserve">            try:</w:t>
+        <w:br/>
+        <w:t xml:space="preserve">                response.raise_for_status()</w:t>
+        <w:br/>
+        <w:t xml:space="preserve">            except requests.exceptions.HTTPError as e:</w:t>
+        <w:br/>
+        <w:t xml:space="preserve">                # Le corps est lu ICI : sortir du bloc `with` libère la connexion</w:t>
+        <w:br/>
+        <w:t xml:space="preserve">                # et le diagnostic d'Ollama serait perdu.</w:t>
+        <w:br/>
+        <w:t xml:space="preserve">                detail = _detail_ollama(response)</w:t>
+        <w:br/>
+        <w:t xml:space="preserve">                if _est_think_refuse(e, detail):</w:t>
+        <w:br/>
+        <w:t xml:space="preserve">                    raise _ThinkRefuse() from e</w:t>
+        <w:br/>
+        <w:t xml:space="preserve">                raise RuntimeError(_erreur_http(e, charge["model"], detail)) from e</w:t>
+        <w:br/>
+        <w:t xml:space="preserve">            return _lire_flux(response)</w:t>
+        <w:br/>
+        <w:t xml:space="preserve">    except requests.exceptions.ConnectionError as e:</w:t>
+        <w:br/>
+        <w:t xml:space="preserve">        raise RuntimeError(f"Impossible de joindre Ollama sur {base_url}. "</w:t>
+        <w:br/>
+        <w:t xml:space="preserve">                           "Vérifiez qu'il est lancé sur votre machine.") from e</w:t>
       </w:r>
     </w:p>
     <w:p>
@@ -34095,68 +33587,31 @@
         <w:pStyle w:val="FirstParagraph"/>
       </w:pPr>
       <w:r>
-        <w:t xml:space="preserve">Le</w:t>
-      </w:r>
-      <w:r>
-        <w:t xml:space="preserve"> </w:t>
-      </w:r>
-      <w:r>
-        <w:rPr>
-          <w:rStyle w:val="VerbatimChar"/>
-        </w:rPr>
-        <w:t xml:space="preserve">timeout=60</w:t>
-      </w:r>
-      <w:r>
-        <w:t xml:space="preserve"> </w:t>
-      </w:r>
-      <w:r>
-        <w:t xml:space="preserve">est obligatoire, pas cosmétique : sans lui,</w:t>
-      </w:r>
-      <w:r>
-        <w:t xml:space="preserve"> </w:t>
-      </w:r>
-      <w:r>
-        <w:rPr>
-          <w:rStyle w:val="VerbatimChar"/>
-        </w:rPr>
-        <w:t xml:space="preserve">requests</w:t>
-      </w:r>
-      <w:r>
-        <w:t xml:space="preserve"> </w:t>
-      </w:r>
-      <w:r>
-        <w:t xml:space="preserve">attend indéfiniment et un moteur d'inférence bloqué immobiliserait un</w:t>
-      </w:r>
-      <w:r>
-        <w:t xml:space="preserve"> </w:t>
-      </w:r>
-      <w:r>
-        <w:rPr>
-          <w:iCs/>
-          <w:i/>
-        </w:rPr>
-        <w:t xml:space="preserve">worker</w:t>
-      </w:r>
-      <w:r>
-        <w:t xml:space="preserve"> </w:t>
-      </w:r>
-      <w:r>
-        <w:t xml:space="preserve">du serveur par requête, jusqu'à saturation. La</w:t>
-      </w:r>
-      <w:r>
-        <w:t xml:space="preserve"> </w:t>
-      </w:r>
-      <w:r>
-        <w:rPr>
-          <w:rStyle w:val="VerbatimChar"/>
-        </w:rPr>
-        <w:t xml:space="preserve">temperature</w:t>
-      </w:r>
-      <w:r>
-        <w:t xml:space="preserve"> </w:t>
-      </w:r>
-      <w:r>
-        <w:t xml:space="preserve">de 0,7 est un compromis : plus bas, les reformulations deviennent des paraphrases quasi identiques ; plus haut, le modèle s'écarte du sens original — ce que le gabarit lui interdit.</w:t>
+        <w:t>Ce code est le résultat d'une campagne de diagnostic, et chacun de ses trois partis pris corrige un défaut mesuré. La première version suivait le schéma intuitif — un appel non diffusé, un délai global de 60 secondes, une température unique de 0,7 — et une correction de vingt caractères prenait plus de cinq minutes ou finissait en erreur. La campagne a testé six hypothèses, dont deux que la mesure a écartées : la machine trop lente (53 à 62 jetons par seconde, tout à fait normal) et la consigne /no_think, lue comme du texte puis recopiée dans la réponse. La vraie cause est arrivée en dernier — le chargement du modèle, 426,9 s sur 427,66 s, soit 99,8 % du temps.</w:t>
+      </w:r>
+    </w:p>
+    <w:p>
+      <w:pPr>
+        <w:pStyle w:val="FirstParagraph"/>
+      </w:pPr>
+      <w:r>
+        <w:t>Le délai de lecture a été retiré. Sur processeur seul, une reformulation de quelques milliers de caractères dépasse la minute : couper à 60 secondes jetait des générations qui aboutissaient, et affichait une erreur alors que rien n'avait échoué. Seul le délai de connexion subsiste, court et volontairement distinct — si Ollama n'est pas lancé, l'échec doit être immédiat. Le couple timeout=(connexion, lecture) de requests permet exactement cette asymétrie. La contrepartie est assumée et notée dans la liste de contrôle de déploiement : sans délai côté application, c'est à gunicorn --timeout de borner un worker bloqué.</w:t>
+      </w:r>
+    </w:p>
+    <w:p>
+      <w:pPr>
+        <w:pStyle w:val="FirstParagraph"/>
+      </w:pPr>
+      <w:r>
+        <w:t>Le flux NDJSON est lu ligne par ligne. Avec stream: true, Ollama ne renvoie pas un objet JSON mais une ligne par jeton généré, et response.json() échoue dessus — « Extra data: line 2 column 1 ». L'échec se produisait après le bloc de traduction des erreurs : la route renvoyait un 500 opaque au lieu d'un 502 explicite, au bout de toute l'attente. Les compteurs de jetons ne figurent que sur la dernière ligne, celle qui porte done: true.</w:t>
+      </w:r>
+    </w:p>
+    <w:p>
+      <w:pPr>
+        <w:pStyle w:val="FirstParagraph"/>
+      </w:pPr>
+      <w:r>
+        <w:t>La température dépend de l'action. Les trois n'appellent pas la même liberté : corriger l'orthographe demande au modèle de ne rien changer d'autre, et une température élevée l'incite à reformuler au passage — exactement ce qu'on lui interdit. Compléter, à l'inverse, est une tâche de rédaction où un peu de variété est souhaitable. Les valeurs retenues sont 0,1 pour corriger, 0,3 pour reformuler et 0,7 pour compléter ; la valeur unique de 0,7 servait bien la dernière et desservait la première.</w:t>
       </w:r>
     </w:p>
     <w:bookmarkEnd w:id="96"/>
@@ -39623,26 +39078,6 @@
           <w:rStyle w:val="NormalTok"/>
         </w:rPr>
         <w:t xml:space="preserve">        samesite="Strict",                                 # atténuation CSRF</w:t>
-      </w:r>
-      <w:r>
-        <w:rPr>
-          <w:rStyle w:val="OperatorTok"/>
-        </w:rPr>
-      </w:r>
-      <w:r>
-        <w:rPr>
-          <w:rStyle w:val="StringTok"/>
-        </w:rPr>
-      </w:r>
-      <w:r>
-        <w:rPr>
-          <w:rStyle w:val="NormalTok"/>
-        </w:rPr>
-      </w:r>
-      <w:r>
-        <w:rPr>
-          <w:rStyle w:val="CommentTok"/>
-        </w:rPr>
       </w:r>
       <w:r>
         <w:br/>
@@ -41323,7 +40758,7 @@
               <w:jc w:val="left"/>
             </w:pPr>
             <w:r>
-              <w:t xml:space="preserve">Chaîne non vide, ≤ 20 000 caractères</w:t>
+              <w:t>Chaîne non vide, ≤ 3 000 caractères</w:t>
             </w:r>
           </w:p>
         </w:tc>
@@ -41947,7 +41382,7 @@
         <w:pStyle w:val="BodyText"/>
       </w:pPr>
       <w:r>
-        <w:t xml:space="preserve">Les bornes de longueur ne sont pas de l'ergonomie mais une mesure de disponibilité : sans la limite de 20 000 caractères sur</w:t>
+        <w:t>Les bornes de longueur ne sont pas de l'ergonomie mais une mesure de disponibilité : sans la limite de 3 000 caractères sur</w:t>
       </w:r>
       <w:r>
         <w:t xml:space="preserve"> </w:t>
@@ -42377,7 +41812,6 @@
         </w:rPr>
         <w:t>SameSite=Strict empêche l'envoi du cookie sur toute requête inter-site</w:t>
       </w:r>
-      <w:r/>
       <w:r>
         <w:t xml:space="preserve"> ;</w:t>
       </w:r>
@@ -43265,7 +42699,7 @@
               <w:jc w:val="left"/>
             </w:pPr>
             <w:r>
-              <w:t xml:space="preserve">Écoute sur l'interface de bouclage uniquement, version ≥ 0.17.1 (§ 11.3)</w:t>
+              <w:t>Écoute sur l'interface de bouclage uniquement, version ≥ 0.18 (§ 11.3)</w:t>
             </w:r>
           </w:p>
         </w:tc>
@@ -43769,22 +43203,7 @@
               <w:jc w:val="left"/>
             </w:pPr>
             <w:r>
-              <w:t xml:space="preserve">Répondre</w:t>
-            </w:r>
-            <w:r>
-              <w:t xml:space="preserve"> </w:t>
-            </w:r>
-            <w:r>
-              <w:rPr>
-                <w:rStyle w:val="VerbatimChar"/>
-              </w:rPr>
-              <w:t xml:space="preserve">201</w:t>
-            </w:r>
-            <w:r>
-              <w:t xml:space="preserve"> </w:t>
-            </w:r>
-            <w:r>
-              <w:t xml:space="preserve">dans les deux cas et envoyer un courriel d'information à l'adresse déjà inscrite</w:t>
+              <w:t>Risque accepté et argumenté (KAN-94, § 4.1 du rapport d'audit) : l'inscription est la seule route où l'anti-énumération coûterait l'information « cette adresse est déjà prise »</w:t>
             </w:r>
           </w:p>
         </w:tc>
@@ -43843,7 +43262,7 @@
               <w:jc w:val="left"/>
             </w:pPr>
             <w:r>
-              <w:t xml:space="preserve">Ajouter une limite par adresse IP</w:t>
+              <w:t>Corrigé (KAN-95) : limite de 30 requêtes par minute sur /auth/refresh</w:t>
             </w:r>
           </w:p>
         </w:tc>
@@ -43902,7 +43321,7 @@
               <w:jc w:val="left"/>
             </w:pPr>
             <w:r>
-              <w:t xml:space="preserve">Tâche de purge des lignes révoquées ou expirées</w:t>
+              <w:t>Corrigé (KAN-96) : purge_expired_sessions(), appelée à chaque rotation</w:t>
             </w:r>
           </w:p>
         </w:tc>
@@ -44183,7 +43602,7 @@
               <w:jc w:val="left"/>
             </w:pPr>
             <w:r>
-              <w:t xml:space="preserve">Aligner les deux sur la même borne</w:t>
+              <w:t>Corrigé (KAN-98) : contrainte CHECK et validation d'API alignées, script de migration livré</w:t>
             </w:r>
           </w:p>
         </w:tc>
@@ -44236,22 +43655,7 @@
               <w:rPr>
                 <w:rStyle w:val="VerbatimChar"/>
               </w:rPr>
-              <w:t xml:space="preserve">pip-audit</w:t>
-            </w:r>
-            <w:r>
-              <w:t xml:space="preserve">,</w:t>
-            </w:r>
-            <w:r>
-              <w:t xml:space="preserve"> </w:t>
-            </w:r>
-            <w:r>
-              <w:rPr>
-                <w:rStyle w:val="VerbatimChar"/>
-              </w:rPr>
-              <w:t xml:space="preserve">pnpm audit</w:t>
-            </w:r>
-            <w:r>
-              <w:t xml:space="preserve">, Lighthouse, WAVE (§ 9.6, § 9.7)</w:t>
+              <w:t>Faits : rapport d'audit de sécurité et rapport d'audit d'accessibilité (axe-core, 15 écrans, 0 violation). pip-audit et npm audit restent à brancher dans le pipeline</w:t>
             </w:r>
           </w:p>
         </w:tc>
@@ -44266,83 +43670,19 @@
           <w:bCs/>
           <w:b/>
         </w:rPr>
-        <w:t xml:space="preserve">Le premier écart est le plus instructif.</w:t>
-      </w:r>
-      <w:r>
-        <w:t xml:space="preserve"> </w:t>
-      </w:r>
-      <w:r>
-        <w:t xml:space="preserve">Le projet applique correctement l'anti-énumération à deux endroits sur trois. La troisième route la contredit, et pas par négligence sur le principe : elle a été écrite avant les deux autres, à un moment où le message d'erreur explicite paraissait être un simple confort d'usage. C'est le schéma habituel d'un défaut de sécurité — non pas une mesure ignorée, mais une mesure appliquée de façon inégale. J'en retiens qu'une propriété de sécurité doit être vérifiée</w:t>
-      </w:r>
-      <w:r>
-        <w:t xml:space="preserve"> </w:t>
-      </w:r>
+        <w:t>Le premier écart est le plus instructif, et il n'a pas été corrigé mais assumé. Le projet applique l'anti-énumération à /login et /forgot-password, et la contredit à /register, qui répond 409 « Cet email est déjà utilisé ». La route a été écrite avant les deux autres, à un moment où le message explicite paraissait un simple confort d'usage : c'est le schéma habituel d'un défaut de sécurité — non pas une mesure ignorée, mais une mesure appliquée de façon inégale. La fermer demanderait de répondre 201 dans les deux cas et d'informer par courriel l'adresse déjà inscrite, au prix d'un parcours d'inscription qui ne dit plus à l'utilisateur légitime pourquoi son compte n'est pas créé. L'arbitrage est documenté au § 4.1 du rapport d'audit (KAN-94) : le risque est accepté, parce que l'information divulguée — « cette adresse a un compte » — est de faible valeur sur un service sans dimension sensible, et que le coût d'usage est immédiat. J'en retiens surtout qu'une propriété de sécurité doit être vérifiée sur toutes les routes concernées, pas sur celle qu'on écrit au moment où on y pense : c'est la raison d'être des tests TS-03 et TS-04 (§ 9.6), qui balaient l'ensemble des routes plutôt qu'un cas représentatif.</w:t>
+      </w:r>
+    </w:p>
+    <w:p>
+      <w:pPr>
+        <w:pStyle w:val="BodyText"/>
+      </w:pPr>
       <w:r>
         <w:rPr>
           <w:bCs/>
           <w:b/>
         </w:rPr>
-        <w:t xml:space="preserve">sur toutes les routes concernées</w:t>
-      </w:r>
-      <w:r>
-        <w:t xml:space="preserve">, pas sur celle qu'on écrit au moment où on y pense. C'est la raison d'être des tests TS-03 et TS-04 (§ 9.6), qui balaient l'ensemble des routes plutôt qu'un cas représentatif.</w:t>
-      </w:r>
-    </w:p>
-    <w:p>
-      <w:pPr>
-        <w:pStyle w:val="BodyText"/>
-      </w:pPr>
-      <w:r>
-        <w:rPr>
-          <w:bCs/>
-          <w:b/>
-        </w:rPr>
-        <w:t xml:space="preserve">Un défaut fonctionnel a également été relevé lors de cette relecture</w:t>
-      </w:r>
-      <w:r>
-        <w:t xml:space="preserve">, sans lien avec la sécurité : la route</w:t>
-      </w:r>
-      <w:r>
-        <w:t xml:space="preserve"> </w:t>
-      </w:r>
-      <w:r>
-        <w:rPr>
-          <w:rStyle w:val="VerbatimChar"/>
-        </w:rPr>
-        <w:t xml:space="preserve">DELETE /documents/&lt;id_document&gt;</w:t>
-      </w:r>
-      <w:r>
-        <w:t xml:space="preserve"> </w:t>
-      </w:r>
-      <w:r>
-        <w:t xml:space="preserve">se termine par</w:t>
-      </w:r>
-      <w:r>
-        <w:t xml:space="preserve"> </w:t>
-      </w:r>
-      <w:r>
-        <w:rPr>
-          <w:rStyle w:val="VerbatimChar"/>
-        </w:rPr>
-        <w:t xml:space="preserve">return "",</w:t>
-      </w:r>
-      <w:r>
-        <w:t xml:space="preserve"> </w:t>
-      </w:r>
-      <w:r>
-        <w:t xml:space="preserve">— un tuple à un seul élément, là où Flask attend</w:t>
-      </w:r>
-      <w:r>
-        <w:t xml:space="preserve"> </w:t>
-      </w:r>
-      <w:r>
-        <w:rPr>
-          <w:rStyle w:val="VerbatimChar"/>
-        </w:rPr>
-        <w:t xml:space="preserve">("", 204)</w:t>
-      </w:r>
-      <w:r>
-        <w:t xml:space="preserve">. La suppression est bien effectuée en base, mais la construction de la réponse échoue. Le correctif est d'un caractère ; il est signalé ici parce qu'il illustre l'intérêt du cas fonctionnel correspondant : la suppression d'un document n'était couverte par aucun test, et c'est la seule route du projet dans cette situation.</w:t>
+        <w:t>Un défaut fonctionnel avait également été relevé lors de cette relecture, sans lien avec la sécurité : la route DELETE /documents/&lt;id_document&gt; se terminait par return "", — un tuple à un seul élément, là où Flask attend ("", 204). La suppression était bien effectuée en base, mais la construction de la réponse échouait et le client recevait une erreur 500. Corrigé depuis (KAN-93), et couvert par un test d'intégration. Le point mérite d'être gardé parce qu'il illustre exactement la valeur du plan de tests : la suppression d'un document était la seule route du projet qu'aucun test ne couvrait, et c'est la seule où un défaut de ce type a survécu jusqu'à la relecture.</w:t>
       </w:r>
     </w:p>
     <w:p>
@@ -46635,13 +45975,7 @@
               <w:rPr>
                 <w:rStyle w:val="VerbatimChar"/>
               </w:rPr>
-              <w:t xml:space="preserve">RuntimeError</w:t>
-            </w:r>
-            <w:r>
-              <w:t xml:space="preserve"> </w:t>
-            </w:r>
-            <w:r>
-              <w:t xml:space="preserve">« a mis trop de temps à répondre »</w:t>
+              <w:t>RuntimeError « La connexion à Ollama … n'a pas abouti » — filet de sécurité, plus aucun délai n'est imposé à la lecture (§ 6.1)</w:t>
             </w:r>
           </w:p>
         </w:tc>
@@ -46685,13 +46019,7 @@
               <w:rPr>
                 <w:rStyle w:val="VerbatimChar"/>
               </w:rPr>
-              <w:t xml:space="preserve">RuntimeError</w:t>
-            </w:r>
-            <w:r>
-              <w:t xml:space="preserve"> </w:t>
-            </w:r>
-            <w:r>
-              <w:t xml:space="preserve">« Erreur Ollama »</w:t>
+              <w:t>RuntimeError portant le code de statut et le message d'erreur lu dans le corps de la réponse d'Ollama</w:t>
             </w:r>
           </w:p>
         </w:tc>
@@ -46729,16 +46057,7 @@
               <w:jc w:val="left"/>
             </w:pPr>
             <w:r>
-              <w:t xml:space="preserve">Retourne</w:t>
-            </w:r>
-            <w:r>
-              <w:t xml:space="preserve"> </w:t>
-            </w:r>
-            <w:r>
-              <w:rPr>
-                <w:rStyle w:val="VerbatimChar"/>
-              </w:rPr>
-              <w:t xml:space="preserve">(texte, prompt_eval_count + eval_count)</w:t>
+              <w:t>Retourne (texte nettoyé de son bloc de raisonnement, prompt_eval_count + eval_count lus sur la dernière ligne du flux)</w:t>
             </w:r>
           </w:p>
         </w:tc>
@@ -47765,7 +47084,7 @@
               <w:t xml:space="preserve"> </w:t>
             </w:r>
             <w:r>
-              <w:t xml:space="preserve">de 20 001 caractères</w:t>
+              <w:t>de 3 001 caractères</w:t>
             </w:r>
           </w:p>
         </w:tc>
@@ -50319,28 +49638,7 @@
               <w:rPr>
                 <w:rStyle w:val="VerbatimChar"/>
               </w:rPr>
-              <w:t xml:space="preserve">pnpm audit</w:t>
-            </w:r>
-            <w:r>
-              <w:t xml:space="preserve"> </w:t>
-            </w:r>
-            <w:r>
-              <w:t xml:space="preserve">et</w:t>
-            </w:r>
-            <w:r>
-              <w:t xml:space="preserve"> </w:t>
-            </w:r>
-            <w:r>
-              <w:rPr>
-                <w:rStyle w:val="VerbatimChar"/>
-              </w:rPr>
-              <w:t xml:space="preserve">pip-audit</w:t>
-            </w:r>
-            <w:r>
-              <w:t xml:space="preserve"> </w:t>
-            </w:r>
-            <w:r>
-              <w:t xml:space="preserve">— aucune vulnérabilité haute ou critique</w:t>
+              <w:t>npm audit et pip-audit — aucune vulnérabilité haute ou critique en dépendance de production</w:t>
             </w:r>
           </w:p>
         </w:tc>
@@ -50389,23 +49687,15 @@
         <w:pStyle w:val="BodyText"/>
       </w:pPr>
       <w:r>
-        <w:t xml:space="preserve">TS-09 est le seul test de cette liste qui puisse échouer</w:t>
-      </w:r>
-      <w:r>
-        <w:t xml:space="preserve"> </w:t>
-      </w:r>
-      <w:r>
-        <w:rPr>
-          <w:bCs/>
-          <w:b/>
-        </w:rPr>
-        <w:t xml:space="preserve">sans qu'aucune ligne de code ait changé</w:t>
-      </w:r>
-      <w:r>
-        <w:t xml:space="preserve"> </w:t>
-      </w:r>
-      <w:r>
-        <w:t xml:space="preserve">: une vulnérabilité publiée hier rend rouge un code inchangé. C'est pourquoi il figure dans le pipeline d'intégration continue (§ 6.6) et non dans une campagne ponctuelle — et c'est aussi ce qui relie ce plan de tests au journal de veille du § 11.</w:t>
+        <w:t>TS-09 est le seul test de cette liste qui puisse échouer sans qu'aucune ligne de code ait changé : une vulnérabilité publiée hier rend rouge un code inchangé. Sa place est donc dans le pipeline d'intégration continue (§ 6.6) et non dans une campagne ponctuelle — c'est ce qui relie ce plan de tests au journal de veille du § 11. Il y est aujourd'hui exécuté à la main : l'étape automatisée reste à ajouter, et c'est le dernier point ouvert du pipeline.</w:t>
+      </w:r>
+    </w:p>
+    <w:p>
+      <w:pPr>
+        <w:pStyle w:val="BodyText"/>
+      </w:pPr>
+      <w:r>
+        <w:t>Le dernier passage manuel, le 4 octobre, a signalé quatre vulnérabilités de niveau élevé, toutes issues de la même chaîne : @vue/eslint-config-typescript → fast-glob → micromatch → braces@3.0.3 (GHSA-vfj7-8cjw-p6xm). Aucune version corrigée n'existe dans cette branche. Le constat n'est pas bloquant et le dire précisément vaut mieux que l'afficher en rouge : il s'agit d'une dépendance de développement, qui n'entre pas dans le paquet livré, et le déni de service décrit suppose qu'un attaquant contrôle les motifs passés à ESLint — c'est-à-dire qu'il écrit déjà dans le dépôt. À revoir quand l'amont publiera un correctif.</w:t>
       </w:r>
     </w:p>
     <w:bookmarkEnd w:id="130"/>
@@ -50423,23 +49713,23 @@
         <w:pStyle w:val="FirstParagraph"/>
       </w:pPr>
       <w:r>
-        <w:t xml:space="preserve">L'audit outillé reste à produire (§ 5.1.4). Le protocole est arrêté : passage de Lighthouse et de WAVE sur les seize écrans, référentiel</w:t>
-      </w:r>
-      <w:r>
-        <w:t xml:space="preserve"> </w:t>
-      </w:r>
-      <w:r>
-        <w:rPr>
-          <w:bCs/>
-          <w:b/>
-        </w:rPr>
-        <w:t xml:space="preserve">RGAA 4.1.2</w:t>
-      </w:r>
-      <w:r>
-        <w:t xml:space="preserve"> </w:t>
-      </w:r>
-      <w:r>
-        <w:t xml:space="preserve">(§ 11.4), complété par quatre contrôles manuels que l'outillage ne couvre pas — parcours au clavier seul (TF-14), restitution par lecteur d'écran de la barre d'outils Markdown et du panneau IA, visibilité de la prise de focus sur chaque élément interactif, et lisibilité à 200 % de zoom.</w:t>
+        <w:t>L'audit a été mené le 3 octobre 2026 (docs/audit-accessibilite.md) : axe-core sur l'application démarrée, les dix écrans publics puis les cinq écrans authentifiés, ceux-ci dans un conteneur jetable avec un compte de test et une connexion par l'interface. Référentiel RGAA 4.1.2 (§ 11.4).</w:t>
+      </w:r>
+    </w:p>
+    <w:p>
+      <w:pPr>
+        <w:pStyle w:val="FirstParagraph"/>
+      </w:pPr>
+      <w:r>
+        <w:t>Le résultat tient en un chiffre et une nuance. Le chiffre : 120 occurrences sur trois règles, dont 117 dues à une seule couleur — l'accent #E0533C de la charte (§ 5.3.2) ne tenait pas le rapport de contraste de 4,5:1 sur le fond clair. L'assombrir en #C4341C a corrigé 64 violations mesurées sur les dix écrans publics, pour une modification de 199 occurrences dans 19 fichiers. Les teintes de survol ont suivi (#A72C18), sans quoi le survol serait devenu plus clair que l'état normal. Deux constats restaient ensuite : l'étiquette du champ de quota du back-office, seul constat de niveau critique — la page affiche autant de champs que de lignes, un aria-label citant l'utilisateur concerné était donc nécessaire — et la zone CodeMirror, qu'aucune balise &lt;label&gt; ne peut désigner puisqu'il s'agit d'un contenteditable, traitée par EditorView.contentAttributes. Bilan après correction : 15 écrans, 0 violation axe-core, WCAG 2.0 et 2.1, niveaux A et AA.</w:t>
+      </w:r>
+    </w:p>
+    <w:p>
+      <w:pPr>
+        <w:pStyle w:val="FirstParagraph"/>
+      </w:pPr>
+      <w:r>
+        <w:t>La nuance est plus importante que le chiffre. Un « 0 violation » automatisé ne vaut pas conformité RGAA : axe-core mesure des contrastes et repère des attributs manquants, mais il ne sait pas dire si un libellé est compréhensible, ni si l'ordre de tabulation suit l'ordre de lecture. Les contrôles manuels ont d'ailleurs relevé ce que l'outil n'avait pas vu : les seize écrans partagent le même titre de page, il n'y a pas de lien d'évitement, 22 éléments n'ont pas de focus visible faute d'une règle :focus-visible globale, le pied de page saute un niveau de titre sur cinq écrans, l'accueil n'a pas de &lt;main&gt; et « Nouveau document » pas de &lt;h1&gt;. Ces six points sont chiffrés à environ trois heures et demie et restent à traiter.</w:t>
       </w:r>
     </w:p>
     <w:p>
@@ -50473,154 +49763,19 @@
         <w:pStyle w:val="BodyText"/>
       </w:pPr>
       <w:r>
-        <w:t xml:space="preserve">L'objectif de couverture est de</w:t>
-      </w:r>
-      <w:r>
-        <w:t xml:space="preserve"> </w:t>
-      </w:r>
+        <w:t>L'objectif de couverture est de 80 % sur la couche services/ et sur les routes, sans objectif chiffré ailleurs. Viser un pourcentage global pousse à écrire des tests faciles sur du code sans risque ; cibler les couches sensibles est plus utile. Le pipeline GitHub Actions (§ 6.6) enchaîne Ruff, ESLint, Prettier, vue-tsc, pytest, Vitest et la construction des images à chaque push et chaque pull request ; pip-audit et npm audit restent à y brancher.</w:t>
+      </w:r>
+    </w:p>
+    <w:p>
+      <w:pPr>
+        <w:pStyle w:val="BodyText"/>
+      </w:pPr>
       <w:r>
         <w:rPr>
           <w:bCs/>
           <w:b/>
         </w:rPr>
-        <w:t xml:space="preserve">80 % sur la couche</w:t>
-      </w:r>
-      <w:r>
-        <w:rPr>
-          <w:bCs/>
-          <w:b/>
-        </w:rPr>
-        <w:t xml:space="preserve"> </w:t>
-      </w:r>
-      <w:r>
-        <w:rPr>
-          <w:rStyle w:val="VerbatimChar"/>
-          <w:bCs/>
-          <w:b/>
-        </w:rPr>
-        <w:t xml:space="preserve">services/</w:t>
-      </w:r>
-      <w:r>
-        <w:rPr>
-          <w:bCs/>
-          <w:b/>
-        </w:rPr>
-        <w:t xml:space="preserve"> </w:t>
-      </w:r>
-      <w:r>
-        <w:rPr>
-          <w:bCs/>
-          <w:b/>
-        </w:rPr>
-        <w:t xml:space="preserve">et sur les routes</w:t>
-      </w:r>
-      <w:r>
-        <w:t xml:space="preserve">, sans objectif chiffré ailleurs. Viser un pourcentage global pousse à écrire des tests faciles sur du code sans risque ; cibler les couches sensibles est plus utile. Le pipeline GitHub Actions (§ 6.6) enchaîne</w:t>
-      </w:r>
-      <w:r>
-        <w:t xml:space="preserve"> </w:t>
-      </w:r>
-      <w:r>
-        <w:rPr>
-          <w:rStyle w:val="VerbatimChar"/>
-        </w:rPr>
-        <w:t xml:space="preserve">ruff</w:t>
-      </w:r>
-      <w:r>
-        <w:t xml:space="preserve">,</w:t>
-      </w:r>
-      <w:r>
-        <w:t xml:space="preserve"> </w:t>
-      </w:r>
-      <w:r>
-        <w:rPr>
-          <w:rStyle w:val="VerbatimChar"/>
-        </w:rPr>
-        <w:t xml:space="preserve">vue-tsc</w:t>
-      </w:r>
-      <w:r>
-        <w:t xml:space="preserve">,</w:t>
-      </w:r>
-      <w:r>
-        <w:t xml:space="preserve"> </w:t>
-      </w:r>
-      <w:r>
-        <w:rPr>
-          <w:rStyle w:val="VerbatimChar"/>
-        </w:rPr>
-        <w:t xml:space="preserve">pytest</w:t>
-      </w:r>
-      <w:r>
-        <w:t xml:space="preserve">,</w:t>
-      </w:r>
-      <w:r>
-        <w:t xml:space="preserve"> </w:t>
-      </w:r>
-      <w:r>
-        <w:rPr>
-          <w:rStyle w:val="VerbatimChar"/>
-        </w:rPr>
-        <w:t xml:space="preserve">vitest</w:t>
-      </w:r>
-      <w:r>
-        <w:t xml:space="preserve">,</w:t>
-      </w:r>
-      <w:r>
-        <w:t xml:space="preserve"> </w:t>
-      </w:r>
-      <w:r>
-        <w:rPr>
-          <w:rStyle w:val="VerbatimChar"/>
-        </w:rPr>
-        <w:t xml:space="preserve">pip-audit</w:t>
-      </w:r>
-      <w:r>
-        <w:t xml:space="preserve"> </w:t>
-      </w:r>
-      <w:r>
-        <w:t xml:space="preserve">et</w:t>
-      </w:r>
-      <w:r>
-        <w:t xml:space="preserve"> </w:t>
-      </w:r>
-      <w:r>
-        <w:rPr>
-          <w:rStyle w:val="VerbatimChar"/>
-        </w:rPr>
-        <w:t xml:space="preserve">pnpm audit</w:t>
-      </w:r>
-      <w:r>
-        <w:t xml:space="preserve"> </w:t>
-      </w:r>
-      <w:r>
-        <w:t xml:space="preserve">à chaque</w:t>
-      </w:r>
-      <w:r>
-        <w:t xml:space="preserve"> </w:t>
-      </w:r>
-      <w:r>
-        <w:rPr>
-          <w:rStyle w:val="VerbatimChar"/>
-        </w:rPr>
-        <w:t xml:space="preserve">push</w:t>
-      </w:r>
-      <w:r>
-        <w:t xml:space="preserve"> </w:t>
-      </w:r>
-      <w:r>
-        <w:t xml:space="preserve">et chaque</w:t>
-      </w:r>
-      <w:r>
-        <w:t xml:space="preserve"> </w:t>
-      </w:r>
-      <w:r>
-        <w:rPr>
-          <w:rStyle w:val="VerbatimChar"/>
-        </w:rPr>
-        <w:t xml:space="preserve">pull request</w:t>
-      </w:r>
-      <w:r>
-        <w:t xml:space="preserve">.</w:t>
+        <w:t>État d'exécution — campagne du 3 octobre 2026. Les suites automatisées ont été écrites et exécutées : 146 cas backend (50 unitaires, 79 d'intégration, 17 de sécurité) et 42 cas Vitest, soit 188 cas, tous au vert en 59 secondes ; une seconde campagne le même jour a ajouté 7 cas couvrant les correctifs de sécurité — purge des sessions, limitation de débit sur le rafraîchissement, clé de session Flask — pour un total de 195. La couverture backend est de 95 % : 100 % sur services/ et sur database/db.py, 89 à 96 % sur routes/. La couverture frontend, à 62 %, est tirée vers le bas par les cinq modules de service, qui sont des enveloppes d'une ligne autour d'axios : les tester reviendrait à tester axios.</w:t>
       </w:r>
     </w:p>
     <w:p>
@@ -50628,17 +49783,15 @@
         <w:pStyle w:val="BodyText"/>
       </w:pPr>
       <w:r>
-        <w:rPr>
-          <w:bCs/>
-          <w:b/>
-        </w:rPr>
-        <w:t xml:space="preserve">État d'avancement.</w:t>
-      </w:r>
-      <w:r>
-        <w:t xml:space="preserve"> </w:t>
-      </w:r>
-      <w:r>
-        <w:t xml:space="preserve">Le plan est complet, sa mise en œuvre est partielle. Les cas fonctionnels TF-01 à TF-15 et les tests de sécurité TS-01 à TS-08 ont été exécutés manuellement au fil des itérations. Les tests automatisés (TU, TI) sont spécifiés mais leur écriture est en cours — c'est, avec la conteneurisation, le principal reste-à-faire du projet (§ 4.2).</w:t>
+        <w:t>Ce qui reste. Les tests système TS-01 à TS-10 attendent la validation de la pile conteneurisée sur une machine disposant d'un démon Docker ; les tests d'acceptation attendent le point de validation avec le formateur ; les tests de charge viennent après. Ces trois lots sont les seuls critères de sortie non satisfaits.</w:t>
+      </w:r>
+    </w:p>
+    <w:p>
+      <w:pPr>
+        <w:pStyle w:val="BodyText"/>
+      </w:pPr>
+      <w:r>
+        <w:t>Une leçon de méthode, et c'est celle que je retiens de la campagne : les doubles de test mentent. Trois défauts de la chaîne IA sont passés sous un faux requests.post qui acceptait json() à tout moment et ne libérait jamais de connexion — dont précisément celui qui rendait illisible le diagnostic d'Ollama une fois la connexion fermée (§ 7.2.3). Il a fallu un vrai serveur HTTP, un http.server qui imite /api/generate, pour les voir. Les tests ajoutés ensuite ont été vérifiés par mutation : on casse volontairement le code pour s'assurer qu'ils échouent. Un test qu'on n'a jamais vu échouer ne prouve rien.</w:t>
       </w:r>
     </w:p>
     <w:p>
@@ -52530,7 +51683,7 @@
               <w:t xml:space="preserve"> </w:t>
             </w:r>
             <w:r>
-              <w:t xml:space="preserve">de 20 001 caractères</w:t>
+              <w:t>de 3 001 caractères</w:t>
             </w:r>
           </w:p>
         </w:tc>
@@ -53493,7 +52646,7 @@
               <w:rPr>
                 <w:rStyle w:val="VerbatimChar"/>
               </w:rPr>
-              <w:t xml:space="preserve">pnpm audit</w:t>
+              <w:t>npm audit</w:t>
             </w:r>
             <w:r>
               <w:t xml:space="preserve"> </w:t>
@@ -53923,7 +53076,7 @@
                 <w:bCs/>
                 <w:b/>
               </w:rPr>
-              <w:t xml:space="preserve">À corriger</w:t>
+              <w:t>Corrigé — 0.35.1</w:t>
             </w:r>
           </w:p>
         </w:tc>
@@ -54079,7 +53232,7 @@
                 <w:bCs/>
                 <w:b/>
               </w:rPr>
-              <w:t xml:space="preserve">Affecté</w:t>
+              <w:t>Corrigé — 3.4.16</w:t>
             </w:r>
           </w:p>
         </w:tc>
@@ -54545,7 +53698,7 @@
         <w:rPr>
           <w:rStyle w:val="VerbatimChar"/>
         </w:rPr>
-        <w:t xml:space="preserve">pnpm-lock.yaml</w:t>
+        <w:t>package-lock.json</w:t>
       </w:r>
       <w:r>
         <w:t xml:space="preserve"> </w:t>
@@ -54596,7 +53749,7 @@
         <w:rPr>
           <w:rStyle w:val="VerbatimChar"/>
         </w:rPr>
-        <w:t xml:space="preserve">pnpm audit</w:t>
+        <w:t>npm audit</w:t>
       </w:r>
       <w:r>
         <w:t xml:space="preserve"> </w:t>
@@ -54684,25 +53837,7 @@
           <w:bCs/>
           <w:b/>
         </w:rPr>
-        <w:t xml:space="preserve">Le projet est partiellement protégé par sa configuration</w:t>
-      </w:r>
-      <w:r>
-        <w:t xml:space="preserve"> </w:t>
-      </w:r>
-      <w:r>
-        <w:t xml:space="preserve">: Ollama n'écoute que sur</w:t>
-      </w:r>
-      <w:r>
-        <w:t xml:space="preserve"> </w:t>
-      </w:r>
-      <w:r>
-        <w:rPr>
-          <w:rStyle w:val="VerbatimChar"/>
-        </w:rPr>
-        <w:t xml:space="preserve">localhost</w:t>
-      </w:r>
-      <w:r>
-        <w:t xml:space="preserve">, donc n'est pas exposé au réseau. La mise à jour vers 0.17.1 ou supérieure reste nécessaire, et la règle d'écoute sur la seule interface de bouclage est passée du statut d'habitude implicite à celui de consigne écrite (§ 5.2.1, § 6.6).</w:t>
+        <w:t>Le projet était partiellement protégé par sa configuration : Ollama n'écoutait que sur localhost, donc n'était pas exposé au réseau. La mise à jour a été appliquée — 0.35.1 installée, très au-delà du seuil de 0.18 fixé au § 4.2 du rapport d'audit — et la règle d'écoute sur la seule interface de bouclage est passée du statut d'habitude implicite à celui de consigne écrite (§ 5.2.1, § 6.6). Son application explicite par OLLAMA_HOST=127.0.0.1:11434 reste à poser sur le poste : aujourd'hui le comportement par défaut suffit, mais une mesure qui dépend d'un défaut n'est pas une mesure.</w:t>
       </w:r>
     </w:p>
     <w:p>
@@ -54788,8 +53923,6 @@
         </w:rPr>
         <w:t>Le projet était affecté : il déclarait</w:t>
       </w:r>
-      <w:r/>
-      <w:r/>
       <w:r>
         <w:t xml:space="preserve"> </w:t>
       </w:r>
@@ -54802,7 +53935,6 @@
       <w:r>
         <w:t xml:space="preserve">. La mise à jour a été appliquée vers </w:t>
       </w:r>
-      <w:r/>
       <w:r>
         <w:rPr>
           <w:rStyle w:val="VerbatimChar"/>
@@ -54812,7 +53944,6 @@
       <w:r>
         <w:t xml:space="preserve"> : version installée et vérifiée dans node_modules le 02/10/2026. La veille a donc produit ici une correction effective, et non une action en attente.</w:t>
       </w:r>
-      <w:r/>
     </w:p>
     <w:p>
       <w:pPr>
@@ -54944,7 +54075,39 @@
         <w:pStyle w:val="BodyText"/>
       </w:pPr>
       <w:r>
-        <w:t xml:space="preserve">Le projet couvre déjà une partie de l'exigence : le panneau est intitulé « Assistant IA — Ollama », l'action demandée est explicite, et aucune proposition n'est appliquée sans décision de l'utilisateur (§ 5.3.5). Trois compléments restent à produire :</w:t>
+        <w:t>Le projet couvre déjà une partie de l'exigence : le panneau est intitulé « Assistant IA — Ollama », l'action demandée est explicite, et aucune proposition n'est appliquée sans décision de l'utilisateur. Trois compléments restent à produire. Ils sont spécifiés ici plutôt que simplement listés, parce que leur coût réel tient à l'endroit où ils s'insèrent, pas à leur volume de code.</w:t>
+      </w:r>
+    </w:p>
+    <w:p>
+      <w:pPr>
+        <w:pStyle w:val="BodyText"/>
+      </w:pPr>
+      <w:r>
+        <w:t>1 · Mention d'information non ambiguë. L'obligation porte sur l'information de l'utilisateur, pas sur l'étiquetage d'un panneau : un titre « Assistant IA — Ollama » nomme un outil, il ne dit pas que le texte proposé est produit par un modèle et peut être inexact. La mention doit donc apparaître au premier usage de l'assistant, dans la modale elle-même, et rester consultable ensuite. Formulation retenue : « Les propositions de cet assistant sont générées par un modèle de langage exécuté localement. Elles peuvent contenir des erreurs ou des affirmations fausses : relisez avant d'insérer. » Emplacement : composant de la modale IA, avant les boutons d'action. Le fait que l'utilisateur l'ait vue relève du confort, pas de la preuve — contrairement au consentement RGPD, l'AI Act n'exige pas de tracer l'information, il exige qu'elle soit donnée.</w:t>
+      </w:r>
+    </w:p>
+    <w:p>
+      <w:pPr>
+        <w:pStyle w:val="BodyText"/>
+      </w:pPr>
+      <w:r>
+        <w:t>2 · Trace des passages issus d'une génération. C'est le complément le plus structurant, et le seul qui touche au modèle de données. L'information existe déjà côté base : la table ia conserve content_before et content_after pour chaque interaction (§ 5.4.4). Ce qui manque est le lien entre cette trace et le document final — une fois la proposition insérée, rien ne distingue dans le Markdown ce que l'utilisateur a écrit de ce qu'il a accepté. Deux options ont été étudiées. Marquer le texte dans le document lui-même (balises, commentaires Markdown) polluerait le contenu et serait détruit à la première réécriture manuelle. Conserver la trace hors du document, en enregistrant à l'insertion la position et la longueur du passage inséré, laisse le Markdown intact mais demande de gérer le décalage des positions à chaque frappe ultérieure. C'est la seconde option qui est retenue, avec une réconciliation à l'ouverture du document plutôt qu'un suivi continu : l'exigence est la traçabilité, pas le surlignage en temps réel.</w:t>
+      </w:r>
+    </w:p>
+    <w:p>
+      <w:pPr>
+        <w:pStyle w:val="BodyText"/>
+      </w:pPr>
+      <w:r>
+        <w:t>3 · Clause dédiée dans les CGU et la politique de confidentialité. Elle est distincte du consentement au traitement des données, et c'est tout l'enjeu : le consentement RGPD porte sur ce que l'application fait des données de l'utilisateur, la clause AI Act porte sur ce que l'utilisateur doit savoir de ce que l'application produit. Trois points à y faire figurer — la nature générée des propositions et leur faillibilité, l'exécution locale du modèle (aucun contenu transmis à un tiers, ce qui est un argument commercial autant qu'une mention légale), et la responsabilité éditoriale, qui reste celle de l'utilisateur sur le document final. Ce dernier point recoupe une clause déjà présente dans les CGU (§ 2.6) : il s'agit de l'étendre explicitement aux contenus générés, pas d'en écrire une nouvelle.</w:t>
+      </w:r>
+    </w:p>
+    <w:p>
+      <w:pPr>
+        <w:pStyle w:val="BodyText"/>
+      </w:pPr>
+      <w:r>
+        <w:t>Un quatrième point figure dans le règlement sans concerner le projet, et le dire vaut mieux que l'omettre : l'obligation de filigrane techniquement détectable sur les contenus générés vise les systèmes qui produisent du contenu de synthèse destiné à circuler — image, audio, vidéo, texte publié. HelpMeDraft produit des propositions que l'utilisateur modifie et intègre à son propre document avant toute diffusion ; le contenu livré n'est pas un contenu de synthèse au sens du règlement. Le marquage visible et l'information, eux, s'appliquent bien, et ce sont les trois compléments ci-dessus.</w:t>
       </w:r>
     </w:p>
     <w:p>
@@ -55238,12 +54401,6 @@
             <w:r>
               <w:t>Mettre à jour DOMPurify vers ^3.4.16 — appliqué le 02/10/2026</w:t>
             </w:r>
-            <w:r/>
-            <w:r>
-              <w:rPr>
-                <w:rStyle w:val="VerbatimChar"/>
-              </w:rPr>
-            </w:r>
           </w:p>
         </w:tc>
         <w:tc>
@@ -55292,7 +54449,7 @@
               <w:jc w:val="left"/>
             </w:pPr>
             <w:r>
-              <w:t>Contrôler la version d'Ollama et mettre à jour vers ≥ 0.17.1 — vérifié le 02/10/2026 : 0.35.0</w:t>
+              <w:t>Contrôler la version d'Ollama et mettre à jour — appliqué : 0.35.1 installée</w:t>
             </w:r>
           </w:p>
         </w:tc>
@@ -55542,37 +54699,7 @@
               <w:jc w:val="left"/>
             </w:pPr>
             <w:r>
-              <w:t xml:space="preserve">Activer Dependabot et intégrer</w:t>
-            </w:r>
-            <w:r>
-              <w:t xml:space="preserve"> </w:t>
-            </w:r>
-            <w:r>
-              <w:rPr>
-                <w:rStyle w:val="VerbatimChar"/>
-              </w:rPr>
-              <w:t xml:space="preserve">pnpm audit</w:t>
-            </w:r>
-            <w:r>
-              <w:t xml:space="preserve"> </w:t>
-            </w:r>
-            <w:r>
-              <w:t xml:space="preserve">/</w:t>
-            </w:r>
-            <w:r>
-              <w:t xml:space="preserve"> </w:t>
-            </w:r>
-            <w:r>
-              <w:rPr>
-                <w:rStyle w:val="VerbatimChar"/>
-              </w:rPr>
-              <w:t xml:space="preserve">pip-audit</w:t>
-            </w:r>
-            <w:r>
-              <w:t xml:space="preserve"> </w:t>
-            </w:r>
-            <w:r>
-              <w:t xml:space="preserve">au pipeline d'intégration continue</w:t>
+              <w:t>Activer Dependabot et intégrer npm audit / pip-audit au pipeline d'intégration continue — pipeline en place, étape d'audit restant à ajouter</w:t>
             </w:r>
           </w:p>
         </w:tc>
@@ -56195,36 +55322,178 @@
           <w:iCs/>
           <w:i/>
         </w:rPr>
-        <w:t xml:space="preserve">[À insérer : les neuf planches, une par page — export PDF du fichier</w:t>
-      </w:r>
-      <w:r>
-        <w:rPr>
-          <w:iCs/>
+        <w:t>Les planches sont reproduites ci-après, une par page, dans l'ordre du parcours utilisateur. Chacune porte sa référence, l'écran concerné et ses intentions de conception numérotées — la raison d'être de chaque bloc, et non seulement sa présence. Le fichier source est docs/maquettes-helpmedraft.html dans le dépôt.</w:t>
+      </w:r>
+    </w:p>
+    <w:p>
+      <w:pPr>
+        <w:pStyle w:val="BodyText"/>
+        <w:jc w:val="center"/>
+      </w:pPr>
+    </w:p>
+    <w:p>
+      <w:pPr>
+        <w:pStyle w:val="BodyText"/>
+        <w:jc w:val="center"/>
+      </w:pPr>
+      <w:r>
+        <w:rPr>
           <w:i/>
-        </w:rPr>
-        <w:t xml:space="preserve"> </w:t>
-      </w:r>
-      <w:r>
-        <w:rPr>
-          <w:rStyle w:val="VerbatimChar"/>
-          <w:iCs/>
+          <w:sz w:val="18"/>
+        </w:rPr>
+        <w:t>W-01 — Accueil (/). Composition de la page d'entrée, place du footer légal.</w:t>
+      </w:r>
+    </w:p>
+    <w:p>
+      <w:pPr>
+        <w:pStyle w:val="BodyText"/>
+        <w:jc w:val="center"/>
+      </w:pPr>
+    </w:p>
+    <w:p>
+      <w:pPr>
+        <w:pStyle w:val="BodyText"/>
+        <w:jc w:val="center"/>
+      </w:pPr>
+      <w:r>
+        <w:rPr>
           <w:i/>
-        </w:rPr>
-        <w:t xml:space="preserve">docs/maquettes-helpmedraft.html</w:t>
-      </w:r>
-      <w:r>
-        <w:rPr>
-          <w:iCs/>
+          <w:sz w:val="18"/>
+        </w:rPr>
+        <w:t>W-02 — Inscription (/register). Politique de mot de passe affichée en continu, consentement RGPD explicite et non pré-coché.</w:t>
+      </w:r>
+    </w:p>
+    <w:p>
+      <w:pPr>
+        <w:pStyle w:val="BodyText"/>
+        <w:jc w:val="center"/>
+      </w:pPr>
+    </w:p>
+    <w:p>
+      <w:pPr>
+        <w:pStyle w:val="BodyText"/>
+        <w:jc w:val="center"/>
+      </w:pPr>
+      <w:r>
+        <w:rPr>
           <w:i/>
-        </w:rPr>
-        <w:t xml:space="preserve"> </w:t>
-      </w:r>
-      <w:r>
-        <w:rPr>
-          <w:iCs/>
+          <w:sz w:val="18"/>
+        </w:rPr>
+        <w:t>W-03 — Connexion et récupération (/login · /forgot-password · /reset-password). Parcours de récupération complet, réponse anti-énumération identique que l'adresse existe ou non.</w:t>
+      </w:r>
+    </w:p>
+    <w:p>
+      <w:pPr>
+        <w:pStyle w:val="BodyText"/>
+        <w:jc w:val="center"/>
+      </w:pPr>
+    </w:p>
+    <w:p>
+      <w:pPr>
+        <w:pStyle w:val="BodyText"/>
+        <w:jc w:val="center"/>
+      </w:pPr>
+      <w:r>
+        <w:rPr>
           <w:i/>
-        </w:rPr>
-        <w:t xml:space="preserve">du dépôt.]</w:t>
+          <w:sz w:val="18"/>
+        </w:rPr>
+        <w:t>W-04 — Tableau de bord (/dashboard). Trois compteurs de statut, trois portes d'entrée vers la rédaction, état vide explicite.</w:t>
+      </w:r>
+    </w:p>
+    <w:p>
+      <w:pPr>
+        <w:pStyle w:val="BodyText"/>
+        <w:jc w:val="center"/>
+      </w:pPr>
+    </w:p>
+    <w:p>
+      <w:pPr>
+        <w:pStyle w:val="BodyText"/>
+        <w:jc w:val="center"/>
+      </w:pPr>
+      <w:r>
+        <w:rPr>
+          <w:i/>
+          <w:sz w:val="18"/>
+        </w:rPr>
+        <w:t>W-05 — Liste des documents (/documents). Colonne dossiers, recherche et filtre statut, pagination serveur.</w:t>
+      </w:r>
+    </w:p>
+    <w:p>
+      <w:pPr>
+        <w:pStyle w:val="BodyText"/>
+        <w:jc w:val="center"/>
+      </w:pPr>
+    </w:p>
+    <w:p>
+      <w:pPr>
+        <w:pStyle w:val="BodyText"/>
+        <w:jc w:val="center"/>
+      </w:pPr>
+      <w:r>
+        <w:rPr>
+          <w:i/>
+          <w:sz w:val="18"/>
+        </w:rPr>
+        <w:t>W-06 — Éditeur de document (/documents/:id). Les cinq zones de l'écran central, indicateur d'enregistrement, historique IA.</w:t>
+      </w:r>
+    </w:p>
+    <w:p>
+      <w:pPr>
+        <w:pStyle w:val="BodyText"/>
+        <w:jc w:val="center"/>
+      </w:pPr>
+    </w:p>
+    <w:p>
+      <w:pPr>
+        <w:pStyle w:val="BodyText"/>
+        <w:jc w:val="center"/>
+      </w:pPr>
+      <w:r>
+        <w:rPr>
+          <w:i/>
+          <w:sz w:val="18"/>
+        </w:rPr>
+        <w:t>W-07 — Assistant IA (surcouche modale de /documents/:id). Action, portée, consigne libre, insérer / remplacer / annuler. Aucune modification du document sans décision de l'utilisateur.</w:t>
+      </w:r>
+    </w:p>
+    <w:p>
+      <w:pPr>
+        <w:pStyle w:val="BodyText"/>
+        <w:jc w:val="center"/>
+      </w:pPr>
+    </w:p>
+    <w:p>
+      <w:pPr>
+        <w:pStyle w:val="BodyText"/>
+        <w:jc w:val="center"/>
+      </w:pPr>
+      <w:r>
+        <w:rPr>
+          <w:i/>
+          <w:sz w:val="18"/>
+        </w:rPr>
+        <w:t>W-08 — Back-office (/admin). Statistiques globales, édition du rôle et du quota en ligne.</w:t>
+      </w:r>
+    </w:p>
+    <w:p>
+      <w:pPr>
+        <w:pStyle w:val="BodyText"/>
+        <w:jc w:val="center"/>
+      </w:pPr>
+    </w:p>
+    <w:p>
+      <w:pPr>
+        <w:pStyle w:val="BodyText"/>
+        <w:jc w:val="center"/>
+      </w:pPr>
+      <w:r>
+        <w:rPr>
+          <w:i/>
+          <w:sz w:val="18"/>
+        </w:rPr>
+        <w:t>W-09 — Enchaînement des écrans (—). Zones d'accès, gardes de navigation, transitions.</w:t>
       </w:r>
     </w:p>
     <w:p>
@@ -60354,1927 +59623,342 @@
         <w:rPr>
           <w:rStyle w:val="CommentTok"/>
         </w:rPr>
-        <w:t xml:space="preserve"># backend/app/services/ia_service.py</w:t>
-      </w:r>
-      <w:r>
-        <w:br/>
-      </w:r>
-      <w:r>
-        <w:rPr>
-          <w:rStyle w:val="ImportTok"/>
-        </w:rPr>
-        <w:t xml:space="preserve">import</w:t>
-      </w:r>
-      <w:r>
-        <w:rPr>
-          <w:rStyle w:val="NormalTok"/>
-        </w:rPr>
-        <w:t xml:space="preserve"> requests</w:t>
-      </w:r>
-      <w:r>
-        <w:br/>
-      </w:r>
-      <w:r>
-        <w:rPr>
-          <w:rStyle w:val="ImportTok"/>
-        </w:rPr>
-        <w:t xml:space="preserve">from</w:t>
-      </w:r>
-      <w:r>
-        <w:rPr>
-          <w:rStyle w:val="NormalTok"/>
-        </w:rPr>
-        <w:t xml:space="preserve"> flask </w:t>
-      </w:r>
-      <w:r>
-        <w:rPr>
-          <w:rStyle w:val="ImportTok"/>
-        </w:rPr>
-        <w:t xml:space="preserve">import</w:t>
-      </w:r>
-      <w:r>
-        <w:rPr>
-          <w:rStyle w:val="NormalTok"/>
-        </w:rPr>
-        <w:t xml:space="preserve"> current_app</w:t>
-      </w:r>
-      <w:r>
-        <w:br/>
-      </w:r>
-      <w:r>
-        <w:br/>
-      </w:r>
-      <w:r>
-        <w:rPr>
-          <w:rStyle w:val="NormalTok"/>
-        </w:rPr>
-        <w:t xml:space="preserve">OLLAMA_TIMEOUT </w:t>
-      </w:r>
-      <w:r>
-        <w:rPr>
-          <w:rStyle w:val="OperatorTok"/>
-        </w:rPr>
-        <w:t xml:space="preserve">=</w:t>
-      </w:r>
-      <w:r>
-        <w:rPr>
-          <w:rStyle w:val="NormalTok"/>
-        </w:rPr>
-        <w:t xml:space="preserve"> </w:t>
-      </w:r>
-      <w:r>
-        <w:rPr>
-          <w:rStyle w:val="DecValTok"/>
-        </w:rPr>
-        <w:t xml:space="preserve">60</w:t>
-      </w:r>
-      <w:r>
-        <w:br/>
-      </w:r>
-      <w:r>
-        <w:br/>
-      </w:r>
-      <w:r>
-        <w:rPr>
-          <w:rStyle w:val="NormalTok"/>
-        </w:rPr>
-        <w:t xml:space="preserve">PROMPT_TEMPLATES </w:t>
-      </w:r>
-      <w:r>
-        <w:rPr>
-          <w:rStyle w:val="OperatorTok"/>
-        </w:rPr>
-        <w:t xml:space="preserve">=</w:t>
-      </w:r>
-      <w:r>
-        <w:rPr>
-          <w:rStyle w:val="NormalTok"/>
-        </w:rPr>
-        <w:t xml:space="preserve"> {</w:t>
-      </w:r>
-      <w:r>
-        <w:br/>
-      </w:r>
-      <w:r>
-        <w:rPr>
-          <w:rStyle w:val="NormalTok"/>
-        </w:rPr>
-        <w:t xml:space="preserve">    </w:t>
-      </w:r>
-      <w:r>
-        <w:rPr>
-          <w:rStyle w:val="StringTok"/>
-        </w:rPr>
-        <w:t xml:space="preserve">"reformuler"</w:t>
-      </w:r>
-      <w:r>
-        <w:rPr>
-          <w:rStyle w:val="NormalTok"/>
-        </w:rPr>
-        <w:t xml:space="preserve">: (</w:t>
-      </w:r>
-      <w:r>
-        <w:br/>
-      </w:r>
-      <w:r>
-        <w:rPr>
-          <w:rStyle w:val="NormalTok"/>
-        </w:rPr>
-        <w:t xml:space="preserve">        </w:t>
-      </w:r>
-      <w:r>
-        <w:rPr>
-          <w:rStyle w:val="StringTok"/>
-        </w:rPr>
-        <w:t xml:space="preserve">"Tu es un assistant de rédaction de documents professionnels. "</w:t>
-      </w:r>
-      <w:r>
-        <w:br/>
-      </w:r>
-      <w:r>
-        <w:rPr>
-          <w:rStyle w:val="NormalTok"/>
-        </w:rPr>
-        <w:t xml:space="preserve">        </w:t>
-      </w:r>
-      <w:r>
-        <w:rPr>
-          <w:rStyle w:val="StringTok"/>
-        </w:rPr>
-        <w:t xml:space="preserve">"Reformule le texte suivant pour le rendre plus clair et plus professionnel, "</w:t>
-      </w:r>
-      <w:r>
-        <w:br/>
-      </w:r>
-      <w:r>
-        <w:rPr>
-          <w:rStyle w:val="NormalTok"/>
-        </w:rPr>
-        <w:t xml:space="preserve">        </w:t>
-      </w:r>
-      <w:r>
-        <w:rPr>
-          <w:rStyle w:val="StringTok"/>
-        </w:rPr>
-        <w:t xml:space="preserve">"sans changer son sens ni ajouter d'informations nouvelles. "</w:t>
-      </w:r>
-      <w:r>
-        <w:br/>
-      </w:r>
-      <w:r>
-        <w:rPr>
-          <w:rStyle w:val="NormalTok"/>
-        </w:rPr>
-        <w:t xml:space="preserve">        </w:t>
-      </w:r>
-      <w:r>
-        <w:rPr>
-          <w:rStyle w:val="StringTok"/>
-        </w:rPr>
-        <w:t xml:space="preserve">"Réponds uniquement avec le texte reformulé, sans commentaire ni introduction.</w:t>
-      </w:r>
-      <w:r>
-        <w:rPr>
-          <w:rStyle w:val="CharTok"/>
-        </w:rPr>
-        <w:t xml:space="preserve">\n\n</w:t>
-      </w:r>
-      <w:r>
-        <w:rPr>
-          <w:rStyle w:val="StringTok"/>
-        </w:rPr>
-        <w:t xml:space="preserve">"</w:t>
-      </w:r>
-      <w:r>
-        <w:br/>
-      </w:r>
-      <w:r>
-        <w:rPr>
-          <w:rStyle w:val="NormalTok"/>
-        </w:rPr>
-        <w:t xml:space="preserve">        </w:t>
-      </w:r>
-      <w:r>
-        <w:rPr>
-          <w:rStyle w:val="StringTok"/>
-        </w:rPr>
-        <w:t xml:space="preserve">"Texte à reformuler :</w:t>
-      </w:r>
-      <w:r>
-        <w:rPr>
-          <w:rStyle w:val="CharTok"/>
-        </w:rPr>
-        <w:t xml:space="preserve">\n</w:t>
-      </w:r>
-      <w:r>
-        <w:rPr>
-          <w:rStyle w:val="SpecialCharTok"/>
-        </w:rPr>
-        <w:t xml:space="preserve">{contenu}</w:t>
-      </w:r>
-      <w:r>
-        <w:rPr>
-          <w:rStyle w:val="StringTok"/>
-        </w:rPr>
-        <w:t xml:space="preserve">"</w:t>
-      </w:r>
-      <w:r>
-        <w:br/>
-      </w:r>
-      <w:r>
-        <w:rPr>
-          <w:rStyle w:val="NormalTok"/>
-        </w:rPr>
+        <w:t># backend/app/services/ia_service.py</w:t>
+        <w:br/>
+        <w:t>import json</w:t>
+        <w:br/>
+        <w:br/>
+        <w:t>import requests</w:t>
+        <w:br/>
+        <w:t>from flask import current_app</w:t>
+        <w:br/>
+        <w:br/>
+        <w:t># Température PAR ACTION, et non une valeur unique. Corriger l'orthographe</w:t>
+        <w:br/>
+        <w:t># demande au modèle de ne RIEN changer d'autre : une température élevée</w:t>
+        <w:br/>
+        <w:t># l'incite à reformuler au passage, c'est-à-dire ce qu'on lui a interdit.</w:t>
+        <w:br/>
+        <w:t># Compléter, à l'inverse, est une tâche de rédaction où un peu de variété est</w:t>
+        <w:br/>
+        <w:t># souhaitable. La valeur unique de 0,7 servait bien la dernière et desservait</w:t>
+        <w:br/>
+        <w:t># la première.</w:t>
+        <w:br/>
+        <w:t>TEMPERATURES = {</w:t>
+        <w:br/>
+        <w:t xml:space="preserve">    "corriger": 0.1,</w:t>
+        <w:br/>
+        <w:t xml:space="preserve">    "reformuler": 0.3,</w:t>
+        <w:br/>
+        <w:t xml:space="preserve">    "completer": 0.7,</w:t>
+        <w:br/>
+        <w:t>}</w:t>
+        <w:br/>
+        <w:t>TEMPERATURE_PAR_DEFAUT = 0.3</w:t>
+        <w:br/>
+        <w:br/>
+        <w:t>PROMPT_TEMPLATES = {</w:t>
+        <w:br/>
+        <w:t xml:space="preserve">    "reformuler": (</w:t>
+        <w:br/>
+        <w:t xml:space="preserve">        "Tu es un assistant de rédaction de documents professionnels. "</w:t>
+        <w:br/>
+        <w:t xml:space="preserve">        "Reformule le texte suivant pour le rendre plus clair et plus professionnel, "</w:t>
+        <w:br/>
+        <w:t xml:space="preserve">        "sans changer son sens ni ajouter d'informations nouvelles. "</w:t>
+        <w:br/>
+        <w:t xml:space="preserve">        "Réponds uniquement avec le texte reformulé, sans commentaire ni introduction.\n\n"</w:t>
+        <w:br/>
+        <w:t xml:space="preserve">        "Texte à reformuler :\n{contenu}"</w:t>
+        <w:br/>
         <w:t xml:space="preserve">    ),</w:t>
-      </w:r>
-      <w:r>
-        <w:br/>
-      </w:r>
-      <w:r>
-        <w:rPr>
-          <w:rStyle w:val="NormalTok"/>
-        </w:rPr>
-        <w:t xml:space="preserve">    </w:t>
-      </w:r>
-      <w:r>
-        <w:rPr>
-          <w:rStyle w:val="StringTok"/>
-        </w:rPr>
-        <w:t xml:space="preserve">"corriger"</w:t>
-      </w:r>
-      <w:r>
-        <w:rPr>
-          <w:rStyle w:val="NormalTok"/>
-        </w:rPr>
-        <w:t xml:space="preserve">: (</w:t>
-      </w:r>
-      <w:r>
-        <w:br/>
-      </w:r>
-      <w:r>
-        <w:rPr>
-          <w:rStyle w:val="NormalTok"/>
-        </w:rPr>
-        <w:t xml:space="preserve">        </w:t>
-      </w:r>
-      <w:r>
-        <w:rPr>
-          <w:rStyle w:val="StringTok"/>
-        </w:rPr>
-        <w:t xml:space="preserve">"Tu es un correcteur professionnel. Corrige les fautes d'orthographe, de grammaire "</w:t>
-      </w:r>
-      <w:r>
-        <w:br/>
-      </w:r>
-      <w:r>
-        <w:rPr>
-          <w:rStyle w:val="NormalTok"/>
-        </w:rPr>
-        <w:t xml:space="preserve">        </w:t>
-      </w:r>
-      <w:r>
-        <w:rPr>
-          <w:rStyle w:val="StringTok"/>
-        </w:rPr>
-        <w:t xml:space="preserve">"et de syntaxe du texte suivant, sans changer son sens ni son style. "</w:t>
-      </w:r>
-      <w:r>
-        <w:br/>
-      </w:r>
-      <w:r>
-        <w:rPr>
-          <w:rStyle w:val="NormalTok"/>
-        </w:rPr>
-        <w:t xml:space="preserve">        </w:t>
-      </w:r>
-      <w:r>
-        <w:rPr>
-          <w:rStyle w:val="StringTok"/>
-        </w:rPr>
-        <w:t xml:space="preserve">"Réponds uniquement avec le texte corrigé, sans commentaire ni introduction.</w:t>
-      </w:r>
-      <w:r>
-        <w:rPr>
-          <w:rStyle w:val="CharTok"/>
-        </w:rPr>
-        <w:t xml:space="preserve">\n\n</w:t>
-      </w:r>
-      <w:r>
-        <w:rPr>
-          <w:rStyle w:val="StringTok"/>
-        </w:rPr>
-        <w:t xml:space="preserve">"</w:t>
-      </w:r>
-      <w:r>
-        <w:br/>
-      </w:r>
-      <w:r>
-        <w:rPr>
-          <w:rStyle w:val="NormalTok"/>
-        </w:rPr>
-        <w:t xml:space="preserve">        </w:t>
-      </w:r>
-      <w:r>
-        <w:rPr>
-          <w:rStyle w:val="StringTok"/>
-        </w:rPr>
-        <w:t xml:space="preserve">"Texte à corriger :</w:t>
-      </w:r>
-      <w:r>
-        <w:rPr>
-          <w:rStyle w:val="CharTok"/>
-        </w:rPr>
-        <w:t xml:space="preserve">\n</w:t>
-      </w:r>
-      <w:r>
-        <w:rPr>
-          <w:rStyle w:val="SpecialCharTok"/>
-        </w:rPr>
-        <w:t xml:space="preserve">{contenu}</w:t>
-      </w:r>
-      <w:r>
-        <w:rPr>
-          <w:rStyle w:val="StringTok"/>
-        </w:rPr>
-        <w:t xml:space="preserve">"</w:t>
-      </w:r>
-      <w:r>
-        <w:br/>
-      </w:r>
-      <w:r>
-        <w:rPr>
-          <w:rStyle w:val="NormalTok"/>
-        </w:rPr>
-        <w:t xml:space="preserve">    ),</w:t>
-      </w:r>
-      <w:r>
-        <w:br/>
-      </w:r>
-      <w:r>
-        <w:rPr>
-          <w:rStyle w:val="NormalTok"/>
-        </w:rPr>
-        <w:t xml:space="preserve">    </w:t>
-      </w:r>
-      <w:r>
-        <w:rPr>
-          <w:rStyle w:val="StringTok"/>
-        </w:rPr>
-        <w:t xml:space="preserve">"completer"</w:t>
-      </w:r>
-      <w:r>
-        <w:rPr>
-          <w:rStyle w:val="NormalTok"/>
-        </w:rPr>
-        <w:t xml:space="preserve">: (</w:t>
-      </w:r>
-      <w:r>
-        <w:br/>
-      </w:r>
-      <w:r>
-        <w:rPr>
-          <w:rStyle w:val="NormalTok"/>
-        </w:rPr>
-        <w:t xml:space="preserve">        </w:t>
-      </w:r>
-      <w:r>
-        <w:rPr>
-          <w:rStyle w:val="StringTok"/>
-        </w:rPr>
-        <w:t xml:space="preserve">"Tu es un assistant de rédaction de documents professionnels. "</w:t>
-      </w:r>
-      <w:r>
-        <w:br/>
-      </w:r>
-      <w:r>
-        <w:rPr>
-          <w:rStyle w:val="NormalTok"/>
-        </w:rPr>
-        <w:t xml:space="preserve">        </w:t>
-      </w:r>
-      <w:r>
-        <w:rPr>
-          <w:rStyle w:val="StringTok"/>
-        </w:rPr>
-        <w:t xml:space="preserve">"Complète le texte suivant de façon cohérente avec ce qui précède, "</w:t>
-      </w:r>
-      <w:r>
-        <w:br/>
-      </w:r>
-      <w:r>
-        <w:rPr>
-          <w:rStyle w:val="NormalTok"/>
-        </w:rPr>
-        <w:t xml:space="preserve">        </w:t>
-      </w:r>
-      <w:r>
-        <w:rPr>
-          <w:rStyle w:val="StringTok"/>
-        </w:rPr>
-        <w:t xml:space="preserve">"en respectant le ton et le sujet. "</w:t>
-      </w:r>
-      <w:r>
-        <w:br/>
-      </w:r>
-      <w:r>
-        <w:rPr>
-          <w:rStyle w:val="NormalTok"/>
-        </w:rPr>
-        <w:t xml:space="preserve">        </w:t>
-      </w:r>
-      <w:r>
-        <w:rPr>
-          <w:rStyle w:val="StringTok"/>
-        </w:rPr>
-        <w:t xml:space="preserve">"Réponds uniquement avec la suite proposée, sans répéter le texte existant.</w:t>
-      </w:r>
-      <w:r>
-        <w:rPr>
-          <w:rStyle w:val="CharTok"/>
-        </w:rPr>
-        <w:t xml:space="preserve">\n\n</w:t>
-      </w:r>
-      <w:r>
-        <w:rPr>
-          <w:rStyle w:val="StringTok"/>
-        </w:rPr>
-        <w:t xml:space="preserve">"</w:t>
-      </w:r>
-      <w:r>
-        <w:br/>
-      </w:r>
-      <w:r>
-        <w:rPr>
-          <w:rStyle w:val="NormalTok"/>
-        </w:rPr>
-        <w:t xml:space="preserve">        </w:t>
-      </w:r>
-      <w:r>
-        <w:rPr>
-          <w:rStyle w:val="StringTok"/>
-        </w:rPr>
-        <w:t xml:space="preserve">"Texte à compléter :</w:t>
-      </w:r>
-      <w:r>
-        <w:rPr>
-          <w:rStyle w:val="CharTok"/>
-        </w:rPr>
-        <w:t xml:space="preserve">\n</w:t>
-      </w:r>
-      <w:r>
-        <w:rPr>
-          <w:rStyle w:val="SpecialCharTok"/>
-        </w:rPr>
-        <w:t xml:space="preserve">{contenu}</w:t>
-      </w:r>
-      <w:r>
-        <w:rPr>
-          <w:rStyle w:val="StringTok"/>
-        </w:rPr>
-        <w:t xml:space="preserve">"</w:t>
-      </w:r>
-      <w:r>
-        <w:br/>
-      </w:r>
-      <w:r>
-        <w:rPr>
-          <w:rStyle w:val="NormalTok"/>
-        </w:rPr>
-        <w:t xml:space="preserve">    ),</w:t>
-      </w:r>
-      <w:r>
-        <w:br/>
-      </w:r>
-      <w:r>
-        <w:rPr>
-          <w:rStyle w:val="NormalTok"/>
-        </w:rPr>
-        <w:t xml:space="preserve">}</w:t>
-      </w:r>
-      <w:r>
-        <w:br/>
-      </w:r>
-      <w:r>
-        <w:br/>
-      </w:r>
-      <w:r>
-        <w:br/>
-      </w:r>
-      <w:r>
-        <w:rPr>
-          <w:rStyle w:val="KeywordTok"/>
-        </w:rPr>
-        <w:t xml:space="preserve">def</w:t>
-      </w:r>
-      <w:r>
-        <w:rPr>
-          <w:rStyle w:val="NormalTok"/>
-        </w:rPr>
-        <w:t xml:space="preserve"> build_prompt(type_action: </w:t>
-      </w:r>
-      <w:r>
-        <w:rPr>
-          <w:rStyle w:val="BuiltInTok"/>
-        </w:rPr>
-        <w:t xml:space="preserve">str</w:t>
-      </w:r>
-      <w:r>
-        <w:rPr>
-          <w:rStyle w:val="NormalTok"/>
-        </w:rPr>
-        <w:t xml:space="preserve">, contenu: </w:t>
-      </w:r>
-      <w:r>
-        <w:rPr>
-          <w:rStyle w:val="BuiltInTok"/>
-        </w:rPr>
-        <w:t xml:space="preserve">str</w:t>
-      </w:r>
-      <w:r>
-        <w:rPr>
-          <w:rStyle w:val="NormalTok"/>
-        </w:rPr>
-        <w:t xml:space="preserve">, instructions: </w:t>
-      </w:r>
-      <w:r>
-        <w:rPr>
-          <w:rStyle w:val="BuiltInTok"/>
-        </w:rPr>
-        <w:t xml:space="preserve">str</w:t>
-      </w:r>
-      <w:r>
-        <w:rPr>
-          <w:rStyle w:val="NormalTok"/>
-        </w:rPr>
-        <w:t xml:space="preserve"> </w:t>
-      </w:r>
-      <w:r>
-        <w:rPr>
-          <w:rStyle w:val="OperatorTok"/>
-        </w:rPr>
-        <w:t xml:space="preserve">|</w:t>
-      </w:r>
-      <w:r>
-        <w:rPr>
-          <w:rStyle w:val="NormalTok"/>
-        </w:rPr>
-        <w:t xml:space="preserve"> </w:t>
-      </w:r>
-      <w:r>
-        <w:rPr>
-          <w:rStyle w:val="VariableTok"/>
-        </w:rPr>
-        <w:t xml:space="preserve">None</w:t>
-      </w:r>
-      <w:r>
-        <w:rPr>
-          <w:rStyle w:val="NormalTok"/>
-        </w:rPr>
-        <w:t xml:space="preserve"> </w:t>
-      </w:r>
-      <w:r>
-        <w:rPr>
-          <w:rStyle w:val="OperatorTok"/>
-        </w:rPr>
-        <w:t xml:space="preserve">=</w:t>
-      </w:r>
-      <w:r>
-        <w:rPr>
-          <w:rStyle w:val="NormalTok"/>
-        </w:rPr>
-        <w:t xml:space="preserve"> </w:t>
-      </w:r>
-      <w:r>
-        <w:rPr>
-          <w:rStyle w:val="VariableTok"/>
-        </w:rPr>
-        <w:t xml:space="preserve">None</w:t>
-      </w:r>
-      <w:r>
-        <w:rPr>
-          <w:rStyle w:val="NormalTok"/>
-        </w:rPr>
-        <w:t xml:space="preserve">) </w:t>
-      </w:r>
-      <w:r>
-        <w:rPr>
-          <w:rStyle w:val="OperatorTok"/>
-        </w:rPr>
-        <w:t xml:space="preserve">-&gt;</w:t>
-      </w:r>
-      <w:r>
-        <w:rPr>
-          <w:rStyle w:val="NormalTok"/>
-        </w:rPr>
-        <w:t xml:space="preserve"> </w:t>
-      </w:r>
-      <w:r>
-        <w:rPr>
-          <w:rStyle w:val="BuiltInTok"/>
-        </w:rPr>
-        <w:t xml:space="preserve">str</w:t>
-      </w:r>
-      <w:r>
-        <w:rPr>
-          <w:rStyle w:val="NormalTok"/>
-        </w:rPr>
-        <w:t xml:space="preserve">:</w:t>
-      </w:r>
-      <w:r>
-        <w:br/>
-      </w:r>
-      <w:r>
-        <w:rPr>
-          <w:rStyle w:val="NormalTok"/>
-        </w:rPr>
-        <w:t xml:space="preserve">    template </w:t>
-      </w:r>
-      <w:r>
-        <w:rPr>
-          <w:rStyle w:val="OperatorTok"/>
-        </w:rPr>
-        <w:t xml:space="preserve">=</w:t>
-      </w:r>
-      <w:r>
-        <w:rPr>
-          <w:rStyle w:val="NormalTok"/>
-        </w:rPr>
-        <w:t xml:space="preserve"> PROMPT_TEMPLATES.get(type_action)</w:t>
-      </w:r>
-      <w:r>
-        <w:br/>
-      </w:r>
-      <w:r>
-        <w:rPr>
-          <w:rStyle w:val="NormalTok"/>
-        </w:rPr>
-        <w:t xml:space="preserve">    </w:t>
-      </w:r>
-      <w:r>
-        <w:rPr>
-          <w:rStyle w:val="ControlFlowTok"/>
-        </w:rPr>
-        <w:t xml:space="preserve">if</w:t>
-      </w:r>
-      <w:r>
-        <w:rPr>
-          <w:rStyle w:val="NormalTok"/>
-        </w:rPr>
-        <w:t xml:space="preserve"> template </w:t>
-      </w:r>
-      <w:r>
-        <w:rPr>
-          <w:rStyle w:val="KeywordTok"/>
-        </w:rPr>
-        <w:t xml:space="preserve">is</w:t>
-      </w:r>
-      <w:r>
-        <w:rPr>
-          <w:rStyle w:val="NormalTok"/>
-        </w:rPr>
-        <w:t xml:space="preserve"> </w:t>
-      </w:r>
-      <w:r>
-        <w:rPr>
-          <w:rStyle w:val="VariableTok"/>
-        </w:rPr>
-        <w:t xml:space="preserve">None</w:t>
-      </w:r>
-      <w:r>
-        <w:rPr>
-          <w:rStyle w:val="NormalTok"/>
-        </w:rPr>
-        <w:t xml:space="preserve">:</w:t>
-      </w:r>
-      <w:r>
-        <w:br/>
-      </w:r>
-      <w:r>
-        <w:rPr>
-          <w:rStyle w:val="NormalTok"/>
-        </w:rPr>
-        <w:t xml:space="preserve">        </w:t>
-      </w:r>
-      <w:r>
-        <w:rPr>
-          <w:rStyle w:val="ControlFlowTok"/>
-        </w:rPr>
-        <w:t xml:space="preserve">raise</w:t>
-      </w:r>
-      <w:r>
-        <w:rPr>
-          <w:rStyle w:val="NormalTok"/>
-        </w:rPr>
-        <w:t xml:space="preserve"> </w:t>
-      </w:r>
-      <w:r>
-        <w:rPr>
-          <w:rStyle w:val="PreprocessorTok"/>
-        </w:rPr>
-        <w:t xml:space="preserve">ValueError</w:t>
-      </w:r>
-      <w:r>
-        <w:rPr>
-          <w:rStyle w:val="NormalTok"/>
-        </w:rPr>
-        <w:t xml:space="preserve">(</w:t>
-      </w:r>
-      <w:r>
-        <w:rPr>
-          <w:rStyle w:val="SpecialStringTok"/>
-        </w:rPr>
-        <w:t xml:space="preserve">f"Type d'action inconnu: </w:t>
-      </w:r>
-      <w:r>
-        <w:rPr>
-          <w:rStyle w:val="SpecialCharTok"/>
-        </w:rPr>
-        <w:t xml:space="preserve">{</w:t>
-      </w:r>
-      <w:r>
-        <w:rPr>
-          <w:rStyle w:val="NormalTok"/>
-        </w:rPr>
-        <w:t xml:space="preserve">type_action</w:t>
-      </w:r>
-      <w:r>
-        <w:rPr>
-          <w:rStyle w:val="SpecialCharTok"/>
-        </w:rPr>
-        <w:t xml:space="preserve">}</w:t>
-      </w:r>
-      <w:r>
-        <w:rPr>
-          <w:rStyle w:val="SpecialStringTok"/>
-        </w:rPr>
-        <w:t xml:space="preserve">"</w:t>
-      </w:r>
-      <w:r>
-        <w:rPr>
-          <w:rStyle w:val="NormalTok"/>
-        </w:rPr>
-        <w:t xml:space="preserve">)</w:t>
-      </w:r>
-      <w:r>
-        <w:br/>
-      </w:r>
-      <w:r>
-        <w:rPr>
-          <w:rStyle w:val="NormalTok"/>
-        </w:rPr>
-        <w:t xml:space="preserve">    prompt </w:t>
-      </w:r>
-      <w:r>
-        <w:rPr>
-          <w:rStyle w:val="OperatorTok"/>
-        </w:rPr>
-        <w:t xml:space="preserve">=</w:t>
-      </w:r>
-      <w:r>
-        <w:rPr>
-          <w:rStyle w:val="NormalTok"/>
-        </w:rPr>
-        <w:t xml:space="preserve"> template.</w:t>
-      </w:r>
-      <w:r>
-        <w:rPr>
-          <w:rStyle w:val="BuiltInTok"/>
-        </w:rPr>
-        <w:t xml:space="preserve">format</w:t>
-      </w:r>
-      <w:r>
-        <w:rPr>
-          <w:rStyle w:val="NormalTok"/>
-        </w:rPr>
-        <w:t xml:space="preserve">(contenu</w:t>
-      </w:r>
-      <w:r>
-        <w:rPr>
-          <w:rStyle w:val="OperatorTok"/>
-        </w:rPr>
-        <w:t xml:space="preserve">=</w:t>
-      </w:r>
-      <w:r>
-        <w:rPr>
-          <w:rStyle w:val="NormalTok"/>
-        </w:rPr>
-        <w:t xml:space="preserve">contenu)</w:t>
-      </w:r>
-      <w:r>
-        <w:br/>
-      </w:r>
-      <w:r>
-        <w:rPr>
-          <w:rStyle w:val="NormalTok"/>
-        </w:rPr>
-        <w:t xml:space="preserve">    </w:t>
-      </w:r>
-      <w:r>
-        <w:rPr>
-          <w:rStyle w:val="ControlFlowTok"/>
-        </w:rPr>
-        <w:t xml:space="preserve">if</w:t>
-      </w:r>
-      <w:r>
-        <w:rPr>
-          <w:rStyle w:val="NormalTok"/>
-        </w:rPr>
-        <w:t xml:space="preserve"> instructions:</w:t>
-      </w:r>
-      <w:r>
-        <w:br/>
-      </w:r>
-      <w:r>
-        <w:rPr>
-          <w:rStyle w:val="NormalTok"/>
-        </w:rPr>
-        <w:t xml:space="preserve">        </w:t>
-      </w:r>
-      <w:r>
-        <w:rPr>
-          <w:rStyle w:val="CommentTok"/>
-        </w:rPr>
-        <w:t xml:space="preserve"># La consigne de l'utilisateur est ajoutée APRÈS le gabarit : elle ne</w:t>
-      </w:r>
-      <w:r>
-        <w:br/>
-      </w:r>
-      <w:r>
-        <w:rPr>
-          <w:rStyle w:val="NormalTok"/>
-        </w:rPr>
-        <w:t xml:space="preserve">        </w:t>
-      </w:r>
-      <w:r>
-        <w:rPr>
-          <w:rStyle w:val="CommentTok"/>
-        </w:rPr>
-        <w:t xml:space="preserve"># peut pas réécrire l'instruction initiale par simple préfixe.</w:t>
-      </w:r>
-      <w:r>
-        <w:br/>
-      </w:r>
-      <w:r>
-        <w:rPr>
-          <w:rStyle w:val="NormalTok"/>
-        </w:rPr>
-        <w:t xml:space="preserve">        prompt </w:t>
-      </w:r>
-      <w:r>
-        <w:rPr>
-          <w:rStyle w:val="OperatorTok"/>
-        </w:rPr>
-        <w:t xml:space="preserve">+=</w:t>
-      </w:r>
-      <w:r>
-        <w:rPr>
-          <w:rStyle w:val="NormalTok"/>
-        </w:rPr>
-        <w:t xml:space="preserve"> </w:t>
-      </w:r>
-      <w:r>
-        <w:rPr>
-          <w:rStyle w:val="SpecialStringTok"/>
-        </w:rPr>
-        <w:t xml:space="preserve">f"</w:t>
-      </w:r>
-      <w:r>
-        <w:rPr>
-          <w:rStyle w:val="CharTok"/>
-        </w:rPr>
-        <w:t xml:space="preserve">\n\n</w:t>
-      </w:r>
-      <w:r>
-        <w:rPr>
-          <w:rStyle w:val="SpecialStringTok"/>
-        </w:rPr>
-        <w:t xml:space="preserve">Consigne particulière à respecter: </w:t>
-      </w:r>
-      <w:r>
-        <w:rPr>
-          <w:rStyle w:val="SpecialCharTok"/>
-        </w:rPr>
-        <w:t xml:space="preserve">{</w:t>
-      </w:r>
-      <w:r>
-        <w:rPr>
-          <w:rStyle w:val="NormalTok"/>
-        </w:rPr>
-        <w:t xml:space="preserve">instructions</w:t>
-      </w:r>
-      <w:r>
-        <w:rPr>
-          <w:rStyle w:val="SpecialCharTok"/>
-        </w:rPr>
-        <w:t xml:space="preserve">}</w:t>
-      </w:r>
-      <w:r>
-        <w:rPr>
-          <w:rStyle w:val="SpecialStringTok"/>
-        </w:rPr>
-        <w:t xml:space="preserve">"</w:t>
-      </w:r>
-      <w:r>
-        <w:br/>
-      </w:r>
-      <w:r>
-        <w:rPr>
-          <w:rStyle w:val="NormalTok"/>
-        </w:rPr>
-        <w:t xml:space="preserve">    </w:t>
-      </w:r>
-      <w:r>
-        <w:rPr>
-          <w:rStyle w:val="ControlFlowTok"/>
-        </w:rPr>
-        <w:t xml:space="preserve">return</w:t>
-      </w:r>
-      <w:r>
-        <w:rPr>
-          <w:rStyle w:val="NormalTok"/>
-        </w:rPr>
-        <w:t xml:space="preserve"> prompt</w:t>
-      </w:r>
-      <w:r>
-        <w:br/>
-      </w:r>
-      <w:r>
-        <w:br/>
-      </w:r>
-      <w:r>
-        <w:br/>
-      </w:r>
-      <w:r>
-        <w:rPr>
-          <w:rStyle w:val="KeywordTok"/>
-        </w:rPr>
-        <w:t xml:space="preserve">def</w:t>
-      </w:r>
-      <w:r>
-        <w:rPr>
-          <w:rStyle w:val="NormalTok"/>
-        </w:rPr>
-        <w:t xml:space="preserve"> call_ollama(prompt: </w:t>
-      </w:r>
-      <w:r>
-        <w:rPr>
-          <w:rStyle w:val="BuiltInTok"/>
-        </w:rPr>
-        <w:t xml:space="preserve">str</w:t>
-      </w:r>
-      <w:r>
-        <w:rPr>
-          <w:rStyle w:val="NormalTok"/>
-        </w:rPr>
-        <w:t xml:space="preserve">, model: </w:t>
-      </w:r>
-      <w:r>
-        <w:rPr>
-          <w:rStyle w:val="BuiltInTok"/>
-        </w:rPr>
-        <w:t xml:space="preserve">str</w:t>
-      </w:r>
-      <w:r>
-        <w:rPr>
-          <w:rStyle w:val="NormalTok"/>
-        </w:rPr>
-        <w:t xml:space="preserve"> </w:t>
-      </w:r>
-      <w:r>
-        <w:rPr>
-          <w:rStyle w:val="OperatorTok"/>
-        </w:rPr>
-        <w:t xml:space="preserve">=</w:t>
-      </w:r>
-      <w:r>
-        <w:rPr>
-          <w:rStyle w:val="NormalTok"/>
-        </w:rPr>
-        <w:t xml:space="preserve"> </w:t>
-      </w:r>
-      <w:r>
-        <w:rPr>
-          <w:rStyle w:val="StringTok"/>
-        </w:rPr>
-        <w:t xml:space="preserve">"llama3.1"</w:t>
-      </w:r>
-      <w:r>
-        <w:rPr>
-          <w:rStyle w:val="NormalTok"/>
-        </w:rPr>
-        <w:t xml:space="preserve">) </w:t>
-      </w:r>
-      <w:r>
-        <w:rPr>
-          <w:rStyle w:val="OperatorTok"/>
-        </w:rPr>
-        <w:t xml:space="preserve">-&gt;</w:t>
-      </w:r>
-      <w:r>
-        <w:rPr>
-          <w:rStyle w:val="NormalTok"/>
-        </w:rPr>
-        <w:t xml:space="preserve"> </w:t>
-      </w:r>
-      <w:r>
-        <w:rPr>
-          <w:rStyle w:val="BuiltInTok"/>
-        </w:rPr>
-        <w:t xml:space="preserve">tuple</w:t>
-      </w:r>
-      <w:r>
-        <w:rPr>
-          <w:rStyle w:val="NormalTok"/>
-        </w:rPr>
-        <w:t xml:space="preserve">[</w:t>
-      </w:r>
-      <w:r>
-        <w:rPr>
-          <w:rStyle w:val="BuiltInTok"/>
-        </w:rPr>
-        <w:t xml:space="preserve">str</w:t>
-      </w:r>
-      <w:r>
-        <w:rPr>
-          <w:rStyle w:val="NormalTok"/>
-        </w:rPr>
-        <w:t xml:space="preserve">, </w:t>
-      </w:r>
-      <w:r>
-        <w:rPr>
-          <w:rStyle w:val="BuiltInTok"/>
-        </w:rPr>
-        <w:t xml:space="preserve">int</w:t>
-      </w:r>
-      <w:r>
-        <w:rPr>
-          <w:rStyle w:val="NormalTok"/>
-        </w:rPr>
-        <w:t xml:space="preserve">]:</w:t>
-      </w:r>
-      <w:r>
-        <w:br/>
-      </w:r>
-      <w:r>
-        <w:rPr>
-          <w:rStyle w:val="NormalTok"/>
-        </w:rPr>
-        <w:t xml:space="preserve">    </w:t>
-      </w:r>
-      <w:r>
-        <w:rPr>
-          <w:rStyle w:val="CommentTok"/>
-        </w:rPr>
-        <w:t xml:space="preserve">"""</w:t>
-      </w:r>
-      <w:r>
-        <w:br/>
-      </w:r>
-      <w:r>
-        <w:rPr>
-          <w:rStyle w:val="CommentTok"/>
-        </w:rPr>
+        <w:br/>
+        <w:t xml:space="preserve">    "corriger": (...),      # même structure</w:t>
+        <w:br/>
+        <w:t xml:space="preserve">    "completer": (...),     # même structure</w:t>
+        <w:br/>
+        <w:t>}</w:t>
+        <w:br/>
+        <w:br/>
+        <w:br/>
+        <w:t>def build_prompt(type_action: str, contenu: str, instructions: str | None = None) -&gt; str:</w:t>
+        <w:br/>
+        <w:t xml:space="preserve">    template = PROMPT_TEMPLATES.get(type_action)</w:t>
+        <w:br/>
+        <w:t xml:space="preserve">    if template is None:</w:t>
+        <w:br/>
+        <w:t xml:space="preserve">        raise ValueError(f"Type d'action inconnu: {type_action}")</w:t>
+        <w:br/>
+        <w:t xml:space="preserve">    prompt = template.format(contenu=contenu)</w:t>
+        <w:br/>
+        <w:t xml:space="preserve">    if instructions:</w:t>
+        <w:br/>
+        <w:t xml:space="preserve">        # La consigne de l'utilisateur est ajoutée APRÈS le gabarit : elle ne</w:t>
+        <w:br/>
+        <w:t xml:space="preserve">        # peut pas réécrire l'instruction initiale par simple préfixe.</w:t>
+        <w:br/>
+        <w:t xml:space="preserve">        prompt += f"\n\nConsigne particulière à respecter: {instructions}"</w:t>
+        <w:br/>
+        <w:t xml:space="preserve">    return prompt</w:t>
+        <w:br/>
+        <w:br/>
+        <w:br/>
+        <w:t>def temperature_pour(type_action: str) -&gt; float:</w:t>
+        <w:br/>
+        <w:t xml:space="preserve">    return TEMPERATURES.get(type_action, TEMPERATURE_PAR_DEFAUT)</w:t>
+        <w:br/>
+        <w:br/>
+        <w:br/>
+        <w:t>def _nettoyer_raisonnement(texte: str) -&gt; str:</w:t>
+        <w:br/>
+        <w:t xml:space="preserve">    """</w:t>
+        <w:br/>
+        <w:t xml:space="preserve">    Retire le bloc de raisonnement que certains modèles placent devant leur</w:t>
+        <w:br/>
+        <w:t xml:space="preserve">    réponse. FILET DE SÉCURITÉ, ET IL A SERVI : sans lui, l'application</w:t>
+        <w:br/>
+        <w:t xml:space="preserve">    proposait d'insérer dans le document plusieurs pages de monologue du</w:t>
+        <w:br/>
+        <w:t xml:space="preserve">    modèle. On coupe après le DERNIER &lt;/think&gt; — un modèle peut en émettre</w:t>
+        <w:br/>
+        <w:t xml:space="preserve">    plusieurs, et c'est toujours ce qui suit le dernier qui est la réponse.</w:t>
+        <w:br/>
+        <w:t xml:space="preserve">    """</w:t>
+        <w:br/>
+        <w:t xml:space="preserve">    if "&lt;/think&gt;" in texte:</w:t>
+        <w:br/>
+        <w:t xml:space="preserve">        return texte.rsplit("&lt;/think&gt;", 1)[1].strip()</w:t>
+        <w:br/>
+        <w:t xml:space="preserve">    # Bloc ouvert jamais refermé : tout ce qu'on a est du raisonnement.</w:t>
+        <w:br/>
+        <w:t xml:space="preserve">    if "&lt;think&gt;" in texte:</w:t>
+        <w:br/>
+        <w:t xml:space="preserve">        return ""</w:t>
+        <w:br/>
+        <w:t xml:space="preserve">    return texte.strip()</w:t>
+        <w:br/>
+        <w:br/>
+        <w:br/>
+        <w:t>def _detail_ollama(response) -&gt; str:</w:t>
+        <w:br/>
+        <w:t xml:space="preserve">    """</w:t>
+        <w:br/>
+        <w:t xml:space="preserve">    Extrait le message d'erreur qu'Ollama place dans le CORPS de sa réponse.</w:t>
+        <w:br/>
+        <w:t xml:space="preserve">    raise_for_status() ne lève qu'avec la ligne de statut — « 404 Client</w:t>
+        <w:br/>
+        <w:t xml:space="preserve">    Error » — alors que la raison réelle (« model not found, try pulling it</w:t>
+        <w:br/>
+        <w:t xml:space="preserve">    first ») est dans le corps, qui était jusqu'ici jeté. Ollama donnait le</w:t>
+        <w:br/>
+        <w:t xml:space="preserve">    diagnostic, le code l'effaçait. Le texte est borné : il finit dans une</w:t>
+        <w:br/>
+        <w:t xml:space="preserve">    réponse HTTP destinée à l'utilisateur.</w:t>
+        <w:br/>
+        <w:t xml:space="preserve">    """</w:t>
+        <w:br/>
+        <w:t xml:space="preserve">    if response is None:</w:t>
+        <w:br/>
+        <w:t xml:space="preserve">        return ""</w:t>
+        <w:br/>
+        <w:t xml:space="preserve">    try:</w:t>
+        <w:br/>
+        <w:t xml:space="preserve">        detail = (response.json() or {}).get("error", "")</w:t>
+        <w:br/>
+        <w:t xml:space="preserve">    except ValueError:</w:t>
+        <w:br/>
+        <w:t xml:space="preserve">        detail = response.text or ""</w:t>
+        <w:br/>
+        <w:t xml:space="preserve">    return " ".join(str(detail).split())[:200]</w:t>
+        <w:br/>
+        <w:br/>
+        <w:br/>
+        <w:t>def _charge_utile(model, prompt, temperature, num_ctx, think, keep_alive) -&gt; dict:</w:t>
+        <w:br/>
+        <w:t xml:space="preserve">    charge = {</w:t>
+        <w:br/>
+        <w:t xml:space="preserve">        "model": model,</w:t>
+        <w:br/>
+        <w:t xml:space="preserve">        "prompt": prompt,</w:t>
+        <w:br/>
+        <w:t xml:space="preserve">        "keep_alive": keep_alive,</w:t>
+        <w:br/>
+        <w:t xml:space="preserve">        "stream": True,</w:t>
+        <w:br/>
+        <w:t xml:space="preserve">        "options": {"temperature": temperature, "num_ctx": num_ctx},</w:t>
+        <w:br/>
+        <w:t xml:space="preserve">    }</w:t>
+        <w:br/>
+        <w:t xml:space="preserve">    # Champ de PREMIER niveau, pas une option : c'est ce qu'attend l'API.</w:t>
+        <w:br/>
+        <w:t xml:space="preserve">    # Omis quand la configuration ne dit rien, pour ne pas imposer un champ</w:t>
+        <w:br/>
+        <w:t xml:space="preserve">    # que les versions anciennes d'Ollama ignorent.</w:t>
+        <w:br/>
+        <w:t xml:space="preserve">    if think is not None:</w:t>
+        <w:br/>
+        <w:t xml:space="preserve">        charge["think"] = think</w:t>
+        <w:br/>
+        <w:t xml:space="preserve">    return charge</w:t>
+        <w:br/>
+        <w:br/>
+        <w:br/>
+        <w:t>def _lire_flux(response) -&gt; tuple[str, int]:</w:t>
+        <w:br/>
+        <w:t xml:space="preserve">    """</w:t>
+        <w:br/>
+        <w:t xml:space="preserve">    Reconstitue le texte complet à partir du flux NDJSON d'Ollama : une ligne</w:t>
+        <w:br/>
+        <w:t xml:space="preserve">    JSON par jeton, et non un objet unique en fin de génération.</w:t>
+        <w:br/>
+        <w:t xml:space="preserve">    response.json() échoue dessus (« Extra data: line 2 column 1 »), et</w:t>
+        <w:br/>
+        <w:t xml:space="preserve">    l'échec se produisait APRÈS le bloc de traduction des erreurs : la route</w:t>
+        <w:br/>
+        <w:t xml:space="preserve">    renvoyait un 500 opaque au lieu d'un 502 explicite.</w:t>
+        <w:br/>
+        <w:t xml:space="preserve">    """</w:t>
+        <w:br/>
+        <w:t xml:space="preserve">    morceaux, jetons = [], 0</w:t>
+        <w:br/>
+        <w:t xml:space="preserve">    for ligne in response.iter_lines():</w:t>
+        <w:br/>
+        <w:t xml:space="preserve">        if not ligne:</w:t>
+        <w:br/>
+        <w:t xml:space="preserve">            continue</w:t>
+        <w:br/>
+        <w:t xml:space="preserve">        try:</w:t>
+        <w:br/>
+        <w:t xml:space="preserve">            bloc = json.loads(ligne)</w:t>
+        <w:br/>
+        <w:t xml:space="preserve">        except ValueError as e:</w:t>
+        <w:br/>
+        <w:t xml:space="preserve">            raise RuntimeError("Réponse illisible d'Ollama : le flux ne contient "</w:t>
+        <w:br/>
+        <w:t xml:space="preserve">                               "pas du JSON ligne par ligne.") from e</w:t>
+        <w:br/>
+        <w:t xml:space="preserve">        # Une erreur peut arriver EN COURS de flux, après un statut 200 :</w:t>
+        <w:br/>
+        <w:t xml:space="preserve">        # raise_for_status() ne la verra jamais.</w:t>
+        <w:br/>
+        <w:t xml:space="preserve">        if bloc.get("error"):</w:t>
+        <w:br/>
+        <w:t xml:space="preserve">            raise RuntimeError(f"Erreur Ollama pendant la génération : {bloc['error']}")</w:t>
+        <w:br/>
+        <w:t xml:space="preserve">        morceaux.append(bloc.get("response", ""))</w:t>
+        <w:br/>
+        <w:t xml:space="preserve">        if bloc.get("done"):</w:t>
+        <w:br/>
+        <w:t xml:space="preserve">            jetons = bloc.get("prompt_eval_count", 0) + bloc.get("eval_count", 0)</w:t>
+        <w:br/>
+        <w:t xml:space="preserve">    return _nettoyer_raisonnement("".join(morceaux)), jetons</w:t>
+        <w:br/>
+        <w:br/>
+        <w:br/>
+        <w:t>def _appel(base_url: str, charge: dict, connect_timeout: int) -&gt; tuple[str, int]:</w:t>
+        <w:br/>
+        <w:t xml:space="preserve">    """Un aller-retour avec Ollama, erreurs réseau traduites en RuntimeError."""</w:t>
+        <w:br/>
+        <w:t xml:space="preserve">    try:</w:t>
+        <w:br/>
+        <w:t xml:space="preserve">        with requests.post(</w:t>
+        <w:br/>
+        <w:t xml:space="preserve">            f"{base_url}/api/generate",</w:t>
+        <w:br/>
+        <w:t xml:space="preserve">            json=charge,</w:t>
+        <w:br/>
+        <w:t xml:space="preserve">            stream=True,</w:t>
+        <w:br/>
+        <w:t xml:space="preserve">            # Couple (connexion, lecture). La lecture est volontairement SANS</w:t>
+        <w:br/>
+        <w:t xml:space="preserve">            # limite : sur processeur seul, une reformulation de quelques</w:t>
+        <w:br/>
+        <w:t xml:space="preserve">            # milliers de caractères dépasse la minute, et l'interrompre</w:t>
+        <w:br/>
+        <w:t xml:space="preserve">            # affichait une erreur alors que la génération aboutissait.</w:t>
+        <w:br/>
+        <w:t xml:space="preserve">            timeout=(connect_timeout, None),</w:t>
+        <w:br/>
+        <w:t xml:space="preserve">        ) as response:</w:t>
+        <w:br/>
+        <w:t xml:space="preserve">            try:</w:t>
+        <w:br/>
+        <w:t xml:space="preserve">                response.raise_for_status()</w:t>
+        <w:br/>
+        <w:t xml:space="preserve">            except requests.exceptions.HTTPError as e:</w:t>
+        <w:br/>
+        <w:t xml:space="preserve">                # Le corps est lu ICI, avant de quitter le bloc `with` : en</w:t>
+        <w:br/>
+        <w:t xml:space="preserve">                # sortir libère la connexion et le diagnostic serait perdu.</w:t>
+        <w:br/>
+        <w:t xml:space="preserve">                detail = _detail_ollama(response)</w:t>
+        <w:br/>
+        <w:t xml:space="preserve">                if _est_think_refuse(e, detail):</w:t>
+        <w:br/>
+        <w:t xml:space="preserve">                    raise _ThinkRefuse() from e</w:t>
+        <w:br/>
+        <w:t xml:space="preserve">                raise RuntimeError(_erreur_http(e, charge["model"], detail)) from e</w:t>
+        <w:br/>
+        <w:t xml:space="preserve">            return _lire_flux(response)</w:t>
+        <w:br/>
+        <w:t xml:space="preserve">    except requests.exceptions.ConnectionError as e:</w:t>
+        <w:br/>
+        <w:t xml:space="preserve">        # ConnectTimeout hérite de ConnectionError et tombe donc ici : un délai</w:t>
+        <w:br/>
+        <w:t xml:space="preserve">        # de connexion dépassé veut dire la même chose qu'un refus.</w:t>
+        <w:br/>
+        <w:t xml:space="preserve">        raise RuntimeError(f"Impossible de joindre Ollama sur {base_url}. "</w:t>
+        <w:br/>
+        <w:t xml:space="preserve">                           "Vérifiez qu'il est lancé sur votre machine.") from e</w:t>
+        <w:br/>
+        <w:br/>
+        <w:br/>
+        <w:t>def call_ollama(prompt: str, temperature: float | None = None) -&gt; tuple[str, int]:</w:t>
+        <w:br/>
+        <w:t xml:space="preserve">    """</w:t>
+        <w:br/>
         <w:t xml:space="preserve">    Appelle l'API locale Ollama et retourne (texte_genere, tokens_utilises).</w:t>
-      </w:r>
-      <w:r>
-        <w:br/>
-      </w:r>
-      <w:r>
-        <w:rPr>
-          <w:rStyle w:val="CommentTok"/>
-        </w:rPr>
-        <w:t xml:space="preserve">    Lève RuntimeError si Ollama est injoignable ou renvoie une erreur,</w:t>
-      </w:r>
-      <w:r>
-        <w:br/>
-      </w:r>
-      <w:r>
-        <w:rPr>
-          <w:rStyle w:val="CommentTok"/>
-        </w:rPr>
-        <w:t xml:space="preserve">    pour que la route puisse la transformer proprement en réponse HTTP.</w:t>
-      </w:r>
-      <w:r>
-        <w:br/>
-      </w:r>
-      <w:r>
-        <w:rPr>
-          <w:rStyle w:val="CommentTok"/>
-        </w:rPr>
+        <w:br/>
+        <w:t xml:space="preserve">    Lève RuntimeError si Ollama est injoignable ou renvoie une erreur, pour</w:t>
+        <w:br/>
+        <w:t xml:space="preserve">    que la route puisse la transformer proprement en réponse HTTP.</w:t>
+        <w:br/>
         <w:t xml:space="preserve">    """</w:t>
-      </w:r>
-      <w:r>
-        <w:br/>
-      </w:r>
-      <w:r>
-        <w:rPr>
-          <w:rStyle w:val="NormalTok"/>
-        </w:rPr>
-        <w:t xml:space="preserve">    base_url </w:t>
-      </w:r>
-      <w:r>
-        <w:rPr>
-          <w:rStyle w:val="OperatorTok"/>
-        </w:rPr>
-        <w:t xml:space="preserve">=</w:t>
-      </w:r>
-      <w:r>
-        <w:rPr>
-          <w:rStyle w:val="NormalTok"/>
-        </w:rPr>
-        <w:t xml:space="preserve"> current_app.config[</w:t>
-      </w:r>
-      <w:r>
-        <w:rPr>
-          <w:rStyle w:val="StringTok"/>
-        </w:rPr>
-        <w:t xml:space="preserve">"OLLAMA_URL"</w:t>
-      </w:r>
-      <w:r>
-        <w:rPr>
-          <w:rStyle w:val="NormalTok"/>
-        </w:rPr>
-        <w:t xml:space="preserve">]</w:t>
-      </w:r>
-      <w:r>
-        <w:br/>
-      </w:r>
-      <w:r>
-        <w:rPr>
-          <w:rStyle w:val="NormalTok"/>
-        </w:rPr>
-        <w:t xml:space="preserve">    model </w:t>
-      </w:r>
-      <w:r>
-        <w:rPr>
-          <w:rStyle w:val="OperatorTok"/>
-        </w:rPr>
-        <w:t xml:space="preserve">=</w:t>
-      </w:r>
-      <w:r>
-        <w:rPr>
-          <w:rStyle w:val="NormalTok"/>
-        </w:rPr>
-        <w:t xml:space="preserve"> current_app.config[</w:t>
-      </w:r>
-      <w:r>
-        <w:rPr>
-          <w:rStyle w:val="StringTok"/>
-        </w:rPr>
-        <w:t xml:space="preserve">"OLLAMA_MODEL"</w:t>
-      </w:r>
-      <w:r>
-        <w:rPr>
-          <w:rStyle w:val="NormalTok"/>
-        </w:rPr>
-        <w:t xml:space="preserve">]</w:t>
-      </w:r>
-      <w:r>
-        <w:br/>
-      </w:r>
-      <w:r>
-        <w:br/>
-      </w:r>
-      <w:r>
-        <w:rPr>
-          <w:rStyle w:val="NormalTok"/>
-        </w:rPr>
-        <w:t xml:space="preserve">    </w:t>
-      </w:r>
-      <w:r>
-        <w:rPr>
-          <w:rStyle w:val="ControlFlowTok"/>
-        </w:rPr>
-        <w:t xml:space="preserve">try</w:t>
-      </w:r>
-      <w:r>
-        <w:rPr>
-          <w:rStyle w:val="NormalTok"/>
-        </w:rPr>
-        <w:t xml:space="preserve">:</w:t>
-      </w:r>
-      <w:r>
-        <w:br/>
-      </w:r>
-      <w:r>
-        <w:rPr>
-          <w:rStyle w:val="NormalTok"/>
-        </w:rPr>
-        <w:t xml:space="preserve">        response </w:t>
-      </w:r>
-      <w:r>
-        <w:rPr>
-          <w:rStyle w:val="OperatorTok"/>
-        </w:rPr>
-        <w:t xml:space="preserve">=</w:t>
-      </w:r>
-      <w:r>
-        <w:rPr>
-          <w:rStyle w:val="NormalTok"/>
-        </w:rPr>
-        <w:t xml:space="preserve"> requests.post(</w:t>
-      </w:r>
-      <w:r>
-        <w:br/>
-      </w:r>
-      <w:r>
-        <w:rPr>
-          <w:rStyle w:val="NormalTok"/>
-        </w:rPr>
-        <w:t xml:space="preserve">            </w:t>
-      </w:r>
-      <w:r>
-        <w:rPr>
-          <w:rStyle w:val="SpecialStringTok"/>
-        </w:rPr>
-        <w:t xml:space="preserve">f"</w:t>
-      </w:r>
-      <w:r>
-        <w:rPr>
-          <w:rStyle w:val="SpecialCharTok"/>
-        </w:rPr>
-        <w:t xml:space="preserve">{</w:t>
-      </w:r>
-      <w:r>
-        <w:rPr>
-          <w:rStyle w:val="NormalTok"/>
-        </w:rPr>
-        <w:t xml:space="preserve">base_url</w:t>
-      </w:r>
-      <w:r>
-        <w:rPr>
-          <w:rStyle w:val="SpecialCharTok"/>
-        </w:rPr>
-        <w:t xml:space="preserve">}</w:t>
-      </w:r>
-      <w:r>
-        <w:rPr>
-          <w:rStyle w:val="SpecialStringTok"/>
-        </w:rPr>
-        <w:t xml:space="preserve">/api/generate"</w:t>
-      </w:r>
-      <w:r>
-        <w:rPr>
-          <w:rStyle w:val="NormalTok"/>
-        </w:rPr>
-        <w:t xml:space="preserve">,</w:t>
-      </w:r>
-      <w:r>
-        <w:br/>
-      </w:r>
-      <w:r>
-        <w:rPr>
-          <w:rStyle w:val="NormalTok"/>
-        </w:rPr>
-        <w:t xml:space="preserve">            json</w:t>
-      </w:r>
-      <w:r>
-        <w:rPr>
-          <w:rStyle w:val="OperatorTok"/>
-        </w:rPr>
-        <w:t xml:space="preserve">=</w:t>
-      </w:r>
-      <w:r>
-        <w:rPr>
-          <w:rStyle w:val="NormalTok"/>
-        </w:rPr>
-        <w:t xml:space="preserve">{</w:t>
-      </w:r>
-      <w:r>
-        <w:br/>
-      </w:r>
-      <w:r>
-        <w:rPr>
-          <w:rStyle w:val="NormalTok"/>
-        </w:rPr>
-        <w:t xml:space="preserve">                </w:t>
-      </w:r>
-      <w:r>
-        <w:rPr>
-          <w:rStyle w:val="StringTok"/>
-        </w:rPr>
-        <w:t xml:space="preserve">"model"</w:t>
-      </w:r>
-      <w:r>
-        <w:rPr>
-          <w:rStyle w:val="NormalTok"/>
-        </w:rPr>
-        <w:t xml:space="preserve">: model,</w:t>
-      </w:r>
-      <w:r>
-        <w:br/>
-      </w:r>
-      <w:r>
-        <w:rPr>
-          <w:rStyle w:val="NormalTok"/>
-        </w:rPr>
-        <w:t xml:space="preserve">                </w:t>
-      </w:r>
-      <w:r>
-        <w:rPr>
-          <w:rStyle w:val="StringTok"/>
-        </w:rPr>
-        <w:t xml:space="preserve">"prompt"</w:t>
-      </w:r>
-      <w:r>
-        <w:rPr>
-          <w:rStyle w:val="NormalTok"/>
-        </w:rPr>
-        <w:t xml:space="preserve">: prompt,</w:t>
-      </w:r>
-      <w:r>
-        <w:br/>
-      </w:r>
-      <w:r>
-        <w:rPr>
-          <w:rStyle w:val="NormalTok"/>
-        </w:rPr>
-        <w:t xml:space="preserve">                </w:t>
-      </w:r>
-      <w:r>
-        <w:rPr>
-          <w:rStyle w:val="StringTok"/>
-        </w:rPr>
-        <w:t xml:space="preserve">"stream"</w:t>
-      </w:r>
-      <w:r>
-        <w:rPr>
-          <w:rStyle w:val="NormalTok"/>
-        </w:rPr>
-        <w:t xml:space="preserve">: </w:t>
-      </w:r>
-      <w:r>
-        <w:rPr>
-          <w:rStyle w:val="VariableTok"/>
-        </w:rPr>
-        <w:t xml:space="preserve">False</w:t>
-      </w:r>
-      <w:r>
-        <w:rPr>
-          <w:rStyle w:val="NormalTok"/>
-        </w:rPr>
-        <w:t xml:space="preserve">,</w:t>
-      </w:r>
-      <w:r>
-        <w:br/>
-      </w:r>
-      <w:r>
-        <w:rPr>
-          <w:rStyle w:val="NormalTok"/>
-        </w:rPr>
-        <w:t xml:space="preserve">                </w:t>
-      </w:r>
-      <w:r>
-        <w:rPr>
-          <w:rStyle w:val="StringTok"/>
-        </w:rPr>
-        <w:t xml:space="preserve">"options"</w:t>
-      </w:r>
-      <w:r>
-        <w:rPr>
-          <w:rStyle w:val="NormalTok"/>
-        </w:rPr>
-        <w:t xml:space="preserve">: {</w:t>
-      </w:r>
-      <w:r>
-        <w:rPr>
-          <w:rStyle w:val="StringTok"/>
-        </w:rPr>
-        <w:t xml:space="preserve">"temperature"</w:t>
-      </w:r>
-      <w:r>
-        <w:rPr>
-          <w:rStyle w:val="NormalTok"/>
-        </w:rPr>
-        <w:t xml:space="preserve">: </w:t>
-      </w:r>
-      <w:r>
-        <w:rPr>
-          <w:rStyle w:val="FloatTok"/>
-        </w:rPr>
-        <w:t xml:space="preserve">0.7</w:t>
-      </w:r>
-      <w:r>
-        <w:rPr>
-          <w:rStyle w:val="NormalTok"/>
-        </w:rPr>
-        <w:t xml:space="preserve">},</w:t>
-      </w:r>
-      <w:r>
-        <w:br/>
-      </w:r>
-      <w:r>
-        <w:rPr>
-          <w:rStyle w:val="NormalTok"/>
-        </w:rPr>
-        <w:t xml:space="preserve">            },</w:t>
-      </w:r>
-      <w:r>
-        <w:br/>
-      </w:r>
-      <w:r>
-        <w:rPr>
-          <w:rStyle w:val="NormalTok"/>
-        </w:rPr>
-        <w:t xml:space="preserve">            timeout</w:t>
-      </w:r>
-      <w:r>
-        <w:rPr>
-          <w:rStyle w:val="OperatorTok"/>
-        </w:rPr>
-        <w:t xml:space="preserve">=</w:t>
-      </w:r>
-      <w:r>
-        <w:rPr>
-          <w:rStyle w:val="NormalTok"/>
-        </w:rPr>
-        <w:t xml:space="preserve">OLLAMA_TIMEOUT,</w:t>
-      </w:r>
-      <w:r>
-        <w:br/>
-      </w:r>
-      <w:r>
-        <w:rPr>
-          <w:rStyle w:val="NormalTok"/>
-        </w:rPr>
-        <w:t xml:space="preserve">        )</w:t>
-      </w:r>
-      <w:r>
-        <w:br/>
-      </w:r>
-      <w:r>
-        <w:rPr>
-          <w:rStyle w:val="NormalTok"/>
-        </w:rPr>
-        <w:t xml:space="preserve">        response.raise_for_status()</w:t>
-      </w:r>
-      <w:r>
-        <w:br/>
-      </w:r>
-      <w:r>
-        <w:rPr>
-          <w:rStyle w:val="NormalTok"/>
-        </w:rPr>
-        <w:t xml:space="preserve">    </w:t>
-      </w:r>
-      <w:r>
-        <w:rPr>
-          <w:rStyle w:val="ControlFlowTok"/>
-        </w:rPr>
-        <w:t xml:space="preserve">except</w:t>
-      </w:r>
-      <w:r>
-        <w:rPr>
-          <w:rStyle w:val="NormalTok"/>
-        </w:rPr>
-        <w:t xml:space="preserve"> requests.exceptions.</w:t>
-      </w:r>
-      <w:r>
-        <w:rPr>
-          <w:rStyle w:val="PreprocessorTok"/>
-        </w:rPr>
-        <w:t xml:space="preserve">ConnectionError</w:t>
-      </w:r>
-      <w:r>
-        <w:rPr>
-          <w:rStyle w:val="NormalTok"/>
-        </w:rPr>
-        <w:t xml:space="preserve">:</w:t>
-      </w:r>
-      <w:r>
-        <w:br/>
-      </w:r>
-      <w:r>
-        <w:rPr>
-          <w:rStyle w:val="NormalTok"/>
-        </w:rPr>
-        <w:t xml:space="preserve">        </w:t>
-      </w:r>
-      <w:r>
-        <w:rPr>
-          <w:rStyle w:val="ControlFlowTok"/>
-        </w:rPr>
-        <w:t xml:space="preserve">raise</w:t>
-      </w:r>
-      <w:r>
-        <w:rPr>
-          <w:rStyle w:val="NormalTok"/>
-        </w:rPr>
-        <w:t xml:space="preserve"> </w:t>
-      </w:r>
-      <w:r>
-        <w:rPr>
-          <w:rStyle w:val="PreprocessorTok"/>
-        </w:rPr>
-        <w:t xml:space="preserve">RuntimeError</w:t>
-      </w:r>
-      <w:r>
-        <w:rPr>
-          <w:rStyle w:val="NormalTok"/>
-        </w:rPr>
-        <w:t xml:space="preserve">(</w:t>
-      </w:r>
-      <w:r>
-        <w:br/>
-      </w:r>
-      <w:r>
-        <w:rPr>
-          <w:rStyle w:val="NormalTok"/>
-        </w:rPr>
-        <w:t xml:space="preserve">            </w:t>
-      </w:r>
-      <w:r>
-        <w:rPr>
-          <w:rStyle w:val="SpecialStringTok"/>
-        </w:rPr>
-        <w:t xml:space="preserve">f"Impossible de joindre Ollama sur </w:t>
-      </w:r>
-      <w:r>
-        <w:rPr>
-          <w:rStyle w:val="SpecialCharTok"/>
-        </w:rPr>
-        <w:t xml:space="preserve">{</w:t>
-      </w:r>
-      <w:r>
-        <w:rPr>
-          <w:rStyle w:val="NormalTok"/>
-        </w:rPr>
-        <w:t xml:space="preserve">base_url</w:t>
-      </w:r>
-      <w:r>
-        <w:rPr>
-          <w:rStyle w:val="SpecialCharTok"/>
-        </w:rPr>
-        <w:t xml:space="preserve">}</w:t>
-      </w:r>
-      <w:r>
-        <w:rPr>
-          <w:rStyle w:val="SpecialStringTok"/>
-        </w:rPr>
-        <w:t xml:space="preserve">. "</w:t>
-      </w:r>
-      <w:r>
-        <w:br/>
-      </w:r>
-      <w:r>
-        <w:rPr>
-          <w:rStyle w:val="NormalTok"/>
-        </w:rPr>
-        <w:t xml:space="preserve">            </w:t>
-      </w:r>
-      <w:r>
-        <w:rPr>
-          <w:rStyle w:val="StringTok"/>
-        </w:rPr>
-        <w:t xml:space="preserve">"Vérifiez qu'il est lancé sur votre machine."</w:t>
-      </w:r>
-      <w:r>
-        <w:br/>
-      </w:r>
-      <w:r>
-        <w:rPr>
-          <w:rStyle w:val="NormalTok"/>
-        </w:rPr>
-        <w:t xml:space="preserve">        )</w:t>
-      </w:r>
-      <w:r>
-        <w:br/>
-      </w:r>
-      <w:r>
-        <w:rPr>
-          <w:rStyle w:val="NormalTok"/>
-        </w:rPr>
-        <w:t xml:space="preserve">    </w:t>
-      </w:r>
-      <w:r>
-        <w:rPr>
-          <w:rStyle w:val="ControlFlowTok"/>
-        </w:rPr>
-        <w:t xml:space="preserve">except</w:t>
-      </w:r>
-      <w:r>
-        <w:rPr>
-          <w:rStyle w:val="NormalTok"/>
-        </w:rPr>
-        <w:t xml:space="preserve"> requests.exceptions.Timeout:</w:t>
-      </w:r>
-      <w:r>
-        <w:br/>
-      </w:r>
-      <w:r>
-        <w:rPr>
-          <w:rStyle w:val="NormalTok"/>
-        </w:rPr>
-        <w:t xml:space="preserve">        </w:t>
-      </w:r>
-      <w:r>
-        <w:rPr>
-          <w:rStyle w:val="ControlFlowTok"/>
-        </w:rPr>
-        <w:t xml:space="preserve">raise</w:t>
-      </w:r>
-      <w:r>
-        <w:rPr>
-          <w:rStyle w:val="NormalTok"/>
-        </w:rPr>
-        <w:t xml:space="preserve"> </w:t>
-      </w:r>
-      <w:r>
-        <w:rPr>
-          <w:rStyle w:val="PreprocessorTok"/>
-        </w:rPr>
-        <w:t xml:space="preserve">RuntimeError</w:t>
-      </w:r>
-      <w:r>
-        <w:rPr>
-          <w:rStyle w:val="NormalTok"/>
-        </w:rPr>
-        <w:t xml:space="preserve">(</w:t>
-      </w:r>
-      <w:r>
-        <w:rPr>
-          <w:rStyle w:val="StringTok"/>
-        </w:rPr>
-        <w:t xml:space="preserve">"Ollama a mis trop de temps à répondre"</w:t>
-      </w:r>
-      <w:r>
-        <w:rPr>
-          <w:rStyle w:val="NormalTok"/>
-        </w:rPr>
-        <w:t xml:space="preserve">)</w:t>
-      </w:r>
-      <w:r>
-        <w:br/>
-      </w:r>
-      <w:r>
-        <w:rPr>
-          <w:rStyle w:val="NormalTok"/>
-        </w:rPr>
-        <w:t xml:space="preserve">    </w:t>
-      </w:r>
-      <w:r>
-        <w:rPr>
-          <w:rStyle w:val="ControlFlowTok"/>
-        </w:rPr>
-        <w:t xml:space="preserve">except</w:t>
-      </w:r>
-      <w:r>
-        <w:rPr>
-          <w:rStyle w:val="NormalTok"/>
-        </w:rPr>
-        <w:t xml:space="preserve"> requests.exceptions.HTTPError </w:t>
-      </w:r>
-      <w:r>
-        <w:rPr>
-          <w:rStyle w:val="ImportTok"/>
-        </w:rPr>
-        <w:t xml:space="preserve">as</w:t>
-      </w:r>
-      <w:r>
-        <w:rPr>
-          <w:rStyle w:val="NormalTok"/>
-        </w:rPr>
-        <w:t xml:space="preserve"> e:</w:t>
-      </w:r>
-      <w:r>
-        <w:br/>
-      </w:r>
-      <w:r>
-        <w:rPr>
-          <w:rStyle w:val="NormalTok"/>
-        </w:rPr>
-        <w:t xml:space="preserve">        </w:t>
-      </w:r>
-      <w:r>
-        <w:rPr>
-          <w:rStyle w:val="ControlFlowTok"/>
-        </w:rPr>
-        <w:t xml:space="preserve">raise</w:t>
-      </w:r>
-      <w:r>
-        <w:rPr>
-          <w:rStyle w:val="NormalTok"/>
-        </w:rPr>
-        <w:t xml:space="preserve"> </w:t>
-      </w:r>
-      <w:r>
-        <w:rPr>
-          <w:rStyle w:val="PreprocessorTok"/>
-        </w:rPr>
-        <w:t xml:space="preserve">RuntimeError</w:t>
-      </w:r>
-      <w:r>
-        <w:rPr>
-          <w:rStyle w:val="NormalTok"/>
-        </w:rPr>
-        <w:t xml:space="preserve">(</w:t>
-      </w:r>
-      <w:r>
-        <w:rPr>
-          <w:rStyle w:val="SpecialStringTok"/>
-        </w:rPr>
-        <w:t xml:space="preserve">f"Erreur Ollama: </w:t>
-      </w:r>
-      <w:r>
-        <w:rPr>
-          <w:rStyle w:val="SpecialCharTok"/>
-        </w:rPr>
-        <w:t xml:space="preserve">{</w:t>
-      </w:r>
-      <w:r>
-        <w:rPr>
-          <w:rStyle w:val="NormalTok"/>
-        </w:rPr>
-        <w:t xml:space="preserve">e</w:t>
-      </w:r>
-      <w:r>
-        <w:rPr>
-          <w:rStyle w:val="SpecialCharTok"/>
-        </w:rPr>
-        <w:t xml:space="preserve">}</w:t>
-      </w:r>
-      <w:r>
-        <w:rPr>
-          <w:rStyle w:val="SpecialStringTok"/>
-        </w:rPr>
-        <w:t xml:space="preserve">"</w:t>
-      </w:r>
-      <w:r>
-        <w:rPr>
-          <w:rStyle w:val="NormalTok"/>
-        </w:rPr>
-        <w:t xml:space="preserve">)</w:t>
-      </w:r>
-      <w:r>
-        <w:br/>
-      </w:r>
-      <w:r>
-        <w:br/>
-      </w:r>
-      <w:r>
-        <w:rPr>
-          <w:rStyle w:val="NormalTok"/>
-        </w:rPr>
-        <w:t xml:space="preserve">    data </w:t>
-      </w:r>
-      <w:r>
-        <w:rPr>
-          <w:rStyle w:val="OperatorTok"/>
-        </w:rPr>
-        <w:t xml:space="preserve">=</w:t>
-      </w:r>
-      <w:r>
-        <w:rPr>
-          <w:rStyle w:val="NormalTok"/>
-        </w:rPr>
-        <w:t xml:space="preserve"> response.json()</w:t>
-      </w:r>
-      <w:r>
-        <w:br/>
-      </w:r>
-      <w:r>
-        <w:rPr>
-          <w:rStyle w:val="NormalTok"/>
-        </w:rPr>
-        <w:t xml:space="preserve">    generated_text </w:t>
-      </w:r>
-      <w:r>
-        <w:rPr>
-          <w:rStyle w:val="OperatorTok"/>
-        </w:rPr>
-        <w:t xml:space="preserve">=</w:t>
-      </w:r>
-      <w:r>
-        <w:rPr>
-          <w:rStyle w:val="NormalTok"/>
-        </w:rPr>
-        <w:t xml:space="preserve"> data.get(</w:t>
-      </w:r>
-      <w:r>
-        <w:rPr>
-          <w:rStyle w:val="StringTok"/>
-        </w:rPr>
-        <w:t xml:space="preserve">"response"</w:t>
-      </w:r>
-      <w:r>
-        <w:rPr>
-          <w:rStyle w:val="NormalTok"/>
-        </w:rPr>
-        <w:t xml:space="preserve">, </w:t>
-      </w:r>
-      <w:r>
-        <w:rPr>
-          <w:rStyle w:val="StringTok"/>
-        </w:rPr>
-        <w:t xml:space="preserve">""</w:t>
-      </w:r>
-      <w:r>
-        <w:rPr>
-          <w:rStyle w:val="NormalTok"/>
-        </w:rPr>
-        <w:t xml:space="preserve">).strip()</w:t>
-      </w:r>
-      <w:r>
-        <w:br/>
-      </w:r>
-      <w:r>
-        <w:rPr>
-          <w:rStyle w:val="NormalTok"/>
-        </w:rPr>
-        <w:t xml:space="preserve">    tokens_used </w:t>
-      </w:r>
-      <w:r>
-        <w:rPr>
-          <w:rStyle w:val="OperatorTok"/>
-        </w:rPr>
-        <w:t xml:space="preserve">=</w:t>
-      </w:r>
-      <w:r>
-        <w:rPr>
-          <w:rStyle w:val="NormalTok"/>
-        </w:rPr>
-        <w:t xml:space="preserve"> data.get(</w:t>
-      </w:r>
-      <w:r>
-        <w:rPr>
-          <w:rStyle w:val="StringTok"/>
-        </w:rPr>
-        <w:t xml:space="preserve">"prompt_eval_count"</w:t>
-      </w:r>
-      <w:r>
-        <w:rPr>
-          <w:rStyle w:val="NormalTok"/>
-        </w:rPr>
-        <w:t xml:space="preserve">, </w:t>
-      </w:r>
-      <w:r>
-        <w:rPr>
-          <w:rStyle w:val="DecValTok"/>
-        </w:rPr>
-        <w:t xml:space="preserve">0</w:t>
-      </w:r>
-      <w:r>
-        <w:rPr>
-          <w:rStyle w:val="NormalTok"/>
-        </w:rPr>
-        <w:t xml:space="preserve">) </w:t>
-      </w:r>
-      <w:r>
-        <w:rPr>
-          <w:rStyle w:val="OperatorTok"/>
-        </w:rPr>
-        <w:t xml:space="preserve">+</w:t>
-      </w:r>
-      <w:r>
-        <w:rPr>
-          <w:rStyle w:val="NormalTok"/>
-        </w:rPr>
-        <w:t xml:space="preserve"> data.get(</w:t>
-      </w:r>
-      <w:r>
-        <w:rPr>
-          <w:rStyle w:val="StringTok"/>
-        </w:rPr>
-        <w:t xml:space="preserve">"eval_count"</w:t>
-      </w:r>
-      <w:r>
-        <w:rPr>
-          <w:rStyle w:val="NormalTok"/>
-        </w:rPr>
-        <w:t xml:space="preserve">, </w:t>
-      </w:r>
-      <w:r>
-        <w:rPr>
-          <w:rStyle w:val="DecValTok"/>
-        </w:rPr>
-        <w:t xml:space="preserve">0</w:t>
-      </w:r>
-      <w:r>
-        <w:rPr>
-          <w:rStyle w:val="NormalTok"/>
-        </w:rPr>
-        <w:t xml:space="preserve">)</w:t>
-      </w:r>
-      <w:r>
-        <w:br/>
-      </w:r>
-      <w:r>
-        <w:rPr>
-          <w:rStyle w:val="NormalTok"/>
-        </w:rPr>
-        <w:t xml:space="preserve">    </w:t>
-      </w:r>
-      <w:r>
-        <w:rPr>
-          <w:rStyle w:val="ControlFlowTok"/>
-        </w:rPr>
-        <w:t xml:space="preserve">return</w:t>
-      </w:r>
-      <w:r>
-        <w:rPr>
-          <w:rStyle w:val="NormalTok"/>
-        </w:rPr>
-        <w:t xml:space="preserve"> generated_text, tokens_used</w:t>
+        <w:br/>
+        <w:t xml:space="preserve">    base_url = current_app.config["OLLAMA_URL"]</w:t>
+        <w:br/>
+        <w:t xml:space="preserve">    model = current_app.config["OLLAMA_MODEL"]</w:t>
+        <w:br/>
+        <w:t xml:space="preserve">    charge = _charge_utile(</w:t>
+        <w:br/>
+        <w:t xml:space="preserve">        model, prompt,</w:t>
+        <w:br/>
+        <w:t xml:space="preserve">        temperature if temperature is not None else TEMPERATURE_PAR_DEFAUT,</w:t>
+        <w:br/>
+        <w:t xml:space="preserve">        current_app.config["OLLAMA_NUM_CTX"],</w:t>
+        <w:br/>
+        <w:t xml:space="preserve">        current_app.config["OLLAMA_THINK"],</w:t>
+        <w:br/>
+        <w:t xml:space="preserve">        current_app.config["OLLAMA_KEEP_ALIVE"],</w:t>
+        <w:br/>
+        <w:t xml:space="preserve">    )</w:t>
+        <w:br/>
+        <w:t xml:space="preserve">    try:</w:t>
+        <w:br/>
+        <w:t xml:space="preserve">        return _appel(base_url, charge, current_app.config["OLLAMA_CONNECT_TIMEOUT"])</w:t>
+        <w:br/>
+        <w:t xml:space="preserve">    except _ThinkRefuse:</w:t>
+        <w:br/>
+        <w:t xml:space="preserve">        # Le modèle n'a pas de mode raisonnement : il n'y a rien à désactiver.</w:t>
+        <w:br/>
+        <w:t xml:space="preserve">        # On refait l'appel sans le champ plutôt que de remonter une erreur que</w:t>
+        <w:br/>
+        <w:t xml:space="preserve">        # l'utilisateur ne peut pas corriger lui-même.</w:t>
+        <w:br/>
+        <w:t xml:space="preserve">        del charge["think"]</w:t>
+        <w:br/>
+        <w:t xml:space="preserve">        return _appel(base_url, charge, current_app.config["OLLAMA_CONNECT_TIMEOUT"])</w:t>
       </w:r>
     </w:p>
     <w:p>
@@ -68619,874 +66303,207 @@
         <w:rPr>
           <w:rStyle w:val="ImportTok"/>
         </w:rPr>
-        <w:t xml:space="preserve">import</w:t>
-      </w:r>
-      <w:r>
-        <w:rPr>
-          <w:rStyle w:val="NormalTok"/>
-        </w:rPr>
-        <w:t xml:space="preserve"> os</w:t>
-      </w:r>
-      <w:r>
-        <w:br/>
-      </w:r>
-      <w:r>
-        <w:rPr>
-          <w:rStyle w:val="ImportTok"/>
-        </w:rPr>
-        <w:t xml:space="preserve">from</w:t>
-      </w:r>
-      <w:r>
-        <w:rPr>
-          <w:rStyle w:val="NormalTok"/>
-        </w:rPr>
-        <w:t xml:space="preserve"> dotenv </w:t>
-      </w:r>
-      <w:r>
-        <w:rPr>
-          <w:rStyle w:val="ImportTok"/>
-        </w:rPr>
-        <w:t xml:space="preserve">import</w:t>
-      </w:r>
-      <w:r>
-        <w:rPr>
-          <w:rStyle w:val="NormalTok"/>
-        </w:rPr>
-        <w:t xml:space="preserve"> load_dotenv</w:t>
-      </w:r>
-      <w:r>
-        <w:br/>
-      </w:r>
-      <w:r>
-        <w:br/>
-      </w:r>
-      <w:r>
-        <w:rPr>
-          <w:rStyle w:val="NormalTok"/>
-        </w:rPr>
-        <w:t xml:space="preserve">load_dotenv()</w:t>
-      </w:r>
-      <w:r>
-        <w:br/>
-      </w:r>
-      <w:r>
-        <w:br/>
-      </w:r>
-      <w:r>
-        <w:br/>
-      </w:r>
-      <w:r>
-        <w:rPr>
-          <w:rStyle w:val="KeywordTok"/>
-        </w:rPr>
-        <w:t xml:space="preserve">class</w:t>
-      </w:r>
-      <w:r>
-        <w:rPr>
-          <w:rStyle w:val="NormalTok"/>
-        </w:rPr>
-        <w:t xml:space="preserve"> Config:</w:t>
-      </w:r>
-      <w:r>
-        <w:br/>
-      </w:r>
-      <w:r>
-        <w:rPr>
-          <w:rStyle w:val="NormalTok"/>
-        </w:rPr>
-        <w:t xml:space="preserve">    </w:t>
-      </w:r>
-      <w:r>
-        <w:rPr>
-          <w:rStyle w:val="CommentTok"/>
-        </w:rPr>
-        <w:t xml:space="preserve"># SÉCURITÉ : aucune valeur de repli. Une clé de secours en dur dans le code</w:t>
-      </w:r>
-      <w:r>
-        <w:br/>
-      </w:r>
-      <w:r>
-        <w:rPr>
-          <w:rStyle w:val="NormalTok"/>
-        </w:rPr>
-        <w:t xml:space="preserve">    </w:t>
-      </w:r>
-      <w:r>
-        <w:rPr>
-          <w:rStyle w:val="CommentTok"/>
-        </w:rPr>
-        <w:t xml:space="preserve"># source permettrait à l'application de démarrer sans .env avec une clé</w:t>
-      </w:r>
-      <w:r>
-        <w:br/>
-      </w:r>
-      <w:r>
-        <w:rPr>
-          <w:rStyle w:val="NormalTok"/>
-        </w:rPr>
-        <w:t xml:space="preserve">    </w:t>
-      </w:r>
-      <w:r>
-        <w:rPr>
-          <w:rStyle w:val="CommentTok"/>
-        </w:rPr>
-        <w:t xml:space="preserve"># connue de quiconque lit le dépôt : n'importe qui pourrait alors forger un</w:t>
-      </w:r>
-      <w:r>
-        <w:br/>
-      </w:r>
-      <w:r>
-        <w:rPr>
-          <w:rStyle w:val="NormalTok"/>
-        </w:rPr>
-        <w:t xml:space="preserve">    </w:t>
-      </w:r>
-      <w:r>
-        <w:rPr>
-          <w:rStyle w:val="CommentTok"/>
-        </w:rPr>
-        <w:t xml:space="preserve"># access token valide pour n'importe quel user_id (usurpation d'identité).</w:t>
-      </w:r>
-      <w:r>
-        <w:br/>
-      </w:r>
-      <w:r>
-        <w:rPr>
-          <w:rStyle w:val="NormalTok"/>
-        </w:rPr>
-        <w:t xml:space="preserve">    </w:t>
-      </w:r>
-      <w:r>
-        <w:rPr>
-          <w:rStyle w:val="CommentTok"/>
-        </w:rPr>
-        <w:t xml:space="preserve"># On préfère un échec bruyant au démarrage à un démarrage silencieusement</w:t>
-      </w:r>
-      <w:r>
-        <w:br/>
-      </w:r>
-      <w:r>
-        <w:rPr>
-          <w:rStyle w:val="NormalTok"/>
-        </w:rPr>
-        <w:t xml:space="preserve">    </w:t>
-      </w:r>
-      <w:r>
-        <w:rPr>
-          <w:rStyle w:val="CommentTok"/>
-        </w:rPr>
-        <w:t xml:space="preserve"># vulnérable (« fail fast, fail loud »).</w:t>
-      </w:r>
-      <w:r>
-        <w:br/>
-      </w:r>
-      <w:r>
-        <w:rPr>
-          <w:rStyle w:val="NormalTok"/>
-        </w:rPr>
-        <w:t xml:space="preserve">    JWT_SECRET_KEY </w:t>
-      </w:r>
-      <w:r>
-        <w:rPr>
-          <w:rStyle w:val="OperatorTok"/>
-        </w:rPr>
-        <w:t xml:space="preserve">=</w:t>
-      </w:r>
-      <w:r>
-        <w:rPr>
-          <w:rStyle w:val="NormalTok"/>
-        </w:rPr>
-        <w:t xml:space="preserve"> os.environ.get(</w:t>
-      </w:r>
-      <w:r>
-        <w:rPr>
-          <w:rStyle w:val="StringTok"/>
-        </w:rPr>
-        <w:t xml:space="preserve">"JWT_SECRET_KEY"</w:t>
-      </w:r>
-      <w:r>
-        <w:rPr>
-          <w:rStyle w:val="NormalTok"/>
-        </w:rPr>
-        <w:t xml:space="preserve">)</w:t>
-      </w:r>
-      <w:r>
-        <w:br/>
-      </w:r>
-      <w:r>
-        <w:rPr>
-          <w:rStyle w:val="NormalTok"/>
-        </w:rPr>
-        <w:t xml:space="preserve">    </w:t>
-      </w:r>
-      <w:r>
-        <w:rPr>
-          <w:rStyle w:val="ControlFlowTok"/>
-        </w:rPr>
-        <w:t xml:space="preserve">if</w:t>
-      </w:r>
-      <w:r>
-        <w:rPr>
-          <w:rStyle w:val="NormalTok"/>
-        </w:rPr>
-        <w:t xml:space="preserve"> </w:t>
-      </w:r>
-      <w:r>
-        <w:rPr>
-          <w:rStyle w:val="KeywordTok"/>
-        </w:rPr>
-        <w:t xml:space="preserve">not</w:t>
-      </w:r>
-      <w:r>
-        <w:rPr>
-          <w:rStyle w:val="NormalTok"/>
-        </w:rPr>
-        <w:t xml:space="preserve"> JWT_SECRET_KEY:</w:t>
-      </w:r>
-      <w:r>
-        <w:br/>
-      </w:r>
-      <w:r>
-        <w:rPr>
-          <w:rStyle w:val="NormalTok"/>
-        </w:rPr>
-        <w:t xml:space="preserve">        </w:t>
-      </w:r>
-      <w:r>
-        <w:rPr>
-          <w:rStyle w:val="ControlFlowTok"/>
-        </w:rPr>
-        <w:t xml:space="preserve">raise</w:t>
-      </w:r>
-      <w:r>
-        <w:rPr>
-          <w:rStyle w:val="NormalTok"/>
-        </w:rPr>
-        <w:t xml:space="preserve"> </w:t>
-      </w:r>
-      <w:r>
-        <w:rPr>
-          <w:rStyle w:val="PreprocessorTok"/>
-        </w:rPr>
-        <w:t xml:space="preserve">RuntimeError</w:t>
-      </w:r>
-      <w:r>
-        <w:rPr>
-          <w:rStyle w:val="NormalTok"/>
-        </w:rPr>
-        <w:t xml:space="preserve">(</w:t>
-      </w:r>
-      <w:r>
-        <w:br/>
-      </w:r>
-      <w:r>
-        <w:rPr>
-          <w:rStyle w:val="NormalTok"/>
-        </w:rPr>
-        <w:t xml:space="preserve">            </w:t>
-      </w:r>
-      <w:r>
-        <w:rPr>
-          <w:rStyle w:val="StringTok"/>
-        </w:rPr>
-        <w:t xml:space="preserve">"JWT_SECRET_KEY est absente de l'environnement. "</w:t>
-      </w:r>
-      <w:r>
-        <w:br/>
-      </w:r>
-      <w:r>
-        <w:rPr>
-          <w:rStyle w:val="NormalTok"/>
-        </w:rPr>
-        <w:t xml:space="preserve">            </w:t>
-      </w:r>
-      <w:r>
-        <w:rPr>
-          <w:rStyle w:val="StringTok"/>
-        </w:rPr>
-        <w:t xml:space="preserve">"Copier .env.example en backend/.env puis générer une clé : "</w:t>
-      </w:r>
-      <w:r>
-        <w:br/>
-      </w:r>
-      <w:r>
-        <w:rPr>
-          <w:rStyle w:val="NormalTok"/>
-        </w:rPr>
-        <w:t xml:space="preserve">            </w:t>
-      </w:r>
-      <w:r>
-        <w:rPr>
-          <w:rStyle w:val="StringTok"/>
-        </w:rPr>
-        <w:t xml:space="preserve">'python -c "import secrets; print(secrets.token_urlsafe(64))"'</w:t>
-      </w:r>
-      <w:r>
-        <w:br/>
-      </w:r>
-      <w:r>
-        <w:rPr>
-          <w:rStyle w:val="NormalTok"/>
-        </w:rPr>
+        <w:t>import os</w:t>
+        <w:br/>
+        <w:t>from dotenv import load_dotenv</w:t>
+        <w:br/>
+        <w:br/>
+        <w:t>load_dotenv()</w:t>
+        <w:br/>
+        <w:br/>
+        <w:br/>
+        <w:t>class Config:</w:t>
+        <w:br/>
+        <w:t xml:space="preserve">    # SÉCURITÉ : aucune valeur de repli. Une clé de secours en dur dans le code</w:t>
+        <w:br/>
+        <w:t xml:space="preserve">    # source permettrait à l'application de démarrer sans .env avec une clé</w:t>
+        <w:br/>
+        <w:t xml:space="preserve">    # connue de quiconque lit le dépôt : n'importe qui pourrait alors forger un</w:t>
+        <w:br/>
+        <w:t xml:space="preserve">    # access token valide pour n'importe quel user_id (usurpation d'identité).</w:t>
+        <w:br/>
+        <w:t xml:space="preserve">    # On préfère un échec bruyant au démarrage à un démarrage silencieusement</w:t>
+        <w:br/>
+        <w:t xml:space="preserve">    # vulnérable (« fail fast, fail loud »).</w:t>
+        <w:br/>
+        <w:t xml:space="preserve">    JWT_SECRET_KEY = os.environ.get("JWT_SECRET_KEY")</w:t>
+        <w:br/>
+        <w:t xml:space="preserve">    if not JWT_SECRET_KEY:</w:t>
+        <w:br/>
+        <w:t xml:space="preserve">        raise RuntimeError(</w:t>
+        <w:br/>
+        <w:t xml:space="preserve">            "JWT_SECRET_KEY est absente de l'environnement. "</w:t>
+        <w:br/>
+        <w:t xml:space="preserve">            "Copier .env.example en backend/.env puis générer une clé : "</w:t>
+        <w:br/>
+        <w:t xml:space="preserve">            'python -c "import secrets; print(secrets.token_urlsafe(64))"'</w:t>
+        <w:br/>
         <w:t xml:space="preserve">        )</w:t>
-      </w:r>
-      <w:r>
-        <w:br/>
-      </w:r>
-      <w:r>
-        <w:br/>
-      </w:r>
-      <w:r>
-        <w:rPr>
-          <w:rStyle w:val="NormalTok"/>
-        </w:rPr>
-        <w:t xml:space="preserve">    </w:t>
-      </w:r>
-      <w:r>
-        <w:rPr>
-          <w:rStyle w:val="CommentTok"/>
-        </w:rPr>
-        <w:t xml:space="preserve"># Environnement d'exécution : pilote l'attribut Secure du cookie de refresh.</w:t>
-      </w:r>
-      <w:r>
-        <w:br/>
-      </w:r>
-      <w:r>
-        <w:rPr>
-          <w:rStyle w:val="NormalTok"/>
-        </w:rPr>
-        <w:t xml:space="preserve">    </w:t>
-      </w:r>
-      <w:r>
-        <w:rPr>
-          <w:rStyle w:val="CommentTok"/>
-        </w:rPr>
-        <w:t xml:space="preserve"># En dev le front tourne en http://localhost, un cookie Secure ne serait</w:t>
-      </w:r>
-      <w:r>
-        <w:br/>
-      </w:r>
-      <w:r>
-        <w:rPr>
-          <w:rStyle w:val="NormalTok"/>
-        </w:rPr>
-        <w:t xml:space="preserve">    </w:t>
-      </w:r>
-      <w:r>
-        <w:rPr>
-          <w:rStyle w:val="CommentTok"/>
-        </w:rPr>
-        <w:t xml:space="preserve"># jamais envoyé ; hors dev, Secure est obligatoire sinon le jeton peut</w:t>
-      </w:r>
-      <w:r>
-        <w:br/>
-      </w:r>
-      <w:r>
-        <w:rPr>
-          <w:rStyle w:val="NormalTok"/>
-        </w:rPr>
-        <w:t xml:space="preserve">    </w:t>
-      </w:r>
-      <w:r>
-        <w:rPr>
-          <w:rStyle w:val="CommentTok"/>
-        </w:rPr>
-        <w:t xml:space="preserve"># transiter en clair sur HTTP et être capté (OWASP A02:2021).</w:t>
-      </w:r>
-      <w:r>
-        <w:br/>
-      </w:r>
-      <w:r>
-        <w:rPr>
-          <w:rStyle w:val="NormalTok"/>
-        </w:rPr>
-        <w:t xml:space="preserve">    APP_ENV </w:t>
-      </w:r>
-      <w:r>
-        <w:rPr>
-          <w:rStyle w:val="OperatorTok"/>
-        </w:rPr>
-        <w:t xml:space="preserve">=</w:t>
-      </w:r>
-      <w:r>
-        <w:rPr>
-          <w:rStyle w:val="NormalTok"/>
-        </w:rPr>
-        <w:t xml:space="preserve"> os.getenv(</w:t>
-      </w:r>
-      <w:r>
-        <w:rPr>
-          <w:rStyle w:val="StringTok"/>
-        </w:rPr>
-        <w:t xml:space="preserve">"APP_ENV"</w:t>
-      </w:r>
-      <w:r>
-        <w:rPr>
-          <w:rStyle w:val="NormalTok"/>
-        </w:rPr>
-        <w:t xml:space="preserve">, </w:t>
-      </w:r>
-      <w:r>
-        <w:rPr>
-          <w:rStyle w:val="StringTok"/>
-        </w:rPr>
-        <w:t xml:space="preserve">"development"</w:t>
-      </w:r>
-      <w:r>
-        <w:rPr>
-          <w:rStyle w:val="NormalTok"/>
-        </w:rPr>
-        <w:t xml:space="preserve">)</w:t>
-      </w:r>
-      <w:r>
-        <w:br/>
-      </w:r>
-      <w:r>
-        <w:rPr>
-          <w:rStyle w:val="NormalTok"/>
-        </w:rPr>
-        <w:t xml:space="preserve">    COOKIE_SECURE </w:t>
-      </w:r>
-      <w:r>
-        <w:rPr>
-          <w:rStyle w:val="OperatorTok"/>
-        </w:rPr>
-        <w:t xml:space="preserve">=</w:t>
-      </w:r>
-      <w:r>
-        <w:rPr>
-          <w:rStyle w:val="NormalTok"/>
-        </w:rPr>
-        <w:t xml:space="preserve"> APP_ENV </w:t>
-      </w:r>
-      <w:r>
-        <w:rPr>
-          <w:rStyle w:val="OperatorTok"/>
-        </w:rPr>
-        <w:t xml:space="preserve">!=</w:t>
-      </w:r>
-      <w:r>
-        <w:rPr>
-          <w:rStyle w:val="NormalTok"/>
-        </w:rPr>
-        <w:t xml:space="preserve"> </w:t>
-      </w:r>
-      <w:r>
-        <w:rPr>
-          <w:rStyle w:val="StringTok"/>
-        </w:rPr>
-        <w:t xml:space="preserve">"development"</w:t>
-      </w:r>
-      <w:r>
-        <w:br/>
-      </w:r>
-      <w:r>
-        <w:br/>
-      </w:r>
-      <w:r>
-        <w:rPr>
-          <w:rStyle w:val="NormalTok"/>
-        </w:rPr>
-        <w:t xml:space="preserve">    MAIL_SERVER </w:t>
-      </w:r>
-      <w:r>
-        <w:rPr>
-          <w:rStyle w:val="OperatorTok"/>
-        </w:rPr>
-        <w:t xml:space="preserve">=</w:t>
-      </w:r>
-      <w:r>
-        <w:rPr>
-          <w:rStyle w:val="NormalTok"/>
-        </w:rPr>
-        <w:t xml:space="preserve"> os.getenv(</w:t>
-      </w:r>
-      <w:r>
-        <w:rPr>
-          <w:rStyle w:val="StringTok"/>
-        </w:rPr>
-        <w:t xml:space="preserve">"MAIL_SERVER"</w:t>
-      </w:r>
-      <w:r>
-        <w:rPr>
-          <w:rStyle w:val="NormalTok"/>
-        </w:rPr>
-        <w:t xml:space="preserve">)</w:t>
-      </w:r>
-      <w:r>
-        <w:br/>
-      </w:r>
-      <w:r>
-        <w:rPr>
-          <w:rStyle w:val="NormalTok"/>
-        </w:rPr>
-        <w:t xml:space="preserve">    MAIL_PORT </w:t>
-      </w:r>
-      <w:r>
-        <w:rPr>
-          <w:rStyle w:val="OperatorTok"/>
-        </w:rPr>
-        <w:t xml:space="preserve">=</w:t>
-      </w:r>
-      <w:r>
-        <w:rPr>
-          <w:rStyle w:val="NormalTok"/>
-        </w:rPr>
-        <w:t xml:space="preserve"> </w:t>
-      </w:r>
-      <w:r>
-        <w:rPr>
-          <w:rStyle w:val="BuiltInTok"/>
-        </w:rPr>
-        <w:t xml:space="preserve">int</w:t>
-      </w:r>
-      <w:r>
-        <w:rPr>
-          <w:rStyle w:val="NormalTok"/>
-        </w:rPr>
-        <w:t xml:space="preserve">(os.getenv(</w:t>
-      </w:r>
-      <w:r>
-        <w:rPr>
-          <w:rStyle w:val="StringTok"/>
-        </w:rPr>
-        <w:t xml:space="preserve">"MAIL_PORT"</w:t>
-      </w:r>
-      <w:r>
-        <w:rPr>
-          <w:rStyle w:val="NormalTok"/>
-        </w:rPr>
-        <w:t xml:space="preserve">, </w:t>
-      </w:r>
-      <w:r>
-        <w:rPr>
-          <w:rStyle w:val="DecValTok"/>
-        </w:rPr>
-        <w:t xml:space="preserve">2525</w:t>
-      </w:r>
-      <w:r>
-        <w:rPr>
-          <w:rStyle w:val="NormalTok"/>
-        </w:rPr>
-        <w:t xml:space="preserve">))</w:t>
-      </w:r>
-      <w:r>
-        <w:br/>
-      </w:r>
-      <w:r>
-        <w:rPr>
-          <w:rStyle w:val="NormalTok"/>
-        </w:rPr>
-        <w:t xml:space="preserve">    MAIL_USERNAME </w:t>
-      </w:r>
-      <w:r>
-        <w:rPr>
-          <w:rStyle w:val="OperatorTok"/>
-        </w:rPr>
-        <w:t xml:space="preserve">=</w:t>
-      </w:r>
-      <w:r>
-        <w:rPr>
-          <w:rStyle w:val="NormalTok"/>
-        </w:rPr>
-        <w:t xml:space="preserve"> os.getenv(</w:t>
-      </w:r>
-      <w:r>
-        <w:rPr>
-          <w:rStyle w:val="StringTok"/>
-        </w:rPr>
-        <w:t xml:space="preserve">"MAIL_USERNAME"</w:t>
-      </w:r>
-      <w:r>
-        <w:rPr>
-          <w:rStyle w:val="NormalTok"/>
-        </w:rPr>
-        <w:t xml:space="preserve">)</w:t>
-      </w:r>
-      <w:r>
-        <w:br/>
-      </w:r>
-      <w:r>
-        <w:rPr>
-          <w:rStyle w:val="NormalTok"/>
-        </w:rPr>
-        <w:t xml:space="preserve">    MAIL_PASSWORD </w:t>
-      </w:r>
-      <w:r>
-        <w:rPr>
-          <w:rStyle w:val="OperatorTok"/>
-        </w:rPr>
-        <w:t xml:space="preserve">=</w:t>
-      </w:r>
-      <w:r>
-        <w:rPr>
-          <w:rStyle w:val="NormalTok"/>
-        </w:rPr>
-        <w:t xml:space="preserve"> os.getenv(</w:t>
-      </w:r>
-      <w:r>
-        <w:rPr>
-          <w:rStyle w:val="StringTok"/>
-        </w:rPr>
-        <w:t xml:space="preserve">"MAIL_PASSWORD"</w:t>
-      </w:r>
-      <w:r>
-        <w:rPr>
-          <w:rStyle w:val="NormalTok"/>
-        </w:rPr>
-        <w:t xml:space="preserve">)</w:t>
-      </w:r>
-      <w:r>
-        <w:br/>
-      </w:r>
-      <w:r>
-        <w:rPr>
-          <w:rStyle w:val="NormalTok"/>
-        </w:rPr>
-        <w:t xml:space="preserve">    MAIL_USE_TLS </w:t>
-      </w:r>
-      <w:r>
-        <w:rPr>
-          <w:rStyle w:val="OperatorTok"/>
-        </w:rPr>
-        <w:t xml:space="preserve">=</w:t>
-      </w:r>
-      <w:r>
-        <w:rPr>
-          <w:rStyle w:val="NormalTok"/>
-        </w:rPr>
-        <w:t xml:space="preserve"> os.getenv(</w:t>
-      </w:r>
-      <w:r>
-        <w:rPr>
-          <w:rStyle w:val="StringTok"/>
-        </w:rPr>
-        <w:t xml:space="preserve">"MAIL_USE_TLS"</w:t>
-      </w:r>
-      <w:r>
-        <w:rPr>
-          <w:rStyle w:val="NormalTok"/>
-        </w:rPr>
-        <w:t xml:space="preserve">, </w:t>
-      </w:r>
-      <w:r>
-        <w:rPr>
-          <w:rStyle w:val="StringTok"/>
-        </w:rPr>
-        <w:t xml:space="preserve">"True"</w:t>
-      </w:r>
-      <w:r>
-        <w:rPr>
-          <w:rStyle w:val="NormalTok"/>
-        </w:rPr>
-        <w:t xml:space="preserve">) </w:t>
-      </w:r>
-      <w:r>
-        <w:rPr>
-          <w:rStyle w:val="OperatorTok"/>
-        </w:rPr>
-        <w:t xml:space="preserve">==</w:t>
-      </w:r>
-      <w:r>
-        <w:rPr>
-          <w:rStyle w:val="NormalTok"/>
-        </w:rPr>
-        <w:t xml:space="preserve"> </w:t>
-      </w:r>
-      <w:r>
-        <w:rPr>
-          <w:rStyle w:val="StringTok"/>
-        </w:rPr>
-        <w:t xml:space="preserve">"True"</w:t>
-      </w:r>
-      <w:r>
-        <w:br/>
-      </w:r>
-      <w:r>
-        <w:rPr>
-          <w:rStyle w:val="NormalTok"/>
-        </w:rPr>
-        <w:t xml:space="preserve">    MAIL_USE_SSL </w:t>
-      </w:r>
-      <w:r>
-        <w:rPr>
-          <w:rStyle w:val="OperatorTok"/>
-        </w:rPr>
-        <w:t xml:space="preserve">=</w:t>
-      </w:r>
-      <w:r>
-        <w:rPr>
-          <w:rStyle w:val="NormalTok"/>
-        </w:rPr>
-        <w:t xml:space="preserve"> os.getenv(</w:t>
-      </w:r>
-      <w:r>
-        <w:rPr>
-          <w:rStyle w:val="StringTok"/>
-        </w:rPr>
-        <w:t xml:space="preserve">"MAIL_USE_SSL"</w:t>
-      </w:r>
-      <w:r>
-        <w:rPr>
-          <w:rStyle w:val="NormalTok"/>
-        </w:rPr>
-        <w:t xml:space="preserve">, </w:t>
-      </w:r>
-      <w:r>
-        <w:rPr>
-          <w:rStyle w:val="StringTok"/>
-        </w:rPr>
-        <w:t xml:space="preserve">"False"</w:t>
-      </w:r>
-      <w:r>
-        <w:rPr>
-          <w:rStyle w:val="NormalTok"/>
-        </w:rPr>
-        <w:t xml:space="preserve">) </w:t>
-      </w:r>
-      <w:r>
-        <w:rPr>
-          <w:rStyle w:val="OperatorTok"/>
-        </w:rPr>
-        <w:t xml:space="preserve">==</w:t>
-      </w:r>
-      <w:r>
-        <w:rPr>
-          <w:rStyle w:val="NormalTok"/>
-        </w:rPr>
-        <w:t xml:space="preserve"> </w:t>
-      </w:r>
-      <w:r>
-        <w:rPr>
-          <w:rStyle w:val="StringTok"/>
-        </w:rPr>
-        <w:t xml:space="preserve">"True"</w:t>
-      </w:r>
-      <w:r>
-        <w:br/>
-      </w:r>
-      <w:r>
-        <w:rPr>
-          <w:rStyle w:val="NormalTok"/>
-        </w:rPr>
-        <w:t xml:space="preserve">    MAIL_DEFAULT_SENDER </w:t>
-      </w:r>
-      <w:r>
-        <w:rPr>
-          <w:rStyle w:val="OperatorTok"/>
-        </w:rPr>
-        <w:t xml:space="preserve">=</w:t>
-      </w:r>
-      <w:r>
-        <w:rPr>
-          <w:rStyle w:val="NormalTok"/>
-        </w:rPr>
-        <w:t xml:space="preserve"> os.getenv(</w:t>
-      </w:r>
-      <w:r>
-        <w:rPr>
-          <w:rStyle w:val="StringTok"/>
-        </w:rPr>
-        <w:t xml:space="preserve">"MAIL_DEFAULT_SENDER"</w:t>
-      </w:r>
-      <w:r>
-        <w:rPr>
-          <w:rStyle w:val="NormalTok"/>
-        </w:rPr>
-        <w:t xml:space="preserve">)</w:t>
-      </w:r>
-      <w:r>
-        <w:br/>
-      </w:r>
-      <w:r>
-        <w:br/>
-      </w:r>
-      <w:r>
-        <w:rPr>
-          <w:rStyle w:val="NormalTok"/>
-        </w:rPr>
-        <w:t xml:space="preserve">    OLLAMA_URL </w:t>
-      </w:r>
-      <w:r>
-        <w:rPr>
-          <w:rStyle w:val="OperatorTok"/>
-        </w:rPr>
-        <w:t xml:space="preserve">=</w:t>
-      </w:r>
-      <w:r>
-        <w:rPr>
-          <w:rStyle w:val="NormalTok"/>
-        </w:rPr>
-        <w:t xml:space="preserve"> os.getenv(</w:t>
-      </w:r>
-      <w:r>
-        <w:rPr>
-          <w:rStyle w:val="StringTok"/>
-        </w:rPr>
-        <w:t xml:space="preserve">"OLLAMA_URL"</w:t>
-      </w:r>
-      <w:r>
-        <w:rPr>
-          <w:rStyle w:val="NormalTok"/>
-        </w:rPr>
-        <w:t xml:space="preserve">, </w:t>
-      </w:r>
-      <w:r>
-        <w:rPr>
-          <w:rStyle w:val="StringTok"/>
-        </w:rPr>
-        <w:t xml:space="preserve">"http://localhost:11434"</w:t>
-      </w:r>
-      <w:r>
-        <w:rPr>
-          <w:rStyle w:val="NormalTok"/>
-        </w:rPr>
-        <w:t xml:space="preserve">)</w:t>
-      </w:r>
-      <w:r>
-        <w:br/>
-      </w:r>
-      <w:r>
-        <w:rPr>
-          <w:rStyle w:val="NormalTok"/>
-        </w:rPr>
-        <w:t xml:space="preserve">    OLLAMA_MODEL </w:t>
-      </w:r>
-      <w:r>
-        <w:rPr>
-          <w:rStyle w:val="OperatorTok"/>
-        </w:rPr>
-        <w:t xml:space="preserve">=</w:t>
-      </w:r>
-      <w:r>
-        <w:rPr>
-          <w:rStyle w:val="NormalTok"/>
-        </w:rPr>
-        <w:t xml:space="preserve"> os.getenv(</w:t>
-      </w:r>
-      <w:r>
-        <w:rPr>
-          <w:rStyle w:val="StringTok"/>
-        </w:rPr>
-        <w:t xml:space="preserve">"OLLAMA_MODEL"</w:t>
-      </w:r>
-      <w:r>
-        <w:rPr>
-          <w:rStyle w:val="NormalTok"/>
-        </w:rPr>
-        <w:t xml:space="preserve">, </w:t>
-      </w:r>
-      <w:r>
-        <w:rPr>
-          <w:rStyle w:val="StringTok"/>
-        </w:rPr>
-        <w:t xml:space="preserve">"llama3.1"</w:t>
-      </w:r>
-      <w:r>
-        <w:rPr>
-          <w:rStyle w:val="NormalTok"/>
-        </w:rPr>
-        <w:t xml:space="preserve">)</w:t>
+        <w:br/>
+        <w:br/>
+        <w:t xml:space="preserve">    # Clé de session Flask, DISTINCTE de JWT_SECRET_KEY : réutiliser une même</w:t>
+        <w:br/>
+        <w:t xml:space="preserve">    # clé pour deux usages cryptographiques différents fait qu'une fuite sur</w:t>
+        <w:br/>
+        <w:t xml:space="preserve">    # l'un compromet l'autre (séparation des clés). L'application n'utilise</w:t>
+        <w:br/>
+        <w:t xml:space="preserve">    # aucun cookie de session aujourd'hui, mais une clé absente ferait échouer</w:t>
+        <w:br/>
+        <w:t xml:space="preserve">    # silencieusement le premier usage ajouté — on l'exige au démarrage.</w:t>
+        <w:br/>
+        <w:t xml:space="preserve">    SECRET_KEY = os.environ.get("SECRET_KEY")</w:t>
+        <w:br/>
+        <w:t xml:space="preserve">    if not SECRET_KEY:</w:t>
+        <w:br/>
+        <w:t xml:space="preserve">        raise RuntimeError("SECRET_KEY est absente de l'environnement. ...")</w:t>
+        <w:br/>
+        <w:br/>
+        <w:t xml:space="preserve">    # Pilote l'attribut Secure du cookie de refresh. En dev le front tourne en</w:t>
+        <w:br/>
+        <w:t xml:space="preserve">    # http://localhost, un cookie Secure ne serait jamais envoyé ; hors dev,</w:t>
+        <w:br/>
+        <w:t xml:space="preserve">    # Secure est obligatoire sinon le jeton peut transiter en clair sur HTTP.</w:t>
+        <w:br/>
+        <w:t xml:space="preserve">    APP_ENV = os.getenv("APP_ENV", "development")</w:t>
+        <w:br/>
+        <w:t xml:space="preserve">    COOKIE_SECURE = APP_ENV != "development"</w:t>
+        <w:br/>
+        <w:br/>
+        <w:t xml:space="preserve">    # Origines autorisées à appeler l'API depuis un navigateur.</w:t>
+        <w:br/>
+        <w:t xml:space="preserve">    # La valeur était EN DUR dans create_app : « http://localhost:5173 », le</w:t>
+        <w:br/>
+        <w:t xml:space="preserve">    # serveur de développement de Vite. En conteneur, le frontend est servi par</w:t>
+        <w:br/>
+        <w:t xml:space="preserve">    # nginx sur un autre port, et toute requête du navigateur était refusée par</w:t>
+        <w:br/>
+        <w:t xml:space="preserve">    # la politique d'origine croisée — l'application semblait morte sans</w:t>
+        <w:br/>
+        <w:t xml:space="preserve">    # qu'aucune erreur serveur ne l'explique.</w:t>
+        <w:br/>
+        <w:t xml:space="preserve">    CORS_ORIGINS = [</w:t>
+        <w:br/>
+        <w:t xml:space="preserve">        origine.strip()</w:t>
+        <w:br/>
+        <w:t xml:space="preserve">        for origine in os.getenv("CORS_ORIGINS", "http://localhost:5173").split(",")</w:t>
+        <w:br/>
+        <w:t xml:space="preserve">        if origine.strip()</w:t>
+        <w:br/>
+        <w:t xml:space="preserve">    ]</w:t>
+        <w:br/>
+        <w:br/>
+        <w:t xml:space="preserve">    MAIL_SERVER = os.getenv("MAIL_SERVER")</w:t>
+        <w:br/>
+        <w:t xml:space="preserve">    MAIL_PORT = int(os.getenv("MAIL_PORT", 2525))</w:t>
+        <w:br/>
+        <w:t xml:space="preserve">    # ... MAIL_USERNAME, MAIL_PASSWORD, MAIL_USE_TLS, MAIL_USE_SSL,</w:t>
+        <w:br/>
+        <w:t xml:space="preserve">    #     MAIL_DEFAULT_SENDER : même schéma</w:t>
+        <w:br/>
+        <w:br/>
+        <w:t xml:space="preserve">    OLLAMA_URL = os.getenv("OLLAMA_URL", "http://localhost:11434")</w:t>
+        <w:br/>
+        <w:br/>
+        <w:t xml:space="preserve">    # Le critère de choix n'est PAS la taille, c'est l'ABSENCE DE MODE</w:t>
+        <w:br/>
+        <w:t xml:space="preserve">    # RAISONNEMENT. Mesuré sur la même machine, pour corriger « BJR je serai</w:t>
+        <w:br/>
+        <w:t xml:space="preserve">    # en retar » :</w:t>
+        <w:br/>
+        <w:t xml:space="preserve">    #</w:t>
+        <w:br/>
+        <w:t xml:space="preserve">    #              jetons générés   débit        durée</w:t>
+        <w:br/>
+        <w:t xml:space="preserve">    #   qwen3:4b         1 443      11,9 j/s    2 min 01 s</w:t>
+        <w:br/>
+        <w:t xml:space="preserve">    #   qwen2.5:3b           9      38,5 j/s       0,27 s</w:t>
+        <w:br/>
+        <w:t xml:space="preserve">    #</w:t>
+        <w:br/>
+        <w:t xml:space="preserve">    # qwen3 produit un monologue d'analyse avant de répondre, de taille à peu</w:t>
+        <w:br/>
+        <w:t xml:space="preserve">    # près constante : il « réfléchit » autant pour une faute d'orthographe que</w:t>
+        <w:br/>
+        <w:t xml:space="preserve">    # pour trois pages. Ni le champ `think` ni la consigne /no_think ne l'ont</w:t>
+        <w:br/>
+        <w:t xml:space="preserve">    # arrêté sur Ollama 0.35.1. Le facteur 440 ne vient donc pas du matériel</w:t>
+        <w:br/>
+        <w:t xml:space="preserve">    # mais du travail demandé.</w:t>
+        <w:br/>
+        <w:t xml:space="preserve">    OLLAMA_MODEL = os.getenv("OLLAMA_MODEL", "qwen2.5:3b")</w:t>
+        <w:br/>
+        <w:br/>
+        <w:t xml:space="preserve">    # Fenêtre de contexte, en jetons. TRANSMISE EXPLICITEMENT, parce que sans</w:t>
+        <w:br/>
+        <w:t xml:space="preserve">    # elle Ollama tronque SILENCIEUSEMENT les prompts trop longs — et la coupe</w:t>
+        <w:br/>
+        <w:t xml:space="preserve">    # se fait par l'AVANT, donc ce sont les consignes du gabarit qui</w:t>
+        <w:br/>
+        <w:t xml:space="preserve">    # disparaissent en premier, pas le texte de l'utilisateur.</w:t>
+        <w:br/>
+        <w:t xml:space="preserve">    #</w:t>
+        <w:br/>
+        <w:t xml:space="preserve">    # DIMENSIONNÉE, ET PAS GÉNÉREUSE « AU CAS OÙ ». Elle valait 8192, ce qui</w:t>
+        <w:br/>
+        <w:t xml:space="preserve">    # paraissait prudent et coûtait très cher :</w:t>
+        <w:br/>
+        <w:t xml:space="preserve">    #</w:t>
+        <w:br/>
+        <w:t xml:space="preserve">    #   num_ctx=4096   chargement   20,5 s</w:t>
+        <w:br/>
+        <w:t xml:space="preserve">    #   num_ctx=8192   chargement  426,9 s</w:t>
+        <w:br/>
+        <w:t xml:space="preserve">    #</w:t>
+        <w:br/>
+        <w:t xml:space="preserve">    # La relever sans relever IA_MAX_CONTENU_LENGTH n'apporte rien et peut</w:t>
+        <w:br/>
+        <w:t xml:space="preserve">    # rendre l'application inutilisable. Les deux vont ensemble.</w:t>
+        <w:br/>
+        <w:t xml:space="preserve">    OLLAMA_NUM_CTX = int(os.getenv("OLLAMA_NUM_CTX", 4096))</w:t>
+        <w:br/>
+        <w:br/>
+        <w:t xml:space="preserve">    # Durée de maintien du modèle en mémoire. Le défaut d'Ollama est de 5</w:t>
+        <w:br/>
+        <w:t xml:space="preserve">    # MINUTES, trop court pour un usage par intermittence : entre deux</w:t>
+        <w:br/>
+        <w:t xml:space="preserve">    # corrections espacées d'un quart d'heure, il faut tout recharger — et le</w:t>
+        <w:br/>
+        <w:t xml:space="preserve">    # chargement domine complètement le temps de réponse.</w:t>
+        <w:br/>
+        <w:t xml:space="preserve">    OLLAMA_KEEP_ALIVE = os.getenv("OLLAMA_KEEP_ALIVE", "30m")</w:t>
+        <w:br/>
+        <w:br/>
+        <w:t xml:space="preserve">    # Mode raisonnement, DÉSACTIVÉ par défaut : il n'apporte rien à des tâches</w:t>
+        <w:br/>
+        <w:t xml:space="preserve">    # de réécriture, et le laisser actif revient à payer un raisonnement dont</w:t>
+        <w:br/>
+        <w:t xml:space="preserve">    # la sortie est jetée.</w:t>
+        <w:br/>
+        <w:t xml:space="preserve">    OLLAMA_THINK = os.getenv("OLLAMA_THINK", "false").strip().lower() in {</w:t>
+        <w:br/>
+        <w:t xml:space="preserve">        "1", "true", "yes", "oui",</w:t>
+        <w:br/>
+        <w:t xml:space="preserve">    }</w:t>
+        <w:br/>
+        <w:br/>
+        <w:t xml:space="preserve">    # Délai pour ÉTABLIR la connexion. Il n'y a volontairement PAS de délai sur</w:t>
+        <w:br/>
+        <w:t xml:space="preserve">    # la LECTURE : une inférence sur processeur seul peut dépasser la minute, et</w:t>
+        <w:br/>
+        <w:t xml:space="preserve">    # la couper revient à jeter un texte qui était en train d'aboutir.</w:t>
+        <w:br/>
+        <w:t xml:space="preserve">    OLLAMA_CONNECT_TIMEOUT = int(os.getenv("OLLAMA_CONNECT_TIMEOUT", 10))</w:t>
+        <w:br/>
+        <w:br/>
+        <w:t xml:space="preserve">    # Taille maximale du texte soumis à l'IA. Ce n'est pas un garde-fou de</w:t>
+        <w:br/>
+        <w:t xml:space="preserve">    # sécurité mais la traduction d'une contrainte matérielle : maintenant</w:t>
+        <w:br/>
+        <w:t xml:space="preserve">    # qu'aucun délai ne coupe l'inférence, le plafond ne borne plus un échec</w:t>
+        <w:br/>
+        <w:t xml:space="preserve">    # technique mais une ATTENTE — environ 50 secondes à 15 jetons par seconde.</w:t>
+        <w:br/>
+        <w:t xml:space="preserve">    IA_MAX_CONTENU_LENGTH = int(os.getenv("IA_MAX_CONTENU_LENGTH", 3000))</w:t>
       </w:r>
     </w:p>
     <w:bookmarkEnd w:id="152"/>
@@ -71096,21 +68113,6 @@
           <w:rStyle w:val="NormalTok"/>
         </w:rPr>
         <w:t xml:space="preserve">        samesite="Strict",</w:t>
-      </w:r>
-      <w:r>
-        <w:rPr>
-          <w:rStyle w:val="OperatorTok"/>
-        </w:rPr>
-      </w:r>
-      <w:r>
-        <w:rPr>
-          <w:rStyle w:val="StringTok"/>
-        </w:rPr>
-      </w:r>
-      <w:r>
-        <w:rPr>
-          <w:rStyle w:val="NormalTok"/>
-        </w:rPr>
       </w:r>
       <w:r>
         <w:br/>
